--- a/docs_docx/tech.docx
+++ b/docs_docx/tech.docx
@@ -2,102 +2,20 @@
 <file path=word/document.xml><?xml version="1.0" encoding="utf-8"?>
 <w:document xmlns:wpc="http://schemas.microsoft.com/office/word/2010/wordprocessingCanvas" xmlns:mo="http://schemas.microsoft.com/office/mac/office/2008/main" xmlns:mc="http://schemas.openxmlformats.org/markup-compatibility/2006" xmlns:mv="urn:schemas-microsoft-com:mac:vml" xmlns:o="urn:schemas-microsoft-com:office:office" xmlns:r="http://schemas.openxmlformats.org/officeDocument/2006/relationships" xmlns:m="http://schemas.openxmlformats.org/officeDocument/2006/math" xmlns:v="urn:schemas-microsoft-com:vml" xmlns:wp14="http://schemas.microsoft.com/office/word/2010/wordprocessingDrawing" xmlns:wp="http://schemas.openxmlformats.org/drawingml/2006/wordprocessingDrawing" xmlns:w10="urn:schemas-microsoft-com:office:word" xmlns:w="http://schemas.openxmlformats.org/wordprocessingml/2006/main" xmlns:w14="http://schemas.microsoft.com/office/word/2010/wordml" xmlns:wpg="http://schemas.microsoft.com/office/word/2010/wordprocessingGroup" xmlns:wpi="http://schemas.microsoft.com/office/word/2010/wordprocessingInk" xmlns:wne="http://schemas.microsoft.com/office/word/2006/wordml" xmlns:wps="http://schemas.microsoft.com/office/word/2010/wordprocessingShape" mc:Ignorable="w14 wp14">
   <w:body>
+    <w:p>
+      <w:pPr>
+        <w:pStyle w:val="Heading1"/>
+        <w:jc w:val="left"/>
+      </w:pPr>
+      <w:r>
+        <w:t>Technical Design: Multimodal Crime / Incident Report Analyzer</w:t>
+      </w:r>
+    </w:p>
     <w:tbl>
       <w:tblPr>
-        <w:tblW w:type="pct" w:w="5000"/>
+        <w:tblStyle w:val="TableGrid"/>
+        <w:tblW w:type="auto" w:w="0"/>
         <w:jc w:val="center"/>
-        <w:tblLayout w:type="autofit"/>
-        <w:tblLook w:firstColumn="1" w:firstRow="1" w:lastColumn="0" w:lastRow="0" w:noHBand="0" w:noVBand="1" w:val="04A0"/>
-      </w:tblPr>
-      <w:tblGrid>
-        <w:gridCol w:w="10368"/>
-      </w:tblGrid>
-      <w:tr>
-        <w:tc>
-          <w:tcPr>
-            <w:tcW w:type="dxa" w:w="10368"/>
-            <w:shd w:fill="12385B"/>
-            <w:tcBorders>
-              <w:top w:val="single" w:sz="6" w:space="0" w:color="12385B"/>
-              <w:left w:val="single" w:sz="6" w:space="0" w:color="12385B"/>
-              <w:bottom w:val="single" w:sz="6" w:space="0" w:color="12385B"/>
-              <w:right w:val="single" w:sz="6" w:space="0" w:color="12385B"/>
-            </w:tcBorders>
-            <w:tcMar>
-              <w:top w:w="190" w:type="dxa"/>
-              <w:start w:w="180" w:type="dxa"/>
-              <w:bottom w:w="160" w:type="dxa"/>
-              <w:end w:w="180" w:type="dxa"/>
-            </w:tcMar>
-          </w:tcPr>
-          <w:p>
-            <w:pPr>
-              <w:jc w:val="left"/>
-            </w:pPr>
-            <w:r>
-              <w:rPr>
-                <w:rFonts w:ascii="Times New Roman" w:hAnsi="Times New Roman" w:eastAsia="Times New Roman"/>
-                <w:b/>
-                <w:i w:val="0"/>
-                <w:color w:val="FFFFFF"/>
-                <w:sz w:val="40"/>
-              </w:rPr>
-              <w:t>Technical Design</w:t>
-            </w:r>
-          </w:p>
-          <w:p>
-            <w:r>
-              <w:rPr>
-                <w:rFonts w:ascii="Times New Roman" w:hAnsi="Times New Roman" w:eastAsia="Times New Roman"/>
-                <w:b w:val="0"/>
-                <w:i w:val="0"/>
-                <w:color w:val="DDEBF7"/>
-                <w:sz w:val="25"/>
-              </w:rPr>
-              <w:t>Multimodal Crime / Incident Report Analyzer</w:t>
-            </w:r>
-          </w:p>
-        </w:tc>
-      </w:tr>
-      <w:tr>
-        <w:tc>
-          <w:tcPr>
-            <w:tcW w:type="dxa" w:w="10368"/>
-            <w:shd w:fill="D9EAF7"/>
-            <w:tcBorders>
-              <w:top w:val="single" w:sz="6" w:space="0" w:color="AAB8C5"/>
-              <w:left w:val="single" w:sz="6" w:space="0" w:color="AAB8C5"/>
-              <w:bottom w:val="single" w:sz="6" w:space="0" w:color="AAB8C5"/>
-              <w:right w:val="single" w:sz="6" w:space="0" w:color="AAB8C5"/>
-            </w:tcBorders>
-            <w:tcMar>
-              <w:top w:w="120" w:type="dxa"/>
-              <w:start w:w="180" w:type="dxa"/>
-              <w:bottom w:w="120" w:type="dxa"/>
-              <w:end w:w="180" w:type="dxa"/>
-            </w:tcMar>
-          </w:tcPr>
-          <w:p>
-            <w:r>
-              <w:rPr>
-                <w:rFonts w:ascii="Times New Roman" w:hAnsi="Times New Roman" w:eastAsia="Times New Roman"/>
-                <w:b w:val="0"/>
-                <w:i/>
-                <w:color w:val="12385B"/>
-                <w:sz w:val="25"/>
-              </w:rPr>
-              <w:t>Architecture, repository layout, modules, dependencies, run flow, and risks.</w:t>
-            </w:r>
-          </w:p>
-        </w:tc>
-      </w:tr>
-    </w:tbl>
-    <w:p/>
-    <w:tbl>
-      <w:tblPr>
-        <w:tblW w:type="pct" w:w="5000"/>
-        <w:jc w:val="center"/>
-        <w:tblLayout w:type="autofit"/>
         <w:tblLook w:firstColumn="1" w:firstRow="1" w:lastColumn="0" w:lastRow="0" w:noHBand="0" w:noVBand="1" w:val="04A0"/>
       </w:tblPr>
       <w:tblGrid>
@@ -110,31 +28,15 @@
         <w:tc>
           <w:tcPr>
             <w:tcW w:type="dxa" w:w="2592"/>
-            <w:shd w:fill="1F4E79"/>
-            <w:tcBorders>
-              <w:top w:val="single" w:sz="4" w:space="0" w:color="FFFFFF"/>
-              <w:left w:val="single" w:sz="4" w:space="0" w:color="FFFFFF"/>
-              <w:bottom w:val="single" w:sz="4" w:space="0" w:color="FFFFFF"/>
-              <w:right w:val="single" w:sz="4" w:space="0" w:color="FFFFFF"/>
-            </w:tcBorders>
-            <w:tcMar>
-              <w:top w:w="70" w:type="dxa"/>
-              <w:start w:w="80" w:type="dxa"/>
-              <w:bottom w:w="70" w:type="dxa"/>
-              <w:end w:w="80" w:type="dxa"/>
-            </w:tcMar>
+            <w:shd w:fill="D9EAF7"/>
+            <w:vAlign w:val="center"/>
           </w:tcPr>
           <w:p>
-            <w:pPr>
-              <w:jc w:val="center"/>
-            </w:pPr>
+            <w:r/>
             <w:r>
               <w:rPr>
-                <w:rFonts w:ascii="Times New Roman" w:hAnsi="Times New Roman" w:eastAsia="Times New Roman"/>
                 <w:b/>
-                <w:i w:val="0"/>
-                <w:color w:val="FFFFFF"/>
-                <w:sz w:val="21"/>
+                <w:sz w:val="17"/>
               </w:rPr>
               <w:t>Owner</w:t>
             </w:r>
@@ -143,31 +45,15 @@
         <w:tc>
           <w:tcPr>
             <w:tcW w:type="dxa" w:w="2592"/>
-            <w:shd w:fill="1F4E79"/>
-            <w:tcBorders>
-              <w:top w:val="single" w:sz="4" w:space="0" w:color="FFFFFF"/>
-              <w:left w:val="single" w:sz="4" w:space="0" w:color="FFFFFF"/>
-              <w:bottom w:val="single" w:sz="4" w:space="0" w:color="FFFFFF"/>
-              <w:right w:val="single" w:sz="4" w:space="0" w:color="FFFFFF"/>
-            </w:tcBorders>
-            <w:tcMar>
-              <w:top w:w="70" w:type="dxa"/>
-              <w:start w:w="80" w:type="dxa"/>
-              <w:bottom w:w="70" w:type="dxa"/>
-              <w:end w:w="80" w:type="dxa"/>
-            </w:tcMar>
+            <w:shd w:fill="D9EAF7"/>
+            <w:vAlign w:val="center"/>
           </w:tcPr>
           <w:p>
-            <w:pPr>
-              <w:jc w:val="center"/>
-            </w:pPr>
+            <w:r/>
             <w:r>
               <w:rPr>
-                <w:rFonts w:ascii="Times New Roman" w:hAnsi="Times New Roman" w:eastAsia="Times New Roman"/>
                 <w:b/>
-                <w:i w:val="0"/>
-                <w:color w:val="FFFFFF"/>
-                <w:sz w:val="21"/>
+                <w:sz w:val="17"/>
               </w:rPr>
               <w:t>Project Type</w:t>
             </w:r>
@@ -176,31 +62,15 @@
         <w:tc>
           <w:tcPr>
             <w:tcW w:type="dxa" w:w="2592"/>
-            <w:shd w:fill="1F4E79"/>
-            <w:tcBorders>
-              <w:top w:val="single" w:sz="4" w:space="0" w:color="FFFFFF"/>
-              <w:left w:val="single" w:sz="4" w:space="0" w:color="FFFFFF"/>
-              <w:bottom w:val="single" w:sz="4" w:space="0" w:color="FFFFFF"/>
-              <w:right w:val="single" w:sz="4" w:space="0" w:color="FFFFFF"/>
-            </w:tcBorders>
-            <w:tcMar>
-              <w:top w:w="70" w:type="dxa"/>
-              <w:start w:w="80" w:type="dxa"/>
-              <w:bottom w:w="70" w:type="dxa"/>
-              <w:end w:w="80" w:type="dxa"/>
-            </w:tcMar>
+            <w:shd w:fill="D9EAF7"/>
+            <w:vAlign w:val="center"/>
           </w:tcPr>
           <w:p>
-            <w:pPr>
-              <w:jc w:val="center"/>
-            </w:pPr>
+            <w:r/>
             <w:r>
               <w:rPr>
-                <w:rFonts w:ascii="Times New Roman" w:hAnsi="Times New Roman" w:eastAsia="Times New Roman"/>
                 <w:b/>
-                <w:i w:val="0"/>
-                <w:color w:val="FFFFFF"/>
-                <w:sz w:val="21"/>
+                <w:sz w:val="17"/>
               </w:rPr>
               <w:t>Date</w:t>
             </w:r>
@@ -209,31 +79,15 @@
         <w:tc>
           <w:tcPr>
             <w:tcW w:type="dxa" w:w="2592"/>
-            <w:shd w:fill="1F4E79"/>
-            <w:tcBorders>
-              <w:top w:val="single" w:sz="4" w:space="0" w:color="FFFFFF"/>
-              <w:left w:val="single" w:sz="4" w:space="0" w:color="FFFFFF"/>
-              <w:bottom w:val="single" w:sz="4" w:space="0" w:color="FFFFFF"/>
-              <w:right w:val="single" w:sz="4" w:space="0" w:color="FFFFFF"/>
-            </w:tcBorders>
-            <w:tcMar>
-              <w:top w:w="70" w:type="dxa"/>
-              <w:start w:w="80" w:type="dxa"/>
-              <w:bottom w:w="70" w:type="dxa"/>
-              <w:end w:w="80" w:type="dxa"/>
-            </w:tcMar>
+            <w:shd w:fill="D9EAF7"/>
+            <w:vAlign w:val="center"/>
           </w:tcPr>
           <w:p>
-            <w:pPr>
-              <w:jc w:val="center"/>
-            </w:pPr>
+            <w:r/>
             <w:r>
               <w:rPr>
-                <w:rFonts w:ascii="Times New Roman" w:hAnsi="Times New Roman" w:eastAsia="Times New Roman"/>
                 <w:b/>
-                <w:i w:val="0"/>
-                <w:color w:val="FFFFFF"/>
-                <w:sz w:val="21"/>
+                <w:sz w:val="17"/>
               </w:rPr>
               <w:t>Submission</w:t>
             </w:r>
@@ -244,31 +98,14 @@
         <w:tc>
           <w:tcPr>
             <w:tcW w:type="dxa" w:w="2592"/>
-            <w:shd w:fill="F3F6F8"/>
-            <w:tcBorders>
-              <w:top w:val="single" w:sz="4" w:space="0" w:color="D0D7DE"/>
-              <w:left w:val="single" w:sz="4" w:space="0" w:color="D0D7DE"/>
-              <w:bottom w:val="single" w:sz="4" w:space="0" w:color="D0D7DE"/>
-              <w:right w:val="single" w:sz="4" w:space="0" w:color="D0D7DE"/>
-            </w:tcBorders>
-            <w:tcMar>
-              <w:top w:w="70" w:type="dxa"/>
-              <w:start w:w="80" w:type="dxa"/>
-              <w:bottom w:w="70" w:type="dxa"/>
-              <w:end w:w="80" w:type="dxa"/>
-            </w:tcMar>
+            <w:vAlign w:val="top"/>
           </w:tcPr>
           <w:p>
-            <w:pPr>
-              <w:jc w:val="center"/>
-            </w:pPr>
+            <w:r/>
             <w:r>
               <w:rPr>
-                <w:rFonts w:ascii="Times New Roman" w:hAnsi="Times New Roman" w:eastAsia="Times New Roman"/>
                 <w:b w:val="0"/>
-                <w:i w:val="0"/>
-                <w:color w:val="1F1F1F"/>
-                <w:sz w:val="21"/>
+                <w:sz w:val="17"/>
               </w:rPr>
               <w:t>Group 2</w:t>
             </w:r>
@@ -277,31 +114,14 @@
         <w:tc>
           <w:tcPr>
             <w:tcW w:type="dxa" w:w="2592"/>
-            <w:shd w:fill="F3F6F8"/>
-            <w:tcBorders>
-              <w:top w:val="single" w:sz="4" w:space="0" w:color="D0D7DE"/>
-              <w:left w:val="single" w:sz="4" w:space="0" w:color="D0D7DE"/>
-              <w:bottom w:val="single" w:sz="4" w:space="0" w:color="D0D7DE"/>
-              <w:right w:val="single" w:sz="4" w:space="0" w:color="D0D7DE"/>
-            </w:tcBorders>
-            <w:tcMar>
-              <w:top w:w="70" w:type="dxa"/>
-              <w:start w:w="80" w:type="dxa"/>
-              <w:bottom w:w="70" w:type="dxa"/>
-              <w:end w:w="80" w:type="dxa"/>
-            </w:tcMar>
+            <w:vAlign w:val="top"/>
           </w:tcPr>
           <w:p>
-            <w:pPr>
-              <w:jc w:val="center"/>
-            </w:pPr>
+            <w:r/>
             <w:r>
               <w:rPr>
-                <w:rFonts w:ascii="Times New Roman" w:hAnsi="Times New Roman" w:eastAsia="Times New Roman"/>
                 <w:b w:val="0"/>
-                <w:i w:val="0"/>
-                <w:color w:val="1F1F1F"/>
-                <w:sz w:val="21"/>
+                <w:sz w:val="17"/>
               </w:rPr>
               <w:t>Class prototype only</w:t>
             </w:r>
@@ -310,64 +130,30 @@
         <w:tc>
           <w:tcPr>
             <w:tcW w:type="dxa" w:w="2592"/>
-            <w:shd w:fill="F3F6F8"/>
-            <w:tcBorders>
-              <w:top w:val="single" w:sz="4" w:space="0" w:color="D0D7DE"/>
-              <w:left w:val="single" w:sz="4" w:space="0" w:color="D0D7DE"/>
-              <w:bottom w:val="single" w:sz="4" w:space="0" w:color="D0D7DE"/>
-              <w:right w:val="single" w:sz="4" w:space="0" w:color="D0D7DE"/>
-            </w:tcBorders>
-            <w:tcMar>
-              <w:top w:w="70" w:type="dxa"/>
-              <w:start w:w="80" w:type="dxa"/>
-              <w:bottom w:w="70" w:type="dxa"/>
-              <w:end w:w="80" w:type="dxa"/>
-            </w:tcMar>
+            <w:vAlign w:val="top"/>
           </w:tcPr>
           <w:p>
-            <w:pPr>
-              <w:jc w:val="center"/>
-            </w:pPr>
+            <w:r/>
             <w:r>
               <w:rPr>
-                <w:rFonts w:ascii="Times New Roman" w:hAnsi="Times New Roman" w:eastAsia="Times New Roman"/>
                 <w:b w:val="0"/>
-                <w:i w:val="0"/>
-                <w:color w:val="1F1F1F"/>
-                <w:sz w:val="21"/>
+                <w:sz w:val="17"/>
               </w:rPr>
-              <w:t>June 15, 2026</w:t>
+              <w:t>June 19, 2026</w:t>
             </w:r>
           </w:p>
         </w:tc>
         <w:tc>
           <w:tcPr>
             <w:tcW w:type="dxa" w:w="2592"/>
-            <w:shd w:fill="F3F6F8"/>
-            <w:tcBorders>
-              <w:top w:val="single" w:sz="4" w:space="0" w:color="D0D7DE"/>
-              <w:left w:val="single" w:sz="4" w:space="0" w:color="D0D7DE"/>
-              <w:bottom w:val="single" w:sz="4" w:space="0" w:color="D0D7DE"/>
-              <w:right w:val="single" w:sz="4" w:space="0" w:color="D0D7DE"/>
-            </w:tcBorders>
-            <w:tcMar>
-              <w:top w:w="70" w:type="dxa"/>
-              <w:start w:w="80" w:type="dxa"/>
-              <w:bottom w:w="70" w:type="dxa"/>
-              <w:end w:w="80" w:type="dxa"/>
-            </w:tcMar>
+            <w:vAlign w:val="top"/>
           </w:tcPr>
           <w:p>
-            <w:pPr>
-              <w:jc w:val="center"/>
-            </w:pPr>
+            <w:r/>
             <w:r>
               <w:rPr>
-                <w:rFonts w:ascii="Times New Roman" w:hAnsi="Times New Roman" w:eastAsia="Times New Roman"/>
                 <w:b w:val="0"/>
-                <w:i w:val="0"/>
-                <w:color w:val="1F1F1F"/>
-                <w:sz w:val="21"/>
+                <w:sz w:val="17"/>
               </w:rPr>
               <w:t>June 26, 2026</w:t>
             </w:r>
@@ -378,105 +164,1328 @@
     <w:p/>
     <w:p>
       <w:pPr>
-        <w:pStyle w:val="Heading1"/>
-        <w:pBdr>
-          <w:bottom w:val="single" w:sz="6" w:space="4" w:color="D9EAF7"/>
-        </w:pBdr>
+        <w:pStyle w:val="Heading2"/>
+      </w:pPr>
+      <w:r>
+        <w:t>1. Architecture</w:t>
+      </w:r>
+    </w:p>
+    <w:p>
+      <w:pPr>
+        <w:spacing w:after="120"/>
+        <w:ind w:left="360"/>
       </w:pPr>
       <w:r>
         <w:rPr>
-          <w:rFonts w:ascii="Times New Roman" w:hAnsi="Times New Roman" w:eastAsia="Times New Roman"/>
-          <w:b/>
-          <w:i w:val="0"/>
-          <w:color w:val="12385B"/>
-          <w:sz w:val="36"/>
+          <w:rFonts w:ascii="Courier New" w:hAnsi="Courier New" w:eastAsia="Courier New"/>
+          <w:sz w:val="17"/>
         </w:rPr>
-        <w:t>1. Architecture</w:t>
+        <w:t>Streamlit App</w:t>
+        <w:br/>
+      </w:r>
+      <w:r>
+        <w:rPr>
+          <w:rFonts w:ascii="Courier New" w:hAnsi="Courier New" w:eastAsia="Courier New"/>
+          <w:sz w:val="17"/>
+        </w:rPr>
+        <w:t xml:space="preserve">  ├── Single-file uploader</w:t>
+        <w:br/>
+      </w:r>
+      <w:r>
+        <w:rPr>
+          <w:rFonts w:ascii="Courier New" w:hAnsi="Courier New" w:eastAsia="Courier New"/>
+          <w:sz w:val="17"/>
+        </w:rPr>
+        <w:t xml:space="preserve">  ├── File type detector</w:t>
+        <w:br/>
+      </w:r>
+      <w:r>
+        <w:rPr>
+          <w:rFonts w:ascii="Courier New" w:hAnsi="Courier New" w:eastAsia="Courier New"/>
+          <w:sz w:val="17"/>
+        </w:rPr>
+        <w:t xml:space="preserve">  ├── Synchronous extractor router</w:t>
+        <w:br/>
+      </w:r>
+      <w:r>
+        <w:rPr>
+          <w:rFonts w:ascii="Courier New" w:hAnsi="Courier New" w:eastAsia="Courier New"/>
+          <w:sz w:val="17"/>
+        </w:rPr>
+        <w:t xml:space="preserve">  │     ├── audio processor</w:t>
+        <w:br/>
+      </w:r>
+      <w:r>
+        <w:rPr>
+          <w:rFonts w:ascii="Courier New" w:hAnsi="Courier New" w:eastAsia="Courier New"/>
+          <w:sz w:val="17"/>
+        </w:rPr>
+        <w:t xml:space="preserve">  │     ├── pdf processor</w:t>
+        <w:br/>
+      </w:r>
+      <w:r>
+        <w:rPr>
+          <w:rFonts w:ascii="Courier New" w:hAnsi="Courier New" w:eastAsia="Courier New"/>
+          <w:sz w:val="17"/>
+        </w:rPr>
+        <w:t xml:space="preserve">  │     ├── image processor</w:t>
+        <w:br/>
+      </w:r>
+      <w:r>
+        <w:rPr>
+          <w:rFonts w:ascii="Courier New" w:hAnsi="Courier New" w:eastAsia="Courier New"/>
+          <w:sz w:val="17"/>
+        </w:rPr>
+        <w:t xml:space="preserve">  │     ├── video processor</w:t>
+        <w:br/>
+      </w:r>
+      <w:r>
+        <w:rPr>
+          <w:rFonts w:ascii="Courier New" w:hAnsi="Courier New" w:eastAsia="Courier New"/>
+          <w:sz w:val="17"/>
+        </w:rPr>
+        <w:t xml:space="preserve">  │     ├── text processor</w:t>
+        <w:br/>
+      </w:r>
+      <w:r>
+        <w:rPr>
+          <w:rFonts w:ascii="Courier New" w:hAnsi="Courier New" w:eastAsia="Courier New"/>
+          <w:sz w:val="17"/>
+        </w:rPr>
+        <w:t xml:space="preserve">  │     ├── csv processor</w:t>
+        <w:br/>
+      </w:r>
+      <w:r>
+        <w:rPr>
+          <w:rFonts w:ascii="Courier New" w:hAnsi="Courier New" w:eastAsia="Courier New"/>
+          <w:sz w:val="17"/>
+        </w:rPr>
+        <w:t xml:space="preserve">  │     └── json processor</w:t>
+        <w:br/>
+      </w:r>
+      <w:r>
+        <w:rPr>
+          <w:rFonts w:ascii="Courier New" w:hAnsi="Courier New" w:eastAsia="Courier New"/>
+          <w:sz w:val="17"/>
+        </w:rPr>
+        <w:t xml:space="preserve">  ├── Student 6 integration</w:t>
+        <w:br/>
+      </w:r>
+      <w:r>
+        <w:rPr>
+          <w:rFonts w:ascii="Courier New" w:hAnsi="Courier New" w:eastAsia="Courier New"/>
+          <w:sz w:val="17"/>
+        </w:rPr>
+        <w:t xml:space="preserve">  ├── Separate LLM summarizer folder/function</w:t>
+        <w:br/>
+      </w:r>
+      <w:r>
+        <w:rPr>
+          <w:rFonts w:ascii="Courier New" w:hAnsi="Courier New" w:eastAsia="Courier New"/>
+          <w:sz w:val="17"/>
+        </w:rPr>
+        <w:t xml:space="preserve">  ├── INC_TYPE_NUMBER ID generator</w:t>
+        <w:br/>
+      </w:r>
+      <w:r>
+        <w:rPr>
+          <w:rFonts w:ascii="Courier New" w:hAnsi="Courier New" w:eastAsia="Courier New"/>
+          <w:sz w:val="17"/>
+        </w:rPr>
+        <w:t xml:space="preserve">  ├── Supabase insert/query wrapper</w:t>
+        <w:br/>
+      </w:r>
+      <w:r>
+        <w:rPr>
+          <w:rFonts w:ascii="Courier New" w:hAnsi="Courier New" w:eastAsia="Courier New"/>
+          <w:sz w:val="17"/>
+        </w:rPr>
+        <w:t xml:space="preserve">  └── Dashboard + final CSV export</w:t>
+        <w:br/>
+      </w:r>
+      <w:r>
+        <w:rPr>
+          <w:rFonts w:ascii="Courier New" w:hAnsi="Courier New" w:eastAsia="Courier New"/>
+          <w:sz w:val="17"/>
+        </w:rPr>
+        <w:br/>
+      </w:r>
+      <w:r>
+        <w:rPr>
+          <w:rFonts w:ascii="Courier New" w:hAnsi="Courier New" w:eastAsia="Courier New"/>
+          <w:sz w:val="17"/>
+        </w:rPr>
+        <w:t>Supabase Postgres</w:t>
+        <w:br/>
+      </w:r>
+      <w:r>
+        <w:rPr>
+          <w:rFonts w:ascii="Courier New" w:hAnsi="Courier New" w:eastAsia="Courier New"/>
+          <w:sz w:val="17"/>
+        </w:rPr>
+        <w:t xml:space="preserve">  └── incidents table = source of truth after insert</w:t>
+        <w:br/>
+      </w:r>
+    </w:p>
+    <w:p>
+      <w:pPr>
+        <w:spacing w:after="80"/>
+      </w:pPr>
+      <w:r>
+        <w:t>Old local-folder ingestion, watch-folder monitoring, SQLite, AWS no-billing deployment plan, and local final CSV as source of truth are removed from the MVP architecture.</w:t>
+      </w:r>
+    </w:p>
+    <w:p>
+      <w:pPr>
+        <w:pStyle w:val="Heading2"/>
+      </w:pPr>
+      <w:r>
+        <w:t>2. Repository Structure</w:t>
+      </w:r>
+    </w:p>
+    <w:p>
+      <w:pPr>
+        <w:spacing w:after="120"/>
+        <w:ind w:left="360"/>
+      </w:pPr>
+      <w:r>
+        <w:rPr>
+          <w:rFonts w:ascii="Courier New" w:hAnsi="Courier New" w:eastAsia="Courier New"/>
+          <w:sz w:val="17"/>
+        </w:rPr>
+        <w:t>multimodal-incident-analyzer/</w:t>
+        <w:br/>
+      </w:r>
+      <w:r>
+        <w:rPr>
+          <w:rFonts w:ascii="Courier New" w:hAnsi="Courier New" w:eastAsia="Courier New"/>
+          <w:sz w:val="17"/>
+        </w:rPr>
+        <w:t>├── README.md</w:t>
+        <w:br/>
+      </w:r>
+      <w:r>
+        <w:rPr>
+          <w:rFonts w:ascii="Courier New" w:hAnsi="Courier New" w:eastAsia="Courier New"/>
+          <w:sz w:val="17"/>
+        </w:rPr>
+        <w:t>├── requirements.txt</w:t>
+        <w:br/>
+      </w:r>
+      <w:r>
+        <w:rPr>
+          <w:rFonts w:ascii="Courier New" w:hAnsi="Courier New" w:eastAsia="Courier New"/>
+          <w:sz w:val="17"/>
+        </w:rPr>
+        <w:t>├── .env.example</w:t>
+        <w:br/>
+      </w:r>
+      <w:r>
+        <w:rPr>
+          <w:rFonts w:ascii="Courier New" w:hAnsi="Courier New" w:eastAsia="Courier New"/>
+          <w:sz w:val="17"/>
+        </w:rPr>
+        <w:t>├── .gitignore</w:t>
+        <w:br/>
+      </w:r>
+      <w:r>
+        <w:rPr>
+          <w:rFonts w:ascii="Courier New" w:hAnsi="Courier New" w:eastAsia="Courier New"/>
+          <w:sz w:val="17"/>
+        </w:rPr>
+        <w:t>├── app.py</w:t>
+        <w:br/>
+      </w:r>
+      <w:r>
+        <w:rPr>
+          <w:rFonts w:ascii="Courier New" w:hAnsi="Courier New" w:eastAsia="Courier New"/>
+          <w:sz w:val="17"/>
+        </w:rPr>
+        <w:t>├── docs/</w:t>
+        <w:br/>
+      </w:r>
+      <w:r>
+        <w:rPr>
+          <w:rFonts w:ascii="Courier New" w:hAnsi="Courier New" w:eastAsia="Courier New"/>
+          <w:sz w:val="17"/>
+        </w:rPr>
+        <w:t>│   ├── PRD.md</w:t>
+        <w:br/>
+      </w:r>
+      <w:r>
+        <w:rPr>
+          <w:rFonts w:ascii="Courier New" w:hAnsi="Courier New" w:eastAsia="Courier New"/>
+          <w:sz w:val="17"/>
+        </w:rPr>
+        <w:t>│   ├── specs.md</w:t>
+        <w:br/>
+      </w:r>
+      <w:r>
+        <w:rPr>
+          <w:rFonts w:ascii="Courier New" w:hAnsi="Courier New" w:eastAsia="Courier New"/>
+          <w:sz w:val="17"/>
+        </w:rPr>
+        <w:t>│   ├── tech.md</w:t>
+        <w:br/>
+      </w:r>
+      <w:r>
+        <w:rPr>
+          <w:rFonts w:ascii="Courier New" w:hAnsi="Courier New" w:eastAsia="Courier New"/>
+          <w:sz w:val="17"/>
+        </w:rPr>
+        <w:t>│   ├── rules.md</w:t>
+        <w:br/>
+      </w:r>
+      <w:r>
+        <w:rPr>
+          <w:rFonts w:ascii="Courier New" w:hAnsi="Courier New" w:eastAsia="Courier New"/>
+          <w:sz w:val="17"/>
+        </w:rPr>
+        <w:t>│   └── tickets.md</w:t>
+        <w:br/>
+      </w:r>
+      <w:r>
+        <w:rPr>
+          <w:rFonts w:ascii="Courier New" w:hAnsi="Courier New" w:eastAsia="Courier New"/>
+          <w:sz w:val="17"/>
+        </w:rPr>
+        <w:t>├── sql/</w:t>
+        <w:br/>
+      </w:r>
+      <w:r>
+        <w:rPr>
+          <w:rFonts w:ascii="Courier New" w:hAnsi="Courier New" w:eastAsia="Courier New"/>
+          <w:sz w:val="17"/>
+        </w:rPr>
+        <w:t>│   └── create_incidents_table.sql</w:t>
+        <w:br/>
+      </w:r>
+      <w:r>
+        <w:rPr>
+          <w:rFonts w:ascii="Courier New" w:hAnsi="Courier New" w:eastAsia="Courier New"/>
+          <w:sz w:val="17"/>
+        </w:rPr>
+        <w:t>├── src/</w:t>
+        <w:br/>
+      </w:r>
+      <w:r>
+        <w:rPr>
+          <w:rFonts w:ascii="Courier New" w:hAnsi="Courier New" w:eastAsia="Courier New"/>
+          <w:sz w:val="17"/>
+        </w:rPr>
+        <w:t>│   ├── __init__.py</w:t>
+        <w:br/>
+      </w:r>
+      <w:r>
+        <w:rPr>
+          <w:rFonts w:ascii="Courier New" w:hAnsi="Courier New" w:eastAsia="Courier New"/>
+          <w:sz w:val="17"/>
+        </w:rPr>
+        <w:t>│   ├── file_type.py</w:t>
+        <w:br/>
+      </w:r>
+      <w:r>
+        <w:rPr>
+          <w:rFonts w:ascii="Courier New" w:hAnsi="Courier New" w:eastAsia="Courier New"/>
+          <w:sz w:val="17"/>
+        </w:rPr>
+        <w:t>│   ├── id_generator.py</w:t>
+        <w:br/>
+      </w:r>
+      <w:r>
+        <w:rPr>
+          <w:rFonts w:ascii="Courier New" w:hAnsi="Courier New" w:eastAsia="Courier New"/>
+          <w:sz w:val="17"/>
+        </w:rPr>
+        <w:t>│   ├── supabase_client.py</w:t>
+        <w:br/>
+      </w:r>
+      <w:r>
+        <w:rPr>
+          <w:rFonts w:ascii="Courier New" w:hAnsi="Courier New" w:eastAsia="Courier New"/>
+          <w:sz w:val="17"/>
+        </w:rPr>
+        <w:t>│   ├── extractors/</w:t>
+        <w:br/>
+      </w:r>
+      <w:r>
+        <w:rPr>
+          <w:rFonts w:ascii="Courier New" w:hAnsi="Courier New" w:eastAsia="Courier New"/>
+          <w:sz w:val="17"/>
+        </w:rPr>
+        <w:t>│   │   ├── __init__.py</w:t>
+        <w:br/>
+      </w:r>
+      <w:r>
+        <w:rPr>
+          <w:rFonts w:ascii="Courier New" w:hAnsi="Courier New" w:eastAsia="Courier New"/>
+          <w:sz w:val="17"/>
+        </w:rPr>
+        <w:t>│   │   ├── audio_processor.py</w:t>
+        <w:br/>
+      </w:r>
+      <w:r>
+        <w:rPr>
+          <w:rFonts w:ascii="Courier New" w:hAnsi="Courier New" w:eastAsia="Courier New"/>
+          <w:sz w:val="17"/>
+        </w:rPr>
+        <w:t>│   │   ├── pdf_processor.py</w:t>
+        <w:br/>
+      </w:r>
+      <w:r>
+        <w:rPr>
+          <w:rFonts w:ascii="Courier New" w:hAnsi="Courier New" w:eastAsia="Courier New"/>
+          <w:sz w:val="17"/>
+        </w:rPr>
+        <w:t>│   │   ├── image_processor.py</w:t>
+        <w:br/>
+      </w:r>
+      <w:r>
+        <w:rPr>
+          <w:rFonts w:ascii="Courier New" w:hAnsi="Courier New" w:eastAsia="Courier New"/>
+          <w:sz w:val="17"/>
+        </w:rPr>
+        <w:t>│   │   ├── video_processor.py</w:t>
+        <w:br/>
+      </w:r>
+      <w:r>
+        <w:rPr>
+          <w:rFonts w:ascii="Courier New" w:hAnsi="Courier New" w:eastAsia="Courier New"/>
+          <w:sz w:val="17"/>
+        </w:rPr>
+        <w:t>│   │   ├── text_processor.py</w:t>
+        <w:br/>
+      </w:r>
+      <w:r>
+        <w:rPr>
+          <w:rFonts w:ascii="Courier New" w:hAnsi="Courier New" w:eastAsia="Courier New"/>
+          <w:sz w:val="17"/>
+        </w:rPr>
+        <w:t>│   │   ├── csv_processor.py</w:t>
+        <w:br/>
+      </w:r>
+      <w:r>
+        <w:rPr>
+          <w:rFonts w:ascii="Courier New" w:hAnsi="Courier New" w:eastAsia="Courier New"/>
+          <w:sz w:val="17"/>
+        </w:rPr>
+        <w:t>│   │   └── json_processor.py</w:t>
+        <w:br/>
+      </w:r>
+      <w:r>
+        <w:rPr>
+          <w:rFonts w:ascii="Courier New" w:hAnsi="Courier New" w:eastAsia="Courier New"/>
+          <w:sz w:val="17"/>
+        </w:rPr>
+        <w:t>│   ├── integration/</w:t>
+        <w:br/>
+      </w:r>
+      <w:r>
+        <w:rPr>
+          <w:rFonts w:ascii="Courier New" w:hAnsi="Courier New" w:eastAsia="Courier New"/>
+          <w:sz w:val="17"/>
+        </w:rPr>
+        <w:t>│   │   ├── __init__.py</w:t>
+        <w:br/>
+      </w:r>
+      <w:r>
+        <w:rPr>
+          <w:rFonts w:ascii="Courier New" w:hAnsi="Courier New" w:eastAsia="Courier New"/>
+          <w:sz w:val="17"/>
+        </w:rPr>
+        <w:t>│   │   ├── student6_integration.py</w:t>
+        <w:br/>
+      </w:r>
+      <w:r>
+        <w:rPr>
+          <w:rFonts w:ascii="Courier New" w:hAnsi="Courier New" w:eastAsia="Courier New"/>
+          <w:sz w:val="17"/>
+        </w:rPr>
+        <w:t>│   │   ├── severity.py</w:t>
+        <w:br/>
+      </w:r>
+      <w:r>
+        <w:rPr>
+          <w:rFonts w:ascii="Courier New" w:hAnsi="Courier New" w:eastAsia="Courier New"/>
+          <w:sz w:val="17"/>
+        </w:rPr>
+        <w:t>│   │   └── validators.py</w:t>
+        <w:br/>
+      </w:r>
+      <w:r>
+        <w:rPr>
+          <w:rFonts w:ascii="Courier New" w:hAnsi="Courier New" w:eastAsia="Courier New"/>
+          <w:sz w:val="17"/>
+        </w:rPr>
+        <w:t>│   ├── llm_summarizer/</w:t>
+        <w:br/>
+      </w:r>
+      <w:r>
+        <w:rPr>
+          <w:rFonts w:ascii="Courier New" w:hAnsi="Courier New" w:eastAsia="Courier New"/>
+          <w:sz w:val="17"/>
+        </w:rPr>
+        <w:t>│   │   ├── __init__.py</w:t>
+        <w:br/>
+      </w:r>
+      <w:r>
+        <w:rPr>
+          <w:rFonts w:ascii="Courier New" w:hAnsi="Courier New" w:eastAsia="Courier New"/>
+          <w:sz w:val="17"/>
+        </w:rPr>
+        <w:t>│   │   ├── summarizer.py</w:t>
+        <w:br/>
+      </w:r>
+      <w:r>
+        <w:rPr>
+          <w:rFonts w:ascii="Courier New" w:hAnsi="Courier New" w:eastAsia="Courier New"/>
+          <w:sz w:val="17"/>
+        </w:rPr>
+        <w:t>│   │   ├── prompts.py</w:t>
+        <w:br/>
+      </w:r>
+      <w:r>
+        <w:rPr>
+          <w:rFonts w:ascii="Courier New" w:hAnsi="Courier New" w:eastAsia="Courier New"/>
+          <w:sz w:val="17"/>
+        </w:rPr>
+        <w:t>│   │   ├── fallback.py</w:t>
+        <w:br/>
+      </w:r>
+      <w:r>
+        <w:rPr>
+          <w:rFonts w:ascii="Courier New" w:hAnsi="Courier New" w:eastAsia="Courier New"/>
+          <w:sz w:val="17"/>
+        </w:rPr>
+        <w:t>│   │   └── schemas.py</w:t>
+        <w:br/>
+      </w:r>
+      <w:r>
+        <w:rPr>
+          <w:rFonts w:ascii="Courier New" w:hAnsi="Courier New" w:eastAsia="Courier New"/>
+          <w:sz w:val="17"/>
+        </w:rPr>
+        <w:t>│   └── export/</w:t>
+        <w:br/>
+      </w:r>
+      <w:r>
+        <w:rPr>
+          <w:rFonts w:ascii="Courier New" w:hAnsi="Courier New" w:eastAsia="Courier New"/>
+          <w:sz w:val="17"/>
+        </w:rPr>
+        <w:t>│       ├── __init__.py</w:t>
+        <w:br/>
+      </w:r>
+      <w:r>
+        <w:rPr>
+          <w:rFonts w:ascii="Courier New" w:hAnsi="Courier New" w:eastAsia="Courier New"/>
+          <w:sz w:val="17"/>
+        </w:rPr>
+        <w:t>│       └── csv_export.py</w:t>
+        <w:br/>
+      </w:r>
+      <w:r>
+        <w:rPr>
+          <w:rFonts w:ascii="Courier New" w:hAnsi="Courier New" w:eastAsia="Courier New"/>
+          <w:sz w:val="17"/>
+        </w:rPr>
+        <w:t>├── diagrams/</w:t>
+        <w:br/>
+      </w:r>
+      <w:r>
+        <w:rPr>
+          <w:rFonts w:ascii="Courier New" w:hAnsi="Courier New" w:eastAsia="Courier New"/>
+          <w:sz w:val="17"/>
+        </w:rPr>
+        <w:t>│   └── architecture.png</w:t>
+        <w:br/>
+      </w:r>
+      <w:r>
+        <w:rPr>
+          <w:rFonts w:ascii="Courier New" w:hAnsi="Courier New" w:eastAsia="Courier New"/>
+          <w:sz w:val="17"/>
+        </w:rPr>
+        <w:t>├── reports/</w:t>
+        <w:br/>
+      </w:r>
+      <w:r>
+        <w:rPr>
+          <w:rFonts w:ascii="Courier New" w:hAnsi="Courier New" w:eastAsia="Courier New"/>
+          <w:sz w:val="17"/>
+        </w:rPr>
+        <w:t>│   └── project_report.md</w:t>
+        <w:br/>
+      </w:r>
+      <w:r>
+        <w:rPr>
+          <w:rFonts w:ascii="Courier New" w:hAnsi="Courier New" w:eastAsia="Courier New"/>
+          <w:sz w:val="17"/>
+        </w:rPr>
+        <w:t>└── tests/</w:t>
+        <w:br/>
+      </w:r>
+      <w:r>
+        <w:rPr>
+          <w:rFonts w:ascii="Courier New" w:hAnsi="Courier New" w:eastAsia="Courier New"/>
+          <w:sz w:val="17"/>
+        </w:rPr>
+        <w:t xml:space="preserve">    ├── test_file_type_detector.py</w:t>
+        <w:br/>
+      </w:r>
+      <w:r>
+        <w:rPr>
+          <w:rFonts w:ascii="Courier New" w:hAnsi="Courier New" w:eastAsia="Courier New"/>
+          <w:sz w:val="17"/>
+        </w:rPr>
+        <w:t xml:space="preserve">    ├── test_extractor_schema.py</w:t>
+        <w:br/>
+      </w:r>
+      <w:r>
+        <w:rPr>
+          <w:rFonts w:ascii="Courier New" w:hAnsi="Courier New" w:eastAsia="Courier New"/>
+          <w:sz w:val="17"/>
+        </w:rPr>
+        <w:t xml:space="preserve">    ├── test_student6_integration_schema.py</w:t>
+        <w:br/>
+      </w:r>
+      <w:r>
+        <w:rPr>
+          <w:rFonts w:ascii="Courier New" w:hAnsi="Courier New" w:eastAsia="Courier New"/>
+          <w:sz w:val="17"/>
+        </w:rPr>
+        <w:t xml:space="preserve">    ├── test_llm_summarizer.py</w:t>
+        <w:br/>
+      </w:r>
+      <w:r>
+        <w:rPr>
+          <w:rFonts w:ascii="Courier New" w:hAnsi="Courier New" w:eastAsia="Courier New"/>
+          <w:sz w:val="17"/>
+        </w:rPr>
+        <w:t xml:space="preserve">    ├── test_id_generator.py</w:t>
+        <w:br/>
+      </w:r>
+      <w:r>
+        <w:rPr>
+          <w:rFonts w:ascii="Courier New" w:hAnsi="Courier New" w:eastAsia="Courier New"/>
+          <w:sz w:val="17"/>
+        </w:rPr>
+        <w:t xml:space="preserve">    ├── test_supabase_mapping.py</w:t>
+        <w:br/>
+      </w:r>
+      <w:r>
+        <w:rPr>
+          <w:rFonts w:ascii="Courier New" w:hAnsi="Courier New" w:eastAsia="Courier New"/>
+          <w:sz w:val="17"/>
+        </w:rPr>
+        <w:t xml:space="preserve">    ├── test_final_export_schema.py</w:t>
+        <w:br/>
+      </w:r>
+      <w:r>
+        <w:rPr>
+          <w:rFonts w:ascii="Courier New" w:hAnsi="Courier New" w:eastAsia="Courier New"/>
+          <w:sz w:val="17"/>
+        </w:rPr>
+        <w:t xml:space="preserve">    └── test_dashboard_smoke.py</w:t>
+        <w:br/>
+      </w:r>
+    </w:p>
+    <w:p>
+      <w:pPr>
+        <w:pStyle w:val="Heading2"/>
+      </w:pPr>
+      <w:r>
+        <w:t>3. Main Modules</w:t>
       </w:r>
     </w:p>
     <w:tbl>
       <w:tblPr>
-        <w:tblW w:type="pct" w:w="5000"/>
+        <w:tblStyle w:val="TableGrid"/>
+        <w:tblW w:type="auto" w:w="0"/>
         <w:jc w:val="center"/>
-        <w:tblLayout w:type="autofit"/>
         <w:tblLook w:firstColumn="1" w:firstRow="1" w:lastColumn="0" w:lastRow="0" w:noHBand="0" w:noVBand="1" w:val="04A0"/>
       </w:tblPr>
       <w:tblGrid>
-        <w:gridCol w:w="10368"/>
+        <w:gridCol w:w="5184"/>
+        <w:gridCol w:w="5184"/>
       </w:tblGrid>
       <w:tr>
         <w:tc>
           <w:tcPr>
-            <w:tcW w:type="dxa" w:w="10368"/>
-            <w:shd w:fill="F3F6F8"/>
-            <w:tcBorders>
-              <w:top w:val="single" w:sz="6" w:space="0" w:color="C9D1D9"/>
-              <w:left w:val="single" w:sz="6" w:space="0" w:color="C9D1D9"/>
-              <w:bottom w:val="single" w:sz="6" w:space="0" w:color="C9D1D9"/>
-              <w:right w:val="single" w:sz="6" w:space="0" w:color="C9D1D9"/>
-            </w:tcBorders>
-            <w:tcMar>
-              <w:top w:w="120" w:type="dxa"/>
-              <w:start w:w="140" w:type="dxa"/>
-              <w:bottom w:w="120" w:type="dxa"/>
-              <w:end w:w="140" w:type="dxa"/>
-            </w:tcMar>
+            <w:tcW w:type="dxa" w:w="5184"/>
+            <w:shd w:fill="D9EAF7"/>
+            <w:vAlign w:val="center"/>
           </w:tcPr>
           <w:p>
-            <w:pPr>
-              <w:spacing w:after="0" w:line="240" w:lineRule="auto"/>
-            </w:pPr>
+            <w:r/>
             <w:r>
               <w:rPr>
-                <w:rFonts w:ascii="Courier New" w:hAnsi="Courier New" w:eastAsia="Courier New"/>
+                <w:b/>
+                <w:sz w:val="17"/>
+              </w:rPr>
+              <w:t>Module</w:t>
+            </w:r>
+          </w:p>
+        </w:tc>
+        <w:tc>
+          <w:tcPr>
+            <w:tcW w:type="dxa" w:w="5184"/>
+            <w:shd w:fill="D9EAF7"/>
+            <w:vAlign w:val="center"/>
+          </w:tcPr>
+          <w:p>
+            <w:r/>
+            <w:r>
+              <w:rPr>
+                <w:b/>
+                <w:sz w:val="17"/>
+              </w:rPr>
+              <w:t>Responsibility</w:t>
+            </w:r>
+          </w:p>
+        </w:tc>
+      </w:tr>
+      <w:tr>
+        <w:tc>
+          <w:tcPr>
+            <w:tcW w:type="dxa" w:w="5184"/>
+            <w:vAlign w:val="top"/>
+          </w:tcPr>
+          <w:p>
+            <w:r/>
+            <w:r>
+              <w:rPr>
                 <w:b w:val="0"/>
-                <w:i w:val="0"/>
-                <w:color w:val="2F3437"/>
-                <w:sz w:val="21"/>
+                <w:sz w:val="17"/>
               </w:rPr>
-              <w:t>Raw Evidence Folder / Streamlit Upload</w:t>
-              <w:br/>
-              <w:t xml:space="preserve">        |</w:t>
-              <w:br/>
-              <w:t xml:space="preserve">        v</w:t>
-              <w:br/>
-              <w:t>Ingestion + Synthetic Incident_ID Generator</w:t>
-              <w:br/>
-              <w:t xml:space="preserve">        |</w:t>
-              <w:br/>
-              <w:t xml:space="preserve">        +--&gt; audio processor  --&gt; audio_intermediate.csv</w:t>
-              <w:br/>
-              <w:t xml:space="preserve">        +--&gt; pdf processor    --&gt; pdf_intermediate.csv</w:t>
-              <w:br/>
-              <w:t xml:space="preserve">        +--&gt; image processor  --&gt; image_intermediate.csv</w:t>
-              <w:br/>
-              <w:t xml:space="preserve">        +--&gt; video processor  --&gt; video_intermediate.csv</w:t>
-              <w:br/>
-              <w:t xml:space="preserve">        +--&gt; text processor   --&gt; text_intermediate.csv</w:t>
-              <w:br/>
-              <w:t xml:space="preserve">        |</w:t>
-              <w:br/>
-              <w:t xml:space="preserve">        v</w:t>
-              <w:br/>
-              <w:t>Integration Layer</w:t>
-              <w:br/>
-              <w:t xml:space="preserve">        |</w:t>
-              <w:br/>
-              <w:t xml:space="preserve">        v</w:t>
-              <w:br/>
-              <w:t>final_incidents.csv</w:t>
-              <w:br/>
-              <w:t xml:space="preserve">        |</w:t>
-              <w:br/>
-              <w:t xml:space="preserve">        v</w:t>
-              <w:br/>
-              <w:t>Streamlit Dashboard</w:t>
-              <w:br/>
-              <w:t xml:space="preserve">        |</w:t>
-              <w:br/>
-              <w:t xml:space="preserve">        v</w:t>
-              <w:br/>
-              <w:t>AWS No-Billing Deployment Plan</w:t>
+              <w:t>app.py</w:t>
+            </w:r>
+          </w:p>
+        </w:tc>
+        <w:tc>
+          <w:tcPr>
+            <w:tcW w:type="dxa" w:w="5184"/>
+            <w:vAlign w:val="top"/>
+          </w:tcPr>
+          <w:p>
+            <w:r/>
+            <w:r>
+              <w:rPr>
+                <w:b w:val="0"/>
+                <w:sz w:val="17"/>
+              </w:rPr>
+              <w:t>Streamlit UI, upload flow, synchronous process button/flow, dashboard, and final CSV download</w:t>
+            </w:r>
+          </w:p>
+        </w:tc>
+      </w:tr>
+      <w:tr>
+        <w:tc>
+          <w:tcPr>
+            <w:tcW w:type="dxa" w:w="5184"/>
+            <w:vAlign w:val="top"/>
+          </w:tcPr>
+          <w:p>
+            <w:r/>
+            <w:r>
+              <w:rPr>
+                <w:b w:val="0"/>
+                <w:sz w:val="17"/>
+              </w:rPr>
+              <w:t>src/file_type.py</w:t>
+            </w:r>
+          </w:p>
+        </w:tc>
+        <w:tc>
+          <w:tcPr>
+            <w:tcW w:type="dxa" w:w="5184"/>
+            <w:vAlign w:val="top"/>
+          </w:tcPr>
+          <w:p>
+            <w:r/>
+            <w:r>
+              <w:rPr>
+                <w:b w:val="0"/>
+                <w:sz w:val="17"/>
+              </w:rPr>
+              <w:t>Detect extension and map to source abbreviation and processor</w:t>
+            </w:r>
+          </w:p>
+        </w:tc>
+      </w:tr>
+      <w:tr>
+        <w:tc>
+          <w:tcPr>
+            <w:tcW w:type="dxa" w:w="5184"/>
+            <w:vAlign w:val="top"/>
+          </w:tcPr>
+          <w:p>
+            <w:r/>
+            <w:r>
+              <w:rPr>
+                <w:b w:val="0"/>
+                <w:sz w:val="17"/>
+              </w:rPr>
+              <w:t>src/id_generator.py</w:t>
+            </w:r>
+          </w:p>
+        </w:tc>
+        <w:tc>
+          <w:tcPr>
+            <w:tcW w:type="dxa" w:w="5184"/>
+            <w:vAlign w:val="top"/>
+          </w:tcPr>
+          <w:p>
+            <w:r/>
+            <w:r>
+              <w:rPr>
+                <w:b w:val="0"/>
+                <w:sz w:val="17"/>
+              </w:rPr>
+              <w:t>Generate `INC_TYPE_NUMBER` IDs by checking existing Supabase rows</w:t>
+            </w:r>
+          </w:p>
+        </w:tc>
+      </w:tr>
+      <w:tr>
+        <w:tc>
+          <w:tcPr>
+            <w:tcW w:type="dxa" w:w="5184"/>
+            <w:vAlign w:val="top"/>
+          </w:tcPr>
+          <w:p>
+            <w:r/>
+            <w:r>
+              <w:rPr>
+                <w:b w:val="0"/>
+                <w:sz w:val="17"/>
+              </w:rPr>
+              <w:t>src/supabase_client.py</w:t>
+            </w:r>
+          </w:p>
+        </w:tc>
+        <w:tc>
+          <w:tcPr>
+            <w:tcW w:type="dxa" w:w="5184"/>
+            <w:vAlign w:val="top"/>
+          </w:tcPr>
+          <w:p>
+            <w:r/>
+            <w:r>
+              <w:rPr>
+                <w:b w:val="0"/>
+                <w:sz w:val="17"/>
+              </w:rPr>
+              <w:t>Create Supabase client and wrap insert/query/export calls</w:t>
+            </w:r>
+          </w:p>
+        </w:tc>
+      </w:tr>
+      <w:tr>
+        <w:tc>
+          <w:tcPr>
+            <w:tcW w:type="dxa" w:w="5184"/>
+            <w:vAlign w:val="top"/>
+          </w:tcPr>
+          <w:p>
+            <w:r/>
+            <w:r>
+              <w:rPr>
+                <w:b w:val="0"/>
+                <w:sz w:val="17"/>
+              </w:rPr>
+              <w:t>src/extractors/audio_processor.py</w:t>
+            </w:r>
+          </w:p>
+        </w:tc>
+        <w:tc>
+          <w:tcPr>
+            <w:tcW w:type="dxa" w:w="5184"/>
+            <w:vAlign w:val="top"/>
+          </w:tcPr>
+          <w:p>
+            <w:r/>
+            <w:r>
+              <w:rPr>
+                <w:b w:val="0"/>
+                <w:sz w:val="17"/>
+              </w:rPr>
+              <w:t>Transcribe audio and extract event/location/time/severity signals</w:t>
+            </w:r>
+          </w:p>
+        </w:tc>
+      </w:tr>
+      <w:tr>
+        <w:tc>
+          <w:tcPr>
+            <w:tcW w:type="dxa" w:w="5184"/>
+            <w:vAlign w:val="top"/>
+          </w:tcPr>
+          <w:p>
+            <w:r/>
+            <w:r>
+              <w:rPr>
+                <w:b w:val="0"/>
+                <w:sz w:val="17"/>
+              </w:rPr>
+              <w:t>src/extractors/pdf_processor.py</w:t>
+            </w:r>
+          </w:p>
+        </w:tc>
+        <w:tc>
+          <w:tcPr>
+            <w:tcW w:type="dxa" w:w="5184"/>
+            <w:vAlign w:val="top"/>
+          </w:tcPr>
+          <w:p>
+            <w:r/>
+            <w:r>
+              <w:rPr>
+                <w:b w:val="0"/>
+                <w:sz w:val="17"/>
+              </w:rPr>
+              <w:t>Extract PDF text and OCR fallback signals</w:t>
+            </w:r>
+          </w:p>
+        </w:tc>
+      </w:tr>
+      <w:tr>
+        <w:tc>
+          <w:tcPr>
+            <w:tcW w:type="dxa" w:w="5184"/>
+            <w:vAlign w:val="top"/>
+          </w:tcPr>
+          <w:p>
+            <w:r/>
+            <w:r>
+              <w:rPr>
+                <w:b w:val="0"/>
+                <w:sz w:val="17"/>
+              </w:rPr>
+              <w:t>src/extractors/image_processor.py</w:t>
+            </w:r>
+          </w:p>
+        </w:tc>
+        <w:tc>
+          <w:tcPr>
+            <w:tcW w:type="dxa" w:w="5184"/>
+            <w:vAlign w:val="top"/>
+          </w:tcPr>
+          <w:p>
+            <w:r/>
+            <w:r>
+              <w:rPr>
+                <w:b w:val="0"/>
+                <w:sz w:val="17"/>
+              </w:rPr>
+              <w:t>Extract image object/OCR signals</w:t>
+            </w:r>
+          </w:p>
+        </w:tc>
+      </w:tr>
+      <w:tr>
+        <w:tc>
+          <w:tcPr>
+            <w:tcW w:type="dxa" w:w="5184"/>
+            <w:vAlign w:val="top"/>
+          </w:tcPr>
+          <w:p>
+            <w:r/>
+            <w:r>
+              <w:rPr>
+                <w:b w:val="0"/>
+                <w:sz w:val="17"/>
+              </w:rPr>
+              <w:t>src/extractors/video_processor.py</w:t>
+            </w:r>
+          </w:p>
+        </w:tc>
+        <w:tc>
+          <w:tcPr>
+            <w:tcW w:type="dxa" w:w="5184"/>
+            <w:vAlign w:val="top"/>
+          </w:tcPr>
+          <w:p>
+            <w:r/>
+            <w:r>
+              <w:rPr>
+                <w:b w:val="0"/>
+                <w:sz w:val="17"/>
+              </w:rPr>
+              <w:t>Validate video length, sample frames, and extract video signals</w:t>
+            </w:r>
+          </w:p>
+        </w:tc>
+      </w:tr>
+      <w:tr>
+        <w:tc>
+          <w:tcPr>
+            <w:tcW w:type="dxa" w:w="5184"/>
+            <w:vAlign w:val="top"/>
+          </w:tcPr>
+          <w:p>
+            <w:r/>
+            <w:r>
+              <w:rPr>
+                <w:b w:val="0"/>
+                <w:sz w:val="17"/>
+              </w:rPr>
+              <w:t>src/extractors/text_processor.py</w:t>
+            </w:r>
+          </w:p>
+        </w:tc>
+        <w:tc>
+          <w:tcPr>
+            <w:tcW w:type="dxa" w:w="5184"/>
+            <w:vAlign w:val="top"/>
+          </w:tcPr>
+          <w:p>
+            <w:r/>
+            <w:r>
+              <w:rPr>
+                <w:b w:val="0"/>
+                <w:sz w:val="17"/>
+              </w:rPr>
+              <w:t>Clean text and extract incident signals</w:t>
+            </w:r>
+          </w:p>
+        </w:tc>
+      </w:tr>
+      <w:tr>
+        <w:tc>
+          <w:tcPr>
+            <w:tcW w:type="dxa" w:w="5184"/>
+            <w:vAlign w:val="top"/>
+          </w:tcPr>
+          <w:p>
+            <w:r/>
+            <w:r>
+              <w:rPr>
+                <w:b w:val="0"/>
+                <w:sz w:val="17"/>
+              </w:rPr>
+              <w:t>src/extractors/csv_processor.py</w:t>
+            </w:r>
+          </w:p>
+        </w:tc>
+        <w:tc>
+          <w:tcPr>
+            <w:tcW w:type="dxa" w:w="5184"/>
+            <w:vAlign w:val="top"/>
+          </w:tcPr>
+          <w:p>
+            <w:r/>
+            <w:r>
+              <w:rPr>
+                <w:b w:val="0"/>
+                <w:sz w:val="17"/>
+              </w:rPr>
+              <w:t>Parse CSV and map incident-like rows/fields to extractor schema</w:t>
+            </w:r>
+          </w:p>
+        </w:tc>
+      </w:tr>
+      <w:tr>
+        <w:tc>
+          <w:tcPr>
+            <w:tcW w:type="dxa" w:w="5184"/>
+            <w:vAlign w:val="top"/>
+          </w:tcPr>
+          <w:p>
+            <w:r/>
+            <w:r>
+              <w:rPr>
+                <w:b w:val="0"/>
+                <w:sz w:val="17"/>
+              </w:rPr>
+              <w:t>src/extractors/json_processor.py</w:t>
+            </w:r>
+          </w:p>
+        </w:tc>
+        <w:tc>
+          <w:tcPr>
+            <w:tcW w:type="dxa" w:w="5184"/>
+            <w:vAlign w:val="top"/>
+          </w:tcPr>
+          <w:p>
+            <w:r/>
+            <w:r>
+              <w:rPr>
+                <w:b w:val="0"/>
+                <w:sz w:val="17"/>
+              </w:rPr>
+              <w:t>Parse JSON and map incident-like objects/fields to extractor schema</w:t>
+            </w:r>
+          </w:p>
+        </w:tc>
+      </w:tr>
+      <w:tr>
+        <w:tc>
+          <w:tcPr>
+            <w:tcW w:type="dxa" w:w="5184"/>
+            <w:vAlign w:val="top"/>
+          </w:tcPr>
+          <w:p>
+            <w:r/>
+            <w:r>
+              <w:rPr>
+                <w:b w:val="0"/>
+                <w:sz w:val="17"/>
+              </w:rPr>
+              <w:t>src/integration/student6_integration.py</w:t>
+            </w:r>
+          </w:p>
+        </w:tc>
+        <w:tc>
+          <w:tcPr>
+            <w:tcW w:type="dxa" w:w="5184"/>
+            <w:vAlign w:val="top"/>
+          </w:tcPr>
+          <w:p>
+            <w:r/>
+            <w:r>
+              <w:rPr>
+                <w:b w:val="0"/>
+                <w:sz w:val="17"/>
+              </w:rPr>
+              <w:t>Accept extractor DataFrame and return cleaned incident rows</w:t>
+            </w:r>
+          </w:p>
+        </w:tc>
+      </w:tr>
+      <w:tr>
+        <w:tc>
+          <w:tcPr>
+            <w:tcW w:type="dxa" w:w="5184"/>
+            <w:vAlign w:val="top"/>
+          </w:tcPr>
+          <w:p>
+            <w:r/>
+            <w:r>
+              <w:rPr>
+                <w:b w:val="0"/>
+                <w:sz w:val="17"/>
+              </w:rPr>
+              <w:t>src/integration/severity.py</w:t>
+            </w:r>
+          </w:p>
+        </w:tc>
+        <w:tc>
+          <w:tcPr>
+            <w:tcW w:type="dxa" w:w="5184"/>
+            <w:vAlign w:val="top"/>
+          </w:tcPr>
+          <w:p>
+            <w:r/>
+            <w:r>
+              <w:rPr>
+                <w:b w:val="0"/>
+                <w:sz w:val="17"/>
+              </w:rPr>
+              <w:t>Apply severity rules and normalize severity values</w:t>
+            </w:r>
+          </w:p>
+        </w:tc>
+      </w:tr>
+      <w:tr>
+        <w:tc>
+          <w:tcPr>
+            <w:tcW w:type="dxa" w:w="5184"/>
+            <w:vAlign w:val="top"/>
+          </w:tcPr>
+          <w:p>
+            <w:r/>
+            <w:r>
+              <w:rPr>
+                <w:b w:val="0"/>
+                <w:sz w:val="17"/>
+              </w:rPr>
+              <w:t>src/integration/validators.py</w:t>
+            </w:r>
+          </w:p>
+        </w:tc>
+        <w:tc>
+          <w:tcPr>
+            <w:tcW w:type="dxa" w:w="5184"/>
+            <w:vAlign w:val="top"/>
+          </w:tcPr>
+          <w:p>
+            <w:r/>
+            <w:r>
+              <w:rPr>
+                <w:b w:val="0"/>
+                <w:sz w:val="17"/>
+              </w:rPr>
+              <w:t>Validate extractor, integration, LLM summary, Supabase payload, and final export schemas</w:t>
+            </w:r>
+          </w:p>
+        </w:tc>
+      </w:tr>
+      <w:tr>
+        <w:tc>
+          <w:tcPr>
+            <w:tcW w:type="dxa" w:w="5184"/>
+            <w:vAlign w:val="top"/>
+          </w:tcPr>
+          <w:p>
+            <w:r/>
+            <w:r>
+              <w:rPr>
+                <w:b w:val="0"/>
+                <w:sz w:val="17"/>
+              </w:rPr>
+              <w:t>src/llm_summarizer/summarizer.py</w:t>
+            </w:r>
+          </w:p>
+        </w:tc>
+        <w:tc>
+          <w:tcPr>
+            <w:tcW w:type="dxa" w:w="5184"/>
+            <w:vAlign w:val="top"/>
+          </w:tcPr>
+          <w:p>
+            <w:r/>
+            <w:r>
+              <w:rPr>
+                <w:b w:val="0"/>
+                <w:sz w:val="17"/>
+              </w:rPr>
+              <w:t>Public `summarize_incident(row)` function called by Student 6 before Supabase insert</w:t>
+            </w:r>
+          </w:p>
+        </w:tc>
+      </w:tr>
+      <w:tr>
+        <w:tc>
+          <w:tcPr>
+            <w:tcW w:type="dxa" w:w="5184"/>
+            <w:vAlign w:val="top"/>
+          </w:tcPr>
+          <w:p>
+            <w:r/>
+            <w:r>
+              <w:rPr>
+                <w:b w:val="0"/>
+                <w:sz w:val="17"/>
+              </w:rPr>
+              <w:t>src/llm_summarizer/prompts.py</w:t>
+            </w:r>
+          </w:p>
+        </w:tc>
+        <w:tc>
+          <w:tcPr>
+            <w:tcW w:type="dxa" w:w="5184"/>
+            <w:vAlign w:val="top"/>
+          </w:tcPr>
+          <w:p>
+            <w:r/>
+            <w:r>
+              <w:rPr>
+                <w:b w:val="0"/>
+                <w:sz w:val="17"/>
+              </w:rPr>
+              <w:t>Prompt template for local/free LLM summary generation</w:t>
+            </w:r>
+          </w:p>
+        </w:tc>
+      </w:tr>
+      <w:tr>
+        <w:tc>
+          <w:tcPr>
+            <w:tcW w:type="dxa" w:w="5184"/>
+            <w:vAlign w:val="top"/>
+          </w:tcPr>
+          <w:p>
+            <w:r/>
+            <w:r>
+              <w:rPr>
+                <w:b w:val="0"/>
+                <w:sz w:val="17"/>
+              </w:rPr>
+              <w:t>src/llm_summarizer/fallback.py</w:t>
+            </w:r>
+          </w:p>
+        </w:tc>
+        <w:tc>
+          <w:tcPr>
+            <w:tcW w:type="dxa" w:w="5184"/>
+            <w:vAlign w:val="top"/>
+          </w:tcPr>
+          <w:p>
+            <w:r/>
+            <w:r>
+              <w:rPr>
+                <w:b w:val="0"/>
+                <w:sz w:val="17"/>
+              </w:rPr>
+              <w:t>Rule-based deterministic summary when LLM fails or is disabled</w:t>
+            </w:r>
+          </w:p>
+        </w:tc>
+      </w:tr>
+      <w:tr>
+        <w:tc>
+          <w:tcPr>
+            <w:tcW w:type="dxa" w:w="5184"/>
+            <w:vAlign w:val="top"/>
+          </w:tcPr>
+          <w:p>
+            <w:r/>
+            <w:r>
+              <w:rPr>
+                <w:b w:val="0"/>
+                <w:sz w:val="17"/>
+              </w:rPr>
+              <w:t>src/llm_summarizer/schemas.py</w:t>
+            </w:r>
+          </w:p>
+        </w:tc>
+        <w:tc>
+          <w:tcPr>
+            <w:tcW w:type="dxa" w:w="5184"/>
+            <w:vAlign w:val="top"/>
+          </w:tcPr>
+          <w:p>
+            <w:r/>
+            <w:r>
+              <w:rPr>
+                <w:b w:val="0"/>
+                <w:sz w:val="17"/>
+              </w:rPr>
+              <w:t>Input/output schema constants for summary function</w:t>
+            </w:r>
+          </w:p>
+        </w:tc>
+      </w:tr>
+      <w:tr>
+        <w:tc>
+          <w:tcPr>
+            <w:tcW w:type="dxa" w:w="5184"/>
+            <w:vAlign w:val="top"/>
+          </w:tcPr>
+          <w:p>
+            <w:r/>
+            <w:r>
+              <w:rPr>
+                <w:b w:val="0"/>
+                <w:sz w:val="17"/>
+              </w:rPr>
+              <w:t>src/export/csv_export.py</w:t>
+            </w:r>
+          </w:p>
+        </w:tc>
+        <w:tc>
+          <w:tcPr>
+            <w:tcW w:type="dxa" w:w="5184"/>
+            <w:vAlign w:val="top"/>
+          </w:tcPr>
+          <w:p>
+            <w:r/>
+            <w:r>
+              <w:rPr>
+                <w:b w:val="0"/>
+                <w:sz w:val="17"/>
+              </w:rPr>
+              <w:t>Generate final six-column CSV from Supabase rows</w:t>
             </w:r>
           </w:p>
         </w:tc>
@@ -485,155 +1494,512 @@
     <w:p/>
     <w:p>
       <w:pPr>
-        <w:pStyle w:val="Heading1"/>
-        <w:pBdr>
-          <w:bottom w:val="single" w:sz="6" w:space="4" w:color="D9EAF7"/>
-        </w:pBdr>
+        <w:pStyle w:val="Heading2"/>
+      </w:pPr>
+      <w:r>
+        <w:t>4. LLM Summarizer Technical Contract</w:t>
+      </w:r>
+    </w:p>
+    <w:p>
+      <w:pPr>
+        <w:spacing w:after="80"/>
+      </w:pPr>
+      <w:r>
+        <w:t>The LLM summarizer must be a separate folder and must not be embedded inside the Student 6 integration module. Student 6 imports it and calls it after integration has produced cleaned rows.</w:t>
+      </w:r>
+    </w:p>
+    <w:p>
+      <w:pPr>
+        <w:spacing w:after="80"/>
+      </w:pPr>
+      <w:r>
+        <w:t>Public function:</w:t>
+      </w:r>
+    </w:p>
+    <w:p>
+      <w:pPr>
+        <w:spacing w:after="120"/>
+        <w:ind w:left="360"/>
       </w:pPr>
       <w:r>
         <w:rPr>
-          <w:rFonts w:ascii="Times New Roman" w:hAnsi="Times New Roman" w:eastAsia="Times New Roman"/>
-          <w:b/>
-          <w:i w:val="0"/>
-          <w:color w:val="12385B"/>
-          <w:sz w:val="36"/>
+          <w:rFonts w:ascii="Courier New" w:hAnsi="Courier New" w:eastAsia="Courier New"/>
+          <w:sz w:val="17"/>
         </w:rPr>
-        <w:t>2. Repository Structure</w:t>
+        <w:t># src/llm_summarizer/summarizer.py</w:t>
+        <w:br/>
+      </w:r>
+      <w:r>
+        <w:rPr>
+          <w:rFonts w:ascii="Courier New" w:hAnsi="Courier New" w:eastAsia="Courier New"/>
+          <w:sz w:val="17"/>
+        </w:rPr>
+        <w:br/>
+      </w:r>
+      <w:r>
+        <w:rPr>
+          <w:rFonts w:ascii="Courier New" w:hAnsi="Courier New" w:eastAsia="Courier New"/>
+          <w:sz w:val="17"/>
+        </w:rPr>
+        <w:t>def summarize_incident(incident_row: dict) -&gt; dict:</w:t>
+        <w:br/>
+      </w:r>
+      <w:r>
+        <w:rPr>
+          <w:rFonts w:ascii="Courier New" w:hAnsi="Courier New" w:eastAsia="Courier New"/>
+          <w:sz w:val="17"/>
+        </w:rPr>
+        <w:t xml:space="preserve">    """</w:t>
+        <w:br/>
+      </w:r>
+      <w:r>
+        <w:rPr>
+          <w:rFonts w:ascii="Courier New" w:hAnsi="Courier New" w:eastAsia="Courier New"/>
+          <w:sz w:val="17"/>
+        </w:rPr>
+        <w:t xml:space="preserve">    Input: one cleaned integrated incident row.</w:t>
+        <w:br/>
+      </w:r>
+      <w:r>
+        <w:rPr>
+          <w:rFonts w:ascii="Courier New" w:hAnsi="Courier New" w:eastAsia="Courier New"/>
+          <w:sz w:val="17"/>
+        </w:rPr>
+        <w:t xml:space="preserve">    Output keys:</w:t>
+        <w:br/>
+      </w:r>
+      <w:r>
+        <w:rPr>
+          <w:rFonts w:ascii="Courier New" w:hAnsi="Courier New" w:eastAsia="Courier New"/>
+          <w:sz w:val="17"/>
+        </w:rPr>
+        <w:t xml:space="preserve">      - incident_summary: str</w:t>
+        <w:br/>
+      </w:r>
+      <w:r>
+        <w:rPr>
+          <w:rFonts w:ascii="Courier New" w:hAnsi="Courier New" w:eastAsia="Courier New"/>
+          <w:sz w:val="17"/>
+        </w:rPr>
+        <w:t xml:space="preserve">      - summary_method: "llm" | "rule_based" | "disabled" | "error"</w:t>
+        <w:br/>
+      </w:r>
+      <w:r>
+        <w:rPr>
+          <w:rFonts w:ascii="Courier New" w:hAnsi="Courier New" w:eastAsia="Courier New"/>
+          <w:sz w:val="17"/>
+        </w:rPr>
+        <w:t xml:space="preserve">      - summary_model: str</w:t>
+        <w:br/>
+      </w:r>
+      <w:r>
+        <w:rPr>
+          <w:rFonts w:ascii="Courier New" w:hAnsi="Courier New" w:eastAsia="Courier New"/>
+          <w:sz w:val="17"/>
+        </w:rPr>
+        <w:t xml:space="preserve">    """</w:t>
+        <w:br/>
+      </w:r>
+    </w:p>
+    <w:p>
+      <w:pPr>
+        <w:spacing w:after="80"/>
+      </w:pPr>
+      <w:r>
+        <w:t>Recommended call location:</w:t>
+      </w:r>
+    </w:p>
+    <w:p>
+      <w:pPr>
+        <w:spacing w:after="120"/>
+        <w:ind w:left="360"/>
+      </w:pPr>
+      <w:r>
+        <w:rPr>
+          <w:rFonts w:ascii="Courier New" w:hAnsi="Courier New" w:eastAsia="Courier New"/>
+          <w:sz w:val="17"/>
+        </w:rPr>
+        <w:t>integrated_df = integrate_records(extractor_df)</w:t>
+        <w:br/>
+      </w:r>
+      <w:r>
+        <w:rPr>
+          <w:rFonts w:ascii="Courier New" w:hAnsi="Courier New" w:eastAsia="Courier New"/>
+          <w:sz w:val="17"/>
+        </w:rPr>
+        <w:br/>
+      </w:r>
+      <w:r>
+        <w:rPr>
+          <w:rFonts w:ascii="Courier New" w:hAnsi="Courier New" w:eastAsia="Courier New"/>
+          <w:sz w:val="17"/>
+        </w:rPr>
+        <w:t>rows_to_insert = []</w:t>
+        <w:br/>
+      </w:r>
+      <w:r>
+        <w:rPr>
+          <w:rFonts w:ascii="Courier New" w:hAnsi="Courier New" w:eastAsia="Courier New"/>
+          <w:sz w:val="17"/>
+        </w:rPr>
+        <w:t>for row in integrated_df.to_dict(orient="records"):</w:t>
+        <w:br/>
+      </w:r>
+      <w:r>
+        <w:rPr>
+          <w:rFonts w:ascii="Courier New" w:hAnsi="Courier New" w:eastAsia="Courier New"/>
+          <w:sz w:val="17"/>
+        </w:rPr>
+        <w:t xml:space="preserve">    summary = summarize_incident(row)</w:t>
+        <w:br/>
+      </w:r>
+      <w:r>
+        <w:rPr>
+          <w:rFonts w:ascii="Courier New" w:hAnsi="Courier New" w:eastAsia="Courier New"/>
+          <w:sz w:val="17"/>
+        </w:rPr>
+        <w:t xml:space="preserve">    row.update(summary)</w:t>
+        <w:br/>
+      </w:r>
+      <w:r>
+        <w:rPr>
+          <w:rFonts w:ascii="Courier New" w:hAnsi="Courier New" w:eastAsia="Courier New"/>
+          <w:sz w:val="17"/>
+        </w:rPr>
+        <w:t xml:space="preserve">    row["incident_id"] = generate_next_incident_id(row["source_type"])</w:t>
+        <w:br/>
+      </w:r>
+      <w:r>
+        <w:rPr>
+          <w:rFonts w:ascii="Courier New" w:hAnsi="Courier New" w:eastAsia="Courier New"/>
+          <w:sz w:val="17"/>
+        </w:rPr>
+        <w:t xml:space="preserve">    rows_to_insert.append(row)</w:t>
+        <w:br/>
+      </w:r>
+      <w:r>
+        <w:rPr>
+          <w:rFonts w:ascii="Courier New" w:hAnsi="Courier New" w:eastAsia="Courier New"/>
+          <w:sz w:val="17"/>
+        </w:rPr>
+        <w:br/>
+      </w:r>
+      <w:r>
+        <w:rPr>
+          <w:rFonts w:ascii="Courier New" w:hAnsi="Courier New" w:eastAsia="Courier New"/>
+          <w:sz w:val="17"/>
+        </w:rPr>
+        <w:t>insert_incidents(rows_to_insert)</w:t>
+        <w:br/>
+      </w:r>
+    </w:p>
+    <w:p>
+      <w:pPr>
+        <w:spacing w:after="80"/>
+      </w:pPr>
+      <w:r>
+        <w:t xml:space="preserve">The LLM summarizer can use a local/free Hugging Face or Ollama-style model if available, but the fallback in </w:t>
+      </w:r>
+      <w:r>
+        <w:rPr>
+          <w:rFonts w:ascii="Courier New" w:hAnsi="Courier New" w:eastAsia="Courier New"/>
+          <w:sz w:val="18"/>
+        </w:rPr>
+        <w:t>fallback.py</w:t>
+      </w:r>
+      <w:r>
+        <w:t xml:space="preserve"> must always work without model downloads or paid APIs.</w:t>
+      </w:r>
+    </w:p>
+    <w:p>
+      <w:pPr>
+        <w:pStyle w:val="Heading2"/>
+      </w:pPr>
+      <w:r>
+        <w:t>5. Suggested Dependencies</w:t>
       </w:r>
     </w:p>
     <w:tbl>
       <w:tblPr>
-        <w:tblW w:type="pct" w:w="5000"/>
+        <w:tblStyle w:val="TableGrid"/>
+        <w:tblW w:type="auto" w:w="0"/>
         <w:jc w:val="center"/>
-        <w:tblLayout w:type="autofit"/>
         <w:tblLook w:firstColumn="1" w:firstRow="1" w:lastColumn="0" w:lastRow="0" w:noHBand="0" w:noVBand="1" w:val="04A0"/>
       </w:tblPr>
       <w:tblGrid>
-        <w:gridCol w:w="10368"/>
+        <w:gridCol w:w="5184"/>
+        <w:gridCol w:w="5184"/>
       </w:tblGrid>
       <w:tr>
         <w:tc>
           <w:tcPr>
-            <w:tcW w:type="dxa" w:w="10368"/>
-            <w:shd w:fill="F3F6F8"/>
-            <w:tcBorders>
-              <w:top w:val="single" w:sz="6" w:space="0" w:color="C9D1D9"/>
-              <w:left w:val="single" w:sz="6" w:space="0" w:color="C9D1D9"/>
-              <w:bottom w:val="single" w:sz="6" w:space="0" w:color="C9D1D9"/>
-              <w:right w:val="single" w:sz="6" w:space="0" w:color="C9D1D9"/>
-            </w:tcBorders>
-            <w:tcMar>
-              <w:top w:w="120" w:type="dxa"/>
-              <w:start w:w="140" w:type="dxa"/>
-              <w:bottom w:w="120" w:type="dxa"/>
-              <w:end w:w="140" w:type="dxa"/>
-            </w:tcMar>
+            <w:tcW w:type="dxa" w:w="5184"/>
+            <w:shd w:fill="D9EAF7"/>
+            <w:vAlign w:val="center"/>
           </w:tcPr>
           <w:p>
-            <w:pPr>
-              <w:spacing w:after="0" w:line="240" w:lineRule="auto"/>
-            </w:pPr>
+            <w:r/>
             <w:r>
               <w:rPr>
-                <w:rFonts w:ascii="Courier New" w:hAnsi="Courier New" w:eastAsia="Courier New"/>
+                <w:b/>
+                <w:sz w:val="17"/>
+              </w:rPr>
+              <w:t>Category</w:t>
+            </w:r>
+          </w:p>
+        </w:tc>
+        <w:tc>
+          <w:tcPr>
+            <w:tcW w:type="dxa" w:w="5184"/>
+            <w:shd w:fill="D9EAF7"/>
+            <w:vAlign w:val="center"/>
+          </w:tcPr>
+          <w:p>
+            <w:r/>
+            <w:r>
+              <w:rPr>
+                <w:b/>
+                <w:sz w:val="17"/>
+              </w:rPr>
+              <w:t>Packages</w:t>
+            </w:r>
+          </w:p>
+        </w:tc>
+      </w:tr>
+      <w:tr>
+        <w:tc>
+          <w:tcPr>
+            <w:tcW w:type="dxa" w:w="5184"/>
+            <w:vAlign w:val="top"/>
+          </w:tcPr>
+          <w:p>
+            <w:r/>
+            <w:r>
+              <w:rPr>
                 <w:b w:val="0"/>
-                <w:i w:val="0"/>
-                <w:color w:val="2F3437"/>
-                <w:sz w:val="21"/>
+                <w:sz w:val="17"/>
               </w:rPr>
-              <w:t>multimodal-incident-analyzer/</w:t>
-              <w:br/>
-              <w:t>├── README.md</w:t>
-              <w:br/>
-              <w:t>├── requirements.txt</w:t>
-              <w:br/>
-              <w:t>├── .gitignore</w:t>
-              <w:br/>
-              <w:t>├── docs/</w:t>
-              <w:br/>
-              <w:t>│   ├── PRD.md</w:t>
-              <w:br/>
-              <w:t>│   ├── specs.md</w:t>
-              <w:br/>
-              <w:t>│   ├── tech.md</w:t>
-              <w:br/>
-              <w:t>│   ├── rules.md</w:t>
-              <w:br/>
-              <w:t>│   └── tickets.md</w:t>
-              <w:br/>
-              <w:t>├── data/</w:t>
-              <w:br/>
-              <w:t>│   ├── raw/</w:t>
-              <w:br/>
-              <w:t>│   │   └── INC_001/</w:t>
-              <w:br/>
-              <w:t>│   │       ├── audio/</w:t>
-              <w:br/>
-              <w:t>│   │       ├── pdf/</w:t>
-              <w:br/>
-              <w:t>│   │       ├── images/</w:t>
-              <w:br/>
-              <w:t>│   │       ├── video/</w:t>
-              <w:br/>
-              <w:t>│   │       └── text/</w:t>
-              <w:br/>
-              <w:t>│   ├── intermediate/</w:t>
-              <w:br/>
-              <w:t>│   └── final/</w:t>
-              <w:br/>
-              <w:t>│       └── final_incidents.csv</w:t>
-              <w:br/>
-              <w:t>├── audio/</w:t>
-              <w:br/>
-              <w:t>│   └── audio_processor.py</w:t>
-              <w:br/>
-              <w:t>├── pdf/</w:t>
-              <w:br/>
-              <w:t>│   └── pdf_processor.py</w:t>
-              <w:br/>
-              <w:t>├── images/</w:t>
-              <w:br/>
-              <w:t>│   └── image_processor.py</w:t>
-              <w:br/>
-              <w:t>├── video/</w:t>
-              <w:br/>
-              <w:t>│   └── video_processor.py</w:t>
-              <w:br/>
-              <w:t>├── text/</w:t>
-              <w:br/>
-              <w:t>│   └── text_processor.py</w:t>
-              <w:br/>
-              <w:t>├── integration/</w:t>
-              <w:br/>
-              <w:t>│   ├── ingest.py</w:t>
-              <w:br/>
-              <w:t>│   ├── normalize.py</w:t>
-              <w:br/>
-              <w:t>│   ├── severity.py</w:t>
-              <w:br/>
-              <w:t>│   ├── merge_outputs.py</w:t>
-              <w:br/>
-              <w:t>│   ├── summarize.py</w:t>
-              <w:br/>
-              <w:t>│   └── app.py</w:t>
-              <w:br/>
-              <w:t>├── diagrams/</w:t>
-              <w:br/>
-              <w:t>│   └── architecture.png</w:t>
-              <w:br/>
-              <w:t>├── reports/</w:t>
-              <w:br/>
-              <w:t>│   └── project_report.md</w:t>
-              <w:br/>
-              <w:t>└── tests/</w:t>
-              <w:br/>
-              <w:t xml:space="preserve">    ├── test_ingestion.py</w:t>
-              <w:br/>
-              <w:t xml:space="preserve">    ├── test_schema.py</w:t>
-              <w:br/>
-              <w:t xml:space="preserve">    ├── test_severity.py</w:t>
-              <w:br/>
-              <w:t xml:space="preserve">    └── test_dashboard_smoke.py</w:t>
+              <w:t>Core</w:t>
+            </w:r>
+          </w:p>
+        </w:tc>
+        <w:tc>
+          <w:tcPr>
+            <w:tcW w:type="dxa" w:w="5184"/>
+            <w:vAlign w:val="top"/>
+          </w:tcPr>
+          <w:p>
+            <w:r/>
+            <w:r>
+              <w:rPr>
+                <w:b w:val="0"/>
+                <w:sz w:val="17"/>
+              </w:rPr>
+              <w:t>python, pandas, numpy, streamlit, python-dotenv</w:t>
+            </w:r>
+          </w:p>
+        </w:tc>
+      </w:tr>
+      <w:tr>
+        <w:tc>
+          <w:tcPr>
+            <w:tcW w:type="dxa" w:w="5184"/>
+            <w:vAlign w:val="top"/>
+          </w:tcPr>
+          <w:p>
+            <w:r/>
+            <w:r>
+              <w:rPr>
+                <w:b w:val="0"/>
+                <w:sz w:val="17"/>
+              </w:rPr>
+              <w:t>Supabase</w:t>
+            </w:r>
+          </w:p>
+        </w:tc>
+        <w:tc>
+          <w:tcPr>
+            <w:tcW w:type="dxa" w:w="5184"/>
+            <w:vAlign w:val="top"/>
+          </w:tcPr>
+          <w:p>
+            <w:r/>
+            <w:r>
+              <w:rPr>
+                <w:b w:val="0"/>
+                <w:sz w:val="17"/>
+              </w:rPr>
+              <w:t>supabase</w:t>
+            </w:r>
+          </w:p>
+        </w:tc>
+      </w:tr>
+      <w:tr>
+        <w:tc>
+          <w:tcPr>
+            <w:tcW w:type="dxa" w:w="5184"/>
+            <w:vAlign w:val="top"/>
+          </w:tcPr>
+          <w:p>
+            <w:r/>
+            <w:r>
+              <w:rPr>
+                <w:b w:val="0"/>
+                <w:sz w:val="17"/>
+              </w:rPr>
+              <w:t>PDF</w:t>
+            </w:r>
+          </w:p>
+        </w:tc>
+        <w:tc>
+          <w:tcPr>
+            <w:tcW w:type="dxa" w:w="5184"/>
+            <w:vAlign w:val="top"/>
+          </w:tcPr>
+          <w:p>
+            <w:r/>
+            <w:r>
+              <w:rPr>
+                <w:b w:val="0"/>
+                <w:sz w:val="17"/>
+              </w:rPr>
+              <w:t>pymupdf, pdfplumber, pytesseract</w:t>
+            </w:r>
+          </w:p>
+        </w:tc>
+      </w:tr>
+      <w:tr>
+        <w:tc>
+          <w:tcPr>
+            <w:tcW w:type="dxa" w:w="5184"/>
+            <w:vAlign w:val="top"/>
+          </w:tcPr>
+          <w:p>
+            <w:r/>
+            <w:r>
+              <w:rPr>
+                <w:b w:val="0"/>
+                <w:sz w:val="17"/>
+              </w:rPr>
+              <w:t>Image/Video</w:t>
+            </w:r>
+          </w:p>
+        </w:tc>
+        <w:tc>
+          <w:tcPr>
+            <w:tcW w:type="dxa" w:w="5184"/>
+            <w:vAlign w:val="top"/>
+          </w:tcPr>
+          <w:p>
+            <w:r/>
+            <w:r>
+              <w:rPr>
+                <w:b w:val="0"/>
+                <w:sz w:val="17"/>
+              </w:rPr>
+              <w:t>opencv-python, moviepy, imageio, pillow</w:t>
+            </w:r>
+          </w:p>
+        </w:tc>
+      </w:tr>
+      <w:tr>
+        <w:tc>
+          <w:tcPr>
+            <w:tcW w:type="dxa" w:w="5184"/>
+            <w:vAlign w:val="top"/>
+          </w:tcPr>
+          <w:p>
+            <w:r/>
+            <w:r>
+              <w:rPr>
+                <w:b w:val="0"/>
+                <w:sz w:val="17"/>
+              </w:rPr>
+              <w:t>NLP/LLM optional</w:t>
+            </w:r>
+          </w:p>
+        </w:tc>
+        <w:tc>
+          <w:tcPr>
+            <w:tcW w:type="dxa" w:w="5184"/>
+            <w:vAlign w:val="top"/>
+          </w:tcPr>
+          <w:p>
+            <w:r/>
+            <w:r>
+              <w:rPr>
+                <w:b w:val="0"/>
+                <w:sz w:val="17"/>
+              </w:rPr>
+              <w:t>spacy, nltk, transformers, torch</w:t>
+            </w:r>
+          </w:p>
+        </w:tc>
+      </w:tr>
+      <w:tr>
+        <w:tc>
+          <w:tcPr>
+            <w:tcW w:type="dxa" w:w="5184"/>
+            <w:vAlign w:val="top"/>
+          </w:tcPr>
+          <w:p>
+            <w:r/>
+            <w:r>
+              <w:rPr>
+                <w:b w:val="0"/>
+                <w:sz w:val="17"/>
+              </w:rPr>
+              <w:t>Testing</w:t>
+            </w:r>
+          </w:p>
+        </w:tc>
+        <w:tc>
+          <w:tcPr>
+            <w:tcW w:type="dxa" w:w="5184"/>
+            <w:vAlign w:val="top"/>
+          </w:tcPr>
+          <w:p>
+            <w:r/>
+            <w:r>
+              <w:rPr>
+                <w:b w:val="0"/>
+                <w:sz w:val="17"/>
+              </w:rPr>
+              <w:t>pytest</w:t>
+            </w:r>
+          </w:p>
+        </w:tc>
+      </w:tr>
+      <w:tr>
+        <w:tc>
+          <w:tcPr>
+            <w:tcW w:type="dxa" w:w="5184"/>
+            <w:vAlign w:val="top"/>
+          </w:tcPr>
+          <w:p>
+            <w:r/>
+            <w:r>
+              <w:rPr>
+                <w:b w:val="0"/>
+                <w:sz w:val="17"/>
+              </w:rPr>
+              <w:t>Not required in MVP</w:t>
+            </w:r>
+          </w:p>
+        </w:tc>
+        <w:tc>
+          <w:tcPr>
+            <w:tcW w:type="dxa" w:w="5184"/>
+            <w:vAlign w:val="top"/>
+          </w:tcPr>
+          <w:p>
+            <w:r/>
+            <w:r>
+              <w:rPr>
+                <w:b w:val="0"/>
+                <w:sz w:val="17"/>
+              </w:rPr>
+              <w:t>watchdog, sqlite-specific tooling, AWS SDK, async queue libraries</w:t>
             </w:r>
           </w:p>
         </w:tc>
@@ -642,954 +2008,523 @@
     <w:p/>
     <w:p>
       <w:pPr>
-        <w:pStyle w:val="Heading1"/>
-        <w:pBdr>
-          <w:bottom w:val="single" w:sz="6" w:space="4" w:color="D9EAF7"/>
-        </w:pBdr>
+        <w:pStyle w:val="Heading2"/>
       </w:pPr>
       <w:r>
-        <w:rPr>
-          <w:rFonts w:ascii="Times New Roman" w:hAnsi="Times New Roman" w:eastAsia="Times New Roman"/>
-          <w:b/>
-          <w:i w:val="0"/>
-          <w:color w:val="12385B"/>
-          <w:sz w:val="36"/>
-        </w:rPr>
-        <w:t>3. Main Modules</w:t>
+        <w:t>6. Environment Variables</w:t>
       </w:r>
     </w:p>
     <w:tbl>
       <w:tblPr>
         <w:tblStyle w:val="TableGrid"/>
-        <w:tblW w:type="pct" w:w="5000"/>
+        <w:tblW w:type="auto" w:w="0"/>
         <w:jc w:val="center"/>
-        <w:tblLayout w:type="autofit"/>
         <w:tblLook w:firstColumn="1" w:firstRow="1" w:lastColumn="0" w:lastRow="0" w:noHBand="0" w:noVBand="1" w:val="04A0"/>
       </w:tblPr>
       <w:tblGrid>
-        <w:gridCol w:w="5184"/>
-        <w:gridCol w:w="5184"/>
+        <w:gridCol w:w="3456"/>
+        <w:gridCol w:w="3456"/>
+        <w:gridCol w:w="3456"/>
       </w:tblGrid>
       <w:tr>
-        <w:trPr>
-          <w:tblHeader w:val="true"/>
-        </w:trPr>
         <w:tc>
           <w:tcPr>
-            <w:tcW w:type="dxa" w:w="5184"/>
+            <w:tcW w:type="dxa" w:w="3456"/>
+            <w:shd w:fill="D9EAF7"/>
             <w:vAlign w:val="center"/>
-            <w:tcMar>
-              <w:top w:w="85" w:type="dxa"/>
-              <w:start w:w="90" w:type="dxa"/>
-              <w:bottom w:w="85" w:type="dxa"/>
-              <w:end w:w="90" w:type="dxa"/>
-            </w:tcMar>
-            <w:tcBorders>
-              <w:top w:val="single" w:sz="6" w:space="0" w:color="AAB8C5"/>
-              <w:left w:val="single" w:sz="6" w:space="0" w:color="AAB8C5"/>
-              <w:bottom w:val="single" w:sz="6" w:space="0" w:color="AAB8C5"/>
-              <w:right w:val="single" w:sz="6" w:space="0" w:color="AAB8C5"/>
-            </w:tcBorders>
-            <w:shd w:fill="1F4E79"/>
           </w:tcPr>
           <w:p>
-            <w:pPr>
-              <w:spacing w:after="0"/>
-              <w:jc w:val="center"/>
-            </w:pPr>
             <w:r/>
             <w:r>
               <w:rPr>
-                <w:rFonts w:ascii="Times New Roman" w:hAnsi="Times New Roman" w:eastAsia="Times New Roman"/>
                 <w:b/>
-                <w:i w:val="0"/>
-                <w:color w:val="FFFFFF"/>
-                <w:sz w:val="24"/>
+                <w:sz w:val="17"/>
               </w:rPr>
-              <w:t>Module</w:t>
+              <w:t>Variable</w:t>
             </w:r>
           </w:p>
         </w:tc>
         <w:tc>
           <w:tcPr>
-            <w:tcW w:type="dxa" w:w="5184"/>
+            <w:tcW w:type="dxa" w:w="3456"/>
+            <w:shd w:fill="D9EAF7"/>
             <w:vAlign w:val="center"/>
-            <w:tcMar>
-              <w:top w:w="85" w:type="dxa"/>
-              <w:start w:w="90" w:type="dxa"/>
-              <w:bottom w:w="85" w:type="dxa"/>
-              <w:end w:w="90" w:type="dxa"/>
-            </w:tcMar>
-            <w:tcBorders>
-              <w:top w:val="single" w:sz="6" w:space="0" w:color="AAB8C5"/>
-              <w:left w:val="single" w:sz="6" w:space="0" w:color="AAB8C5"/>
-              <w:bottom w:val="single" w:sz="6" w:space="0" w:color="AAB8C5"/>
-              <w:right w:val="single" w:sz="6" w:space="0" w:color="AAB8C5"/>
-            </w:tcBorders>
-            <w:shd w:fill="1F4E79"/>
           </w:tcPr>
           <w:p>
-            <w:pPr>
-              <w:spacing w:after="0"/>
-              <w:jc w:val="center"/>
-            </w:pPr>
             <w:r/>
             <w:r>
               <w:rPr>
-                <w:rFonts w:ascii="Times New Roman" w:hAnsi="Times New Roman" w:eastAsia="Times New Roman"/>
                 <w:b/>
-                <w:i w:val="0"/>
-                <w:color w:val="FFFFFF"/>
-                <w:sz w:val="24"/>
+                <w:sz w:val="17"/>
               </w:rPr>
-              <w:t>Responsibility</w:t>
+              <w:t>Required</w:t>
+            </w:r>
+          </w:p>
+        </w:tc>
+        <w:tc>
+          <w:tcPr>
+            <w:tcW w:type="dxa" w:w="3456"/>
+            <w:shd w:fill="D9EAF7"/>
+            <w:vAlign w:val="center"/>
+          </w:tcPr>
+          <w:p>
+            <w:r/>
+            <w:r>
+              <w:rPr>
+                <w:b/>
+                <w:sz w:val="17"/>
+              </w:rPr>
+              <w:t>Purpose</w:t>
             </w:r>
           </w:p>
         </w:tc>
       </w:tr>
       <w:tr>
-        <w:trPr>
-          <w:cantSplit/>
-        </w:trPr>
         <w:tc>
           <w:tcPr>
-            <w:tcW w:type="dxa" w:w="5184"/>
-            <w:vAlign w:val="center"/>
-            <w:tcMar>
-              <w:top w:w="85" w:type="dxa"/>
-              <w:start w:w="90" w:type="dxa"/>
-              <w:bottom w:w="85" w:type="dxa"/>
-              <w:end w:w="90" w:type="dxa"/>
-            </w:tcMar>
-            <w:tcBorders>
-              <w:top w:val="single" w:sz="6" w:space="0" w:color="D0D7DE"/>
-              <w:left w:val="single" w:sz="6" w:space="0" w:color="D0D7DE"/>
-              <w:bottom w:val="single" w:sz="6" w:space="0" w:color="D0D7DE"/>
-              <w:right w:val="single" w:sz="6" w:space="0" w:color="D0D7DE"/>
-            </w:tcBorders>
-            <w:shd w:fill="FFFFFF"/>
+            <w:tcW w:type="dxa" w:w="3456"/>
+            <w:vAlign w:val="top"/>
           </w:tcPr>
           <w:p>
-            <w:pPr>
-              <w:spacing w:after="0"/>
-              <w:jc w:val="left"/>
-            </w:pPr>
             <w:r/>
             <w:r>
               <w:rPr>
-                <w:rFonts w:ascii="Times New Roman" w:hAnsi="Times New Roman" w:eastAsia="Times New Roman"/>
                 <w:b w:val="0"/>
-                <w:i w:val="0"/>
-                <w:color w:val="1F1F1F"/>
-                <w:sz w:val="24"/>
+                <w:sz w:val="17"/>
               </w:rPr>
-              <w:t>integration/ingest.py</w:t>
+              <w:t>SUPABASE_URL</w:t>
             </w:r>
           </w:p>
         </w:tc>
         <w:tc>
           <w:tcPr>
-            <w:tcW w:type="dxa" w:w="5184"/>
-            <w:vAlign w:val="center"/>
-            <w:tcMar>
-              <w:top w:w="85" w:type="dxa"/>
-              <w:start w:w="90" w:type="dxa"/>
-              <w:bottom w:w="85" w:type="dxa"/>
-              <w:end w:w="90" w:type="dxa"/>
-            </w:tcMar>
-            <w:tcBorders>
-              <w:top w:val="single" w:sz="6" w:space="0" w:color="D0D7DE"/>
-              <w:left w:val="single" w:sz="6" w:space="0" w:color="D0D7DE"/>
-              <w:bottom w:val="single" w:sz="6" w:space="0" w:color="D0D7DE"/>
-              <w:right w:val="single" w:sz="6" w:space="0" w:color="D0D7DE"/>
-            </w:tcBorders>
-            <w:shd w:fill="FFFFFF"/>
+            <w:tcW w:type="dxa" w:w="3456"/>
+            <w:vAlign w:val="top"/>
           </w:tcPr>
           <w:p>
-            <w:pPr>
-              <w:spacing w:after="0"/>
-              <w:jc w:val="left"/>
-            </w:pPr>
             <w:r/>
             <w:r>
               <w:rPr>
-                <w:rFonts w:ascii="Times New Roman" w:hAnsi="Times New Roman" w:eastAsia="Times New Roman"/>
                 <w:b w:val="0"/>
-                <w:i w:val="0"/>
-                <w:color w:val="1F1F1F"/>
-                <w:sz w:val="24"/>
+                <w:sz w:val="17"/>
               </w:rPr>
-              <w:t>Create synthetic IDs and organize files</w:t>
+              <w:t>Yes</w:t>
+            </w:r>
+          </w:p>
+        </w:tc>
+        <w:tc>
+          <w:tcPr>
+            <w:tcW w:type="dxa" w:w="3456"/>
+            <w:vAlign w:val="top"/>
+          </w:tcPr>
+          <w:p>
+            <w:r/>
+            <w:r>
+              <w:rPr>
+                <w:b w:val="0"/>
+                <w:sz w:val="17"/>
+              </w:rPr>
+              <w:t>Supabase project URL</w:t>
             </w:r>
           </w:p>
         </w:tc>
       </w:tr>
       <w:tr>
-        <w:trPr>
-          <w:cantSplit/>
-        </w:trPr>
         <w:tc>
           <w:tcPr>
-            <w:tcW w:type="dxa" w:w="5184"/>
-            <w:vAlign w:val="center"/>
-            <w:tcMar>
-              <w:top w:w="85" w:type="dxa"/>
-              <w:start w:w="90" w:type="dxa"/>
-              <w:bottom w:w="85" w:type="dxa"/>
-              <w:end w:w="90" w:type="dxa"/>
-            </w:tcMar>
-            <w:tcBorders>
-              <w:top w:val="single" w:sz="6" w:space="0" w:color="D0D7DE"/>
-              <w:left w:val="single" w:sz="6" w:space="0" w:color="D0D7DE"/>
-              <w:bottom w:val="single" w:sz="6" w:space="0" w:color="D0D7DE"/>
-              <w:right w:val="single" w:sz="6" w:space="0" w:color="D0D7DE"/>
-            </w:tcBorders>
-            <w:shd w:fill="F8FAFC"/>
+            <w:tcW w:type="dxa" w:w="3456"/>
+            <w:vAlign w:val="top"/>
           </w:tcPr>
           <w:p>
-            <w:pPr>
-              <w:spacing w:after="0"/>
-              <w:jc w:val="left"/>
-            </w:pPr>
             <w:r/>
             <w:r>
               <w:rPr>
-                <w:rFonts w:ascii="Times New Roman" w:hAnsi="Times New Roman" w:eastAsia="Times New Roman"/>
                 <w:b w:val="0"/>
-                <w:i w:val="0"/>
-                <w:color w:val="1F1F1F"/>
-                <w:sz w:val="24"/>
+                <w:sz w:val="17"/>
               </w:rPr>
-              <w:t>audio/audio_processor.py</w:t>
+              <w:t>SUPABASE_KEY</w:t>
             </w:r>
           </w:p>
         </w:tc>
         <w:tc>
           <w:tcPr>
-            <w:tcW w:type="dxa" w:w="5184"/>
-            <w:vAlign w:val="center"/>
-            <w:tcMar>
-              <w:top w:w="85" w:type="dxa"/>
-              <w:start w:w="90" w:type="dxa"/>
-              <w:bottom w:w="85" w:type="dxa"/>
-              <w:end w:w="90" w:type="dxa"/>
-            </w:tcMar>
-            <w:tcBorders>
-              <w:top w:val="single" w:sz="6" w:space="0" w:color="D0D7DE"/>
-              <w:left w:val="single" w:sz="6" w:space="0" w:color="D0D7DE"/>
-              <w:bottom w:val="single" w:sz="6" w:space="0" w:color="D0D7DE"/>
-              <w:right w:val="single" w:sz="6" w:space="0" w:color="D0D7DE"/>
-            </w:tcBorders>
-            <w:shd w:fill="F8FAFC"/>
+            <w:tcW w:type="dxa" w:w="3456"/>
+            <w:vAlign w:val="top"/>
           </w:tcPr>
           <w:p>
-            <w:pPr>
-              <w:spacing w:after="0"/>
-              <w:jc w:val="left"/>
-            </w:pPr>
             <w:r/>
             <w:r>
               <w:rPr>
-                <w:rFonts w:ascii="Times New Roman" w:hAnsi="Times New Roman" w:eastAsia="Times New Roman"/>
                 <w:b w:val="0"/>
-                <w:i w:val="0"/>
-                <w:color w:val="1F1F1F"/>
-                <w:sz w:val="24"/>
+                <w:sz w:val="17"/>
               </w:rPr>
-              <w:t>Transcribe and extract audio signals</w:t>
+              <w:t>Yes</w:t>
+            </w:r>
+          </w:p>
+        </w:tc>
+        <w:tc>
+          <w:tcPr>
+            <w:tcW w:type="dxa" w:w="3456"/>
+            <w:vAlign w:val="top"/>
+          </w:tcPr>
+          <w:p>
+            <w:r/>
+            <w:r>
+              <w:rPr>
+                <w:b w:val="0"/>
+                <w:sz w:val="17"/>
+              </w:rPr>
+              <w:t>Supabase anon key or service role key depending on local demo setup</w:t>
             </w:r>
           </w:p>
         </w:tc>
       </w:tr>
       <w:tr>
-        <w:trPr>
-          <w:cantSplit/>
-        </w:trPr>
         <w:tc>
           <w:tcPr>
-            <w:tcW w:type="dxa" w:w="5184"/>
-            <w:vAlign w:val="center"/>
-            <w:tcMar>
-              <w:top w:w="85" w:type="dxa"/>
-              <w:start w:w="90" w:type="dxa"/>
-              <w:bottom w:w="85" w:type="dxa"/>
-              <w:end w:w="90" w:type="dxa"/>
-            </w:tcMar>
-            <w:tcBorders>
-              <w:top w:val="single" w:sz="6" w:space="0" w:color="D0D7DE"/>
-              <w:left w:val="single" w:sz="6" w:space="0" w:color="D0D7DE"/>
-              <w:bottom w:val="single" w:sz="6" w:space="0" w:color="D0D7DE"/>
-              <w:right w:val="single" w:sz="6" w:space="0" w:color="D0D7DE"/>
-            </w:tcBorders>
-            <w:shd w:fill="FFFFFF"/>
+            <w:tcW w:type="dxa" w:w="3456"/>
+            <w:vAlign w:val="top"/>
           </w:tcPr>
           <w:p>
-            <w:pPr>
-              <w:spacing w:after="0"/>
-              <w:jc w:val="left"/>
-            </w:pPr>
             <w:r/>
             <w:r>
               <w:rPr>
-                <w:rFonts w:ascii="Times New Roman" w:hAnsi="Times New Roman" w:eastAsia="Times New Roman"/>
                 <w:b w:val="0"/>
-                <w:i w:val="0"/>
-                <w:color w:val="1F1F1F"/>
-                <w:sz w:val="24"/>
+                <w:sz w:val="17"/>
               </w:rPr>
-              <w:t>pdf/pdf_processor.py</w:t>
+              <w:t>SUPABASE_TABLE</w:t>
             </w:r>
           </w:p>
         </w:tc>
         <w:tc>
           <w:tcPr>
-            <w:tcW w:type="dxa" w:w="5184"/>
-            <w:vAlign w:val="center"/>
-            <w:tcMar>
-              <w:top w:w="85" w:type="dxa"/>
-              <w:start w:w="90" w:type="dxa"/>
-              <w:bottom w:w="85" w:type="dxa"/>
-              <w:end w:w="90" w:type="dxa"/>
-            </w:tcMar>
-            <w:tcBorders>
-              <w:top w:val="single" w:sz="6" w:space="0" w:color="D0D7DE"/>
-              <w:left w:val="single" w:sz="6" w:space="0" w:color="D0D7DE"/>
-              <w:bottom w:val="single" w:sz="6" w:space="0" w:color="D0D7DE"/>
-              <w:right w:val="single" w:sz="6" w:space="0" w:color="D0D7DE"/>
-            </w:tcBorders>
-            <w:shd w:fill="FFFFFF"/>
+            <w:tcW w:type="dxa" w:w="3456"/>
+            <w:vAlign w:val="top"/>
           </w:tcPr>
           <w:p>
-            <w:pPr>
-              <w:spacing w:after="0"/>
-              <w:jc w:val="left"/>
-            </w:pPr>
             <w:r/>
             <w:r>
               <w:rPr>
-                <w:rFonts w:ascii="Times New Roman" w:hAnsi="Times New Roman" w:eastAsia="Times New Roman"/>
                 <w:b w:val="0"/>
-                <w:i w:val="0"/>
-                <w:color w:val="1F1F1F"/>
-                <w:sz w:val="24"/>
+                <w:sz w:val="17"/>
               </w:rPr>
-              <w:t>Extract PDF text and incident fields</w:t>
+              <w:t>No</w:t>
+            </w:r>
+          </w:p>
+        </w:tc>
+        <w:tc>
+          <w:tcPr>
+            <w:tcW w:type="dxa" w:w="3456"/>
+            <w:vAlign w:val="top"/>
+          </w:tcPr>
+          <w:p>
+            <w:r/>
+            <w:r>
+              <w:rPr>
+                <w:b w:val="0"/>
+                <w:sz w:val="17"/>
+              </w:rPr>
+              <w:t>Defaults to incidents</w:t>
             </w:r>
           </w:p>
         </w:tc>
       </w:tr>
       <w:tr>
-        <w:trPr>
-          <w:cantSplit/>
-        </w:trPr>
         <w:tc>
           <w:tcPr>
-            <w:tcW w:type="dxa" w:w="5184"/>
-            <w:vAlign w:val="center"/>
-            <w:tcMar>
-              <w:top w:w="85" w:type="dxa"/>
-              <w:start w:w="90" w:type="dxa"/>
-              <w:bottom w:w="85" w:type="dxa"/>
-              <w:end w:w="90" w:type="dxa"/>
-            </w:tcMar>
-            <w:tcBorders>
-              <w:top w:val="single" w:sz="6" w:space="0" w:color="D0D7DE"/>
-              <w:left w:val="single" w:sz="6" w:space="0" w:color="D0D7DE"/>
-              <w:bottom w:val="single" w:sz="6" w:space="0" w:color="D0D7DE"/>
-              <w:right w:val="single" w:sz="6" w:space="0" w:color="D0D7DE"/>
-            </w:tcBorders>
-            <w:shd w:fill="F8FAFC"/>
+            <w:tcW w:type="dxa" w:w="3456"/>
+            <w:vAlign w:val="top"/>
           </w:tcPr>
           <w:p>
-            <w:pPr>
-              <w:spacing w:after="0"/>
-              <w:jc w:val="left"/>
-            </w:pPr>
             <w:r/>
             <w:r>
               <w:rPr>
-                <w:rFonts w:ascii="Times New Roman" w:hAnsi="Times New Roman" w:eastAsia="Times New Roman"/>
                 <w:b w:val="0"/>
-                <w:i w:val="0"/>
-                <w:color w:val="1F1F1F"/>
-                <w:sz w:val="24"/>
+                <w:sz w:val="17"/>
               </w:rPr>
-              <w:t>images/image_processor.py</w:t>
+              <w:t>ENABLE_LLM_SUMMARY</w:t>
             </w:r>
           </w:p>
         </w:tc>
         <w:tc>
           <w:tcPr>
-            <w:tcW w:type="dxa" w:w="5184"/>
-            <w:vAlign w:val="center"/>
-            <w:tcMar>
-              <w:top w:w="85" w:type="dxa"/>
-              <w:start w:w="90" w:type="dxa"/>
-              <w:bottom w:w="85" w:type="dxa"/>
-              <w:end w:w="90" w:type="dxa"/>
-            </w:tcMar>
-            <w:tcBorders>
-              <w:top w:val="single" w:sz="6" w:space="0" w:color="D0D7DE"/>
-              <w:left w:val="single" w:sz="6" w:space="0" w:color="D0D7DE"/>
-              <w:bottom w:val="single" w:sz="6" w:space="0" w:color="D0D7DE"/>
-              <w:right w:val="single" w:sz="6" w:space="0" w:color="D0D7DE"/>
-            </w:tcBorders>
-            <w:shd w:fill="F8FAFC"/>
+            <w:tcW w:type="dxa" w:w="3456"/>
+            <w:vAlign w:val="top"/>
           </w:tcPr>
           <w:p>
-            <w:pPr>
-              <w:spacing w:after="0"/>
-              <w:jc w:val="left"/>
-            </w:pPr>
             <w:r/>
             <w:r>
               <w:rPr>
-                <w:rFonts w:ascii="Times New Roman" w:hAnsi="Times New Roman" w:eastAsia="Times New Roman"/>
                 <w:b w:val="0"/>
-                <w:i w:val="0"/>
-                <w:color w:val="1F1F1F"/>
-                <w:sz w:val="24"/>
+                <w:sz w:val="17"/>
               </w:rPr>
-              <w:t>Detect objects and image OCR text</w:t>
+              <w:t>No</w:t>
+            </w:r>
+          </w:p>
+        </w:tc>
+        <w:tc>
+          <w:tcPr>
+            <w:tcW w:type="dxa" w:w="3456"/>
+            <w:vAlign w:val="top"/>
+          </w:tcPr>
+          <w:p>
+            <w:r/>
+            <w:r>
+              <w:rPr>
+                <w:b w:val="0"/>
+                <w:sz w:val="17"/>
+              </w:rPr>
+              <w:t>Turn local/free summary generation on or off</w:t>
             </w:r>
           </w:p>
         </w:tc>
       </w:tr>
       <w:tr>
-        <w:trPr>
-          <w:cantSplit/>
-        </w:trPr>
         <w:tc>
           <w:tcPr>
-            <w:tcW w:type="dxa" w:w="5184"/>
-            <w:vAlign w:val="center"/>
-            <w:tcMar>
-              <w:top w:w="85" w:type="dxa"/>
-              <w:start w:w="90" w:type="dxa"/>
-              <w:bottom w:w="85" w:type="dxa"/>
-              <w:end w:w="90" w:type="dxa"/>
-            </w:tcMar>
-            <w:tcBorders>
-              <w:top w:val="single" w:sz="6" w:space="0" w:color="D0D7DE"/>
-              <w:left w:val="single" w:sz="6" w:space="0" w:color="D0D7DE"/>
-              <w:bottom w:val="single" w:sz="6" w:space="0" w:color="D0D7DE"/>
-              <w:right w:val="single" w:sz="6" w:space="0" w:color="D0D7DE"/>
-            </w:tcBorders>
-            <w:shd w:fill="FFFFFF"/>
+            <w:tcW w:type="dxa" w:w="3456"/>
+            <w:vAlign w:val="top"/>
           </w:tcPr>
           <w:p>
-            <w:pPr>
-              <w:spacing w:after="0"/>
-              <w:jc w:val="left"/>
-            </w:pPr>
             <w:r/>
             <w:r>
               <w:rPr>
-                <w:rFonts w:ascii="Times New Roman" w:hAnsi="Times New Roman" w:eastAsia="Times New Roman"/>
                 <w:b w:val="0"/>
-                <w:i w:val="0"/>
-                <w:color w:val="1F1F1F"/>
-                <w:sz w:val="24"/>
+                <w:sz w:val="17"/>
               </w:rPr>
-              <w:t>video/video_processor.py</w:t>
+              <w:t>LLM_MODEL_NAME</w:t>
             </w:r>
           </w:p>
         </w:tc>
         <w:tc>
           <w:tcPr>
-            <w:tcW w:type="dxa" w:w="5184"/>
-            <w:vAlign w:val="center"/>
-            <w:tcMar>
-              <w:top w:w="85" w:type="dxa"/>
-              <w:start w:w="90" w:type="dxa"/>
-              <w:bottom w:w="85" w:type="dxa"/>
-              <w:end w:w="90" w:type="dxa"/>
-            </w:tcMar>
-            <w:tcBorders>
-              <w:top w:val="single" w:sz="6" w:space="0" w:color="D0D7DE"/>
-              <w:left w:val="single" w:sz="6" w:space="0" w:color="D0D7DE"/>
-              <w:bottom w:val="single" w:sz="6" w:space="0" w:color="D0D7DE"/>
-              <w:right w:val="single" w:sz="6" w:space="0" w:color="D0D7DE"/>
-            </w:tcBorders>
-            <w:shd w:fill="FFFFFF"/>
+            <w:tcW w:type="dxa" w:w="3456"/>
+            <w:vAlign w:val="top"/>
           </w:tcPr>
           <w:p>
-            <w:pPr>
-              <w:spacing w:after="0"/>
-              <w:jc w:val="left"/>
-            </w:pPr>
             <w:r/>
             <w:r>
               <w:rPr>
-                <w:rFonts w:ascii="Times New Roman" w:hAnsi="Times New Roman" w:eastAsia="Times New Roman"/>
                 <w:b w:val="0"/>
-                <w:i w:val="0"/>
-                <w:color w:val="1F1F1F"/>
-                <w:sz w:val="24"/>
+                <w:sz w:val="17"/>
               </w:rPr>
-              <w:t>Extract frames and video signals</w:t>
+              <w:t>No</w:t>
+            </w:r>
+          </w:p>
+        </w:tc>
+        <w:tc>
+          <w:tcPr>
+            <w:tcW w:type="dxa" w:w="3456"/>
+            <w:vAlign w:val="top"/>
+          </w:tcPr>
+          <w:p>
+            <w:r/>
+            <w:r>
+              <w:rPr>
+                <w:b w:val="0"/>
+                <w:sz w:val="17"/>
+              </w:rPr>
+              <w:t>Optional local/free model label for summary module</w:t>
             </w:r>
           </w:p>
         </w:tc>
       </w:tr>
       <w:tr>
-        <w:trPr>
-          <w:cantSplit/>
-        </w:trPr>
         <w:tc>
           <w:tcPr>
-            <w:tcW w:type="dxa" w:w="5184"/>
-            <w:vAlign w:val="center"/>
-            <w:tcMar>
-              <w:top w:w="85" w:type="dxa"/>
-              <w:start w:w="90" w:type="dxa"/>
-              <w:bottom w:w="85" w:type="dxa"/>
-              <w:end w:w="90" w:type="dxa"/>
-            </w:tcMar>
-            <w:tcBorders>
-              <w:top w:val="single" w:sz="6" w:space="0" w:color="D0D7DE"/>
-              <w:left w:val="single" w:sz="6" w:space="0" w:color="D0D7DE"/>
-              <w:bottom w:val="single" w:sz="6" w:space="0" w:color="D0D7DE"/>
-              <w:right w:val="single" w:sz="6" w:space="0" w:color="D0D7DE"/>
-            </w:tcBorders>
-            <w:shd w:fill="F8FAFC"/>
+            <w:tcW w:type="dxa" w:w="3456"/>
+            <w:vAlign w:val="top"/>
           </w:tcPr>
           <w:p>
-            <w:pPr>
-              <w:spacing w:after="0"/>
-              <w:jc w:val="left"/>
-            </w:pPr>
             <w:r/>
             <w:r>
               <w:rPr>
-                <w:rFonts w:ascii="Times New Roman" w:hAnsi="Times New Roman" w:eastAsia="Times New Roman"/>
                 <w:b w:val="0"/>
-                <w:i w:val="0"/>
-                <w:color w:val="1F1F1F"/>
-                <w:sz w:val="24"/>
+                <w:sz w:val="17"/>
               </w:rPr>
-              <w:t>text/text_processor.py</w:t>
+              <w:t>LLM_TIMEOUT_SECONDS</w:t>
             </w:r>
           </w:p>
         </w:tc>
         <w:tc>
           <w:tcPr>
-            <w:tcW w:type="dxa" w:w="5184"/>
-            <w:vAlign w:val="center"/>
-            <w:tcMar>
-              <w:top w:w="85" w:type="dxa"/>
-              <w:start w:w="90" w:type="dxa"/>
-              <w:bottom w:w="85" w:type="dxa"/>
-              <w:end w:w="90" w:type="dxa"/>
-            </w:tcMar>
-            <w:tcBorders>
-              <w:top w:val="single" w:sz="6" w:space="0" w:color="D0D7DE"/>
-              <w:left w:val="single" w:sz="6" w:space="0" w:color="D0D7DE"/>
-              <w:bottom w:val="single" w:sz="6" w:space="0" w:color="D0D7DE"/>
-              <w:right w:val="single" w:sz="6" w:space="0" w:color="D0D7DE"/>
-            </w:tcBorders>
-            <w:shd w:fill="F8FAFC"/>
+            <w:tcW w:type="dxa" w:w="3456"/>
+            <w:vAlign w:val="top"/>
           </w:tcPr>
           <w:p>
-            <w:pPr>
-              <w:spacing w:after="0"/>
-              <w:jc w:val="left"/>
-            </w:pPr>
             <w:r/>
             <w:r>
               <w:rPr>
-                <w:rFonts w:ascii="Times New Roman" w:hAnsi="Times New Roman" w:eastAsia="Times New Roman"/>
                 <w:b w:val="0"/>
-                <w:i w:val="0"/>
-                <w:color w:val="1F1F1F"/>
-                <w:sz w:val="24"/>
+                <w:sz w:val="17"/>
               </w:rPr>
-              <w:t>Clean text and extract NLP signals</w:t>
+              <w:t>No</w:t>
+            </w:r>
+          </w:p>
+        </w:tc>
+        <w:tc>
+          <w:tcPr>
+            <w:tcW w:type="dxa" w:w="3456"/>
+            <w:vAlign w:val="top"/>
+          </w:tcPr>
+          <w:p>
+            <w:r/>
+            <w:r>
+              <w:rPr>
+                <w:b w:val="0"/>
+                <w:sz w:val="17"/>
+              </w:rPr>
+              <w:t>Optional timeout for summary generation before fallback</w:t>
             </w:r>
           </w:p>
         </w:tc>
       </w:tr>
       <w:tr>
-        <w:trPr>
-          <w:cantSplit/>
-        </w:trPr>
         <w:tc>
           <w:tcPr>
-            <w:tcW w:type="dxa" w:w="5184"/>
-            <w:vAlign w:val="center"/>
-            <w:tcMar>
-              <w:top w:w="85" w:type="dxa"/>
-              <w:start w:w="90" w:type="dxa"/>
-              <w:bottom w:w="85" w:type="dxa"/>
-              <w:end w:w="90" w:type="dxa"/>
-            </w:tcMar>
-            <w:tcBorders>
-              <w:top w:val="single" w:sz="6" w:space="0" w:color="D0D7DE"/>
-              <w:left w:val="single" w:sz="6" w:space="0" w:color="D0D7DE"/>
-              <w:bottom w:val="single" w:sz="6" w:space="0" w:color="D0D7DE"/>
-              <w:right w:val="single" w:sz="6" w:space="0" w:color="D0D7DE"/>
-            </w:tcBorders>
-            <w:shd w:fill="FFFFFF"/>
+            <w:tcW w:type="dxa" w:w="3456"/>
+            <w:vAlign w:val="top"/>
           </w:tcPr>
           <w:p>
-            <w:pPr>
-              <w:spacing w:after="0"/>
-              <w:jc w:val="left"/>
-            </w:pPr>
             <w:r/>
             <w:r>
               <w:rPr>
-                <w:rFonts w:ascii="Times New Roman" w:hAnsi="Times New Roman" w:eastAsia="Times New Roman"/>
                 <w:b w:val="0"/>
-                <w:i w:val="0"/>
-                <w:color w:val="1F1F1F"/>
-                <w:sz w:val="24"/>
+                <w:sz w:val="17"/>
               </w:rPr>
-              <w:t>integration/normalize.py</w:t>
+              <w:t>ENABLE_RULE_SUMMARY_FALLBACK</w:t>
             </w:r>
           </w:p>
         </w:tc>
         <w:tc>
           <w:tcPr>
-            <w:tcW w:type="dxa" w:w="5184"/>
-            <w:vAlign w:val="center"/>
-            <w:tcMar>
-              <w:top w:w="85" w:type="dxa"/>
-              <w:start w:w="90" w:type="dxa"/>
-              <w:bottom w:w="85" w:type="dxa"/>
-              <w:end w:w="90" w:type="dxa"/>
-            </w:tcMar>
-            <w:tcBorders>
-              <w:top w:val="single" w:sz="6" w:space="0" w:color="D0D7DE"/>
-              <w:left w:val="single" w:sz="6" w:space="0" w:color="D0D7DE"/>
-              <w:bottom w:val="single" w:sz="6" w:space="0" w:color="D0D7DE"/>
-              <w:right w:val="single" w:sz="6" w:space="0" w:color="D0D7DE"/>
-            </w:tcBorders>
-            <w:shd w:fill="FFFFFF"/>
+            <w:tcW w:type="dxa" w:w="3456"/>
+            <w:vAlign w:val="top"/>
           </w:tcPr>
           <w:p>
-            <w:pPr>
-              <w:spacing w:after="0"/>
-              <w:jc w:val="left"/>
-            </w:pPr>
             <w:r/>
             <w:r>
               <w:rPr>
-                <w:rFonts w:ascii="Times New Roman" w:hAnsi="Times New Roman" w:eastAsia="Times New Roman"/>
                 <w:b w:val="0"/>
-                <w:i w:val="0"/>
-                <w:color w:val="1F1F1F"/>
-                <w:sz w:val="24"/>
+                <w:sz w:val="17"/>
               </w:rPr>
-              <w:t>Map intermediate outputs to final schema</w:t>
+              <w:t>No</w:t>
+            </w:r>
+          </w:p>
+        </w:tc>
+        <w:tc>
+          <w:tcPr>
+            <w:tcW w:type="dxa" w:w="3456"/>
+            <w:vAlign w:val="top"/>
+          </w:tcPr>
+          <w:p>
+            <w:r/>
+            <w:r>
+              <w:rPr>
+                <w:b w:val="0"/>
+                <w:sz w:val="17"/>
+              </w:rPr>
+              <w:t>Keep summary fallback enabled; should default to true</w:t>
             </w:r>
           </w:p>
         </w:tc>
       </w:tr>
       <w:tr>
-        <w:trPr>
-          <w:cantSplit/>
-        </w:trPr>
         <w:tc>
           <w:tcPr>
-            <w:tcW w:type="dxa" w:w="5184"/>
-            <w:vAlign w:val="center"/>
-            <w:tcMar>
-              <w:top w:w="85" w:type="dxa"/>
-              <w:start w:w="90" w:type="dxa"/>
-              <w:bottom w:w="85" w:type="dxa"/>
-              <w:end w:w="90" w:type="dxa"/>
-            </w:tcMar>
-            <w:tcBorders>
-              <w:top w:val="single" w:sz="6" w:space="0" w:color="D0D7DE"/>
-              <w:left w:val="single" w:sz="6" w:space="0" w:color="D0D7DE"/>
-              <w:bottom w:val="single" w:sz="6" w:space="0" w:color="D0D7DE"/>
-              <w:right w:val="single" w:sz="6" w:space="0" w:color="D0D7DE"/>
-            </w:tcBorders>
-            <w:shd w:fill="F8FAFC"/>
+            <w:tcW w:type="dxa" w:w="3456"/>
+            <w:vAlign w:val="top"/>
           </w:tcPr>
           <w:p>
-            <w:pPr>
-              <w:spacing w:after="0"/>
-              <w:jc w:val="left"/>
-            </w:pPr>
             <w:r/>
             <w:r>
               <w:rPr>
-                <w:rFonts w:ascii="Times New Roman" w:hAnsi="Times New Roman" w:eastAsia="Times New Roman"/>
                 <w:b w:val="0"/>
-                <w:i w:val="0"/>
-                <w:color w:val="1F1F1F"/>
-                <w:sz w:val="24"/>
+                <w:sz w:val="17"/>
               </w:rPr>
-              <w:t>integration/severity.py</w:t>
+              <w:t>ENABLE_OCR_FALLBACK</w:t>
             </w:r>
           </w:p>
         </w:tc>
         <w:tc>
           <w:tcPr>
-            <w:tcW w:type="dxa" w:w="5184"/>
-            <w:vAlign w:val="center"/>
-            <w:tcMar>
-              <w:top w:w="85" w:type="dxa"/>
-              <w:start w:w="90" w:type="dxa"/>
-              <w:bottom w:w="85" w:type="dxa"/>
-              <w:end w:w="90" w:type="dxa"/>
-            </w:tcMar>
-            <w:tcBorders>
-              <w:top w:val="single" w:sz="6" w:space="0" w:color="D0D7DE"/>
-              <w:left w:val="single" w:sz="6" w:space="0" w:color="D0D7DE"/>
-              <w:bottom w:val="single" w:sz="6" w:space="0" w:color="D0D7DE"/>
-              <w:right w:val="single" w:sz="6" w:space="0" w:color="D0D7DE"/>
-            </w:tcBorders>
-            <w:shd w:fill="F8FAFC"/>
+            <w:tcW w:type="dxa" w:w="3456"/>
+            <w:vAlign w:val="top"/>
           </w:tcPr>
           <w:p>
-            <w:pPr>
-              <w:spacing w:after="0"/>
-              <w:jc w:val="left"/>
-            </w:pPr>
             <w:r/>
             <w:r>
               <w:rPr>
-                <w:rFonts w:ascii="Times New Roman" w:hAnsi="Times New Roman" w:eastAsia="Times New Roman"/>
                 <w:b w:val="0"/>
-                <w:i w:val="0"/>
-                <w:color w:val="1F1F1F"/>
-                <w:sz w:val="24"/>
+                <w:sz w:val="17"/>
               </w:rPr>
-              <w:t>Compute severity from extracted signals</w:t>
+              <w:t>No</w:t>
+            </w:r>
+          </w:p>
+        </w:tc>
+        <w:tc>
+          <w:tcPr>
+            <w:tcW w:type="dxa" w:w="3456"/>
+            <w:vAlign w:val="top"/>
+          </w:tcPr>
+          <w:p>
+            <w:r/>
+            <w:r>
+              <w:rPr>
+                <w:b w:val="0"/>
+                <w:sz w:val="17"/>
+              </w:rPr>
+              <w:t>Allow PDF/image OCR fallback</w:t>
             </w:r>
           </w:p>
         </w:tc>
       </w:tr>
       <w:tr>
-        <w:trPr>
-          <w:cantSplit/>
-        </w:trPr>
         <w:tc>
           <w:tcPr>
-            <w:tcW w:type="dxa" w:w="5184"/>
-            <w:vAlign w:val="center"/>
-            <w:tcMar>
-              <w:top w:w="85" w:type="dxa"/>
-              <w:start w:w="90" w:type="dxa"/>
-              <w:bottom w:w="85" w:type="dxa"/>
-              <w:end w:w="90" w:type="dxa"/>
-            </w:tcMar>
-            <w:tcBorders>
-              <w:top w:val="single" w:sz="6" w:space="0" w:color="D0D7DE"/>
-              <w:left w:val="single" w:sz="6" w:space="0" w:color="D0D7DE"/>
-              <w:bottom w:val="single" w:sz="6" w:space="0" w:color="D0D7DE"/>
-              <w:right w:val="single" w:sz="6" w:space="0" w:color="D0D7DE"/>
-            </w:tcBorders>
-            <w:shd w:fill="FFFFFF"/>
+            <w:tcW w:type="dxa" w:w="3456"/>
+            <w:vAlign w:val="top"/>
           </w:tcPr>
           <w:p>
-            <w:pPr>
-              <w:spacing w:after="0"/>
-              <w:jc w:val="left"/>
-            </w:pPr>
             <w:r/>
             <w:r>
               <w:rPr>
-                <w:rFonts w:ascii="Times New Roman" w:hAnsi="Times New Roman" w:eastAsia="Times New Roman"/>
                 <w:b w:val="0"/>
-                <w:i w:val="0"/>
-                <w:color w:val="1F1F1F"/>
-                <w:sz w:val="24"/>
+                <w:sz w:val="17"/>
               </w:rPr>
-              <w:t>integration/merge_outputs.py</w:t>
+              <w:t>FAST_DEMO_MODE</w:t>
             </w:r>
           </w:p>
         </w:tc>
         <w:tc>
           <w:tcPr>
-            <w:tcW w:type="dxa" w:w="5184"/>
-            <w:vAlign w:val="center"/>
-            <w:tcMar>
-              <w:top w:w="85" w:type="dxa"/>
-              <w:start w:w="90" w:type="dxa"/>
-              <w:bottom w:w="85" w:type="dxa"/>
-              <w:end w:w="90" w:type="dxa"/>
-            </w:tcMar>
-            <w:tcBorders>
-              <w:top w:val="single" w:sz="6" w:space="0" w:color="D0D7DE"/>
-              <w:left w:val="single" w:sz="6" w:space="0" w:color="D0D7DE"/>
-              <w:bottom w:val="single" w:sz="6" w:space="0" w:color="D0D7DE"/>
-              <w:right w:val="single" w:sz="6" w:space="0" w:color="D0D7DE"/>
-            </w:tcBorders>
-            <w:shd w:fill="FFFFFF"/>
+            <w:tcW w:type="dxa" w:w="3456"/>
+            <w:vAlign w:val="top"/>
           </w:tcPr>
           <w:p>
-            <w:pPr>
-              <w:spacing w:after="0"/>
-              <w:jc w:val="left"/>
-            </w:pPr>
             <w:r/>
             <w:r>
               <w:rPr>
-                <w:rFonts w:ascii="Times New Roman" w:hAnsi="Times New Roman" w:eastAsia="Times New Roman"/>
                 <w:b w:val="0"/>
-                <w:i w:val="0"/>
-                <w:color w:val="1F1F1F"/>
-                <w:sz w:val="24"/>
+                <w:sz w:val="17"/>
               </w:rPr>
-              <w:t>Create final CSV</w:t>
-            </w:r>
-          </w:p>
-        </w:tc>
-      </w:tr>
-      <w:tr>
-        <w:trPr>
-          <w:cantSplit/>
-        </w:trPr>
-        <w:tc>
-          <w:tcPr>
-            <w:tcW w:type="dxa" w:w="5184"/>
-            <w:vAlign w:val="center"/>
-            <w:tcMar>
-              <w:top w:w="85" w:type="dxa"/>
-              <w:start w:w="90" w:type="dxa"/>
-              <w:bottom w:w="85" w:type="dxa"/>
-              <w:end w:w="90" w:type="dxa"/>
-            </w:tcMar>
-            <w:tcBorders>
-              <w:top w:val="single" w:sz="6" w:space="0" w:color="D0D7DE"/>
-              <w:left w:val="single" w:sz="6" w:space="0" w:color="D0D7DE"/>
-              <w:bottom w:val="single" w:sz="6" w:space="0" w:color="D0D7DE"/>
-              <w:right w:val="single" w:sz="6" w:space="0" w:color="D0D7DE"/>
-            </w:tcBorders>
-            <w:shd w:fill="F8FAFC"/>
-          </w:tcPr>
-          <w:p>
-            <w:pPr>
-              <w:spacing w:after="0"/>
-              <w:jc w:val="left"/>
-            </w:pPr>
-            <w:r/>
-            <w:r>
-              <w:rPr>
-                <w:rFonts w:ascii="Times New Roman" w:hAnsi="Times New Roman" w:eastAsia="Times New Roman"/>
-                <w:b w:val="0"/>
-                <w:i w:val="0"/>
-                <w:color w:val="1F1F1F"/>
-                <w:sz w:val="24"/>
-              </w:rPr>
-              <w:t>integration/summarize.py</w:t>
+              <w:t>No</w:t>
             </w:r>
           </w:p>
         </w:tc>
         <w:tc>
           <w:tcPr>
-            <w:tcW w:type="dxa" w:w="5184"/>
-            <w:vAlign w:val="center"/>
-            <w:tcMar>
-              <w:top w:w="85" w:type="dxa"/>
-              <w:start w:w="90" w:type="dxa"/>
-              <w:bottom w:w="85" w:type="dxa"/>
-              <w:end w:w="90" w:type="dxa"/>
-            </w:tcMar>
-            <w:tcBorders>
-              <w:top w:val="single" w:sz="6" w:space="0" w:color="D0D7DE"/>
-              <w:left w:val="single" w:sz="6" w:space="0" w:color="D0D7DE"/>
-              <w:bottom w:val="single" w:sz="6" w:space="0" w:color="D0D7DE"/>
-              <w:right w:val="single" w:sz="6" w:space="0" w:color="D0D7DE"/>
-            </w:tcBorders>
-            <w:shd w:fill="F8FAFC"/>
+            <w:tcW w:type="dxa" w:w="3456"/>
+            <w:vAlign w:val="top"/>
           </w:tcPr>
           <w:p>
-            <w:pPr>
-              <w:spacing w:after="0"/>
-              <w:jc w:val="left"/>
-            </w:pPr>
             <w:r/>
             <w:r>
               <w:rPr>
-                <w:rFonts w:ascii="Times New Roman" w:hAnsi="Times New Roman" w:eastAsia="Times New Roman"/>
                 <w:b w:val="0"/>
-                <w:i w:val="0"/>
-                <w:color w:val="1F1F1F"/>
-                <w:sz w:val="24"/>
+                <w:sz w:val="17"/>
               </w:rPr>
-              <w:t>Generate local LLM or fallback summary</w:t>
-            </w:r>
-          </w:p>
-        </w:tc>
-      </w:tr>
-      <w:tr>
-        <w:trPr>
-          <w:cantSplit/>
-        </w:trPr>
-        <w:tc>
-          <w:tcPr>
-            <w:tcW w:type="dxa" w:w="5184"/>
-            <w:vAlign w:val="center"/>
-            <w:tcMar>
-              <w:top w:w="85" w:type="dxa"/>
-              <w:start w:w="90" w:type="dxa"/>
-              <w:bottom w:w="85" w:type="dxa"/>
-              <w:end w:w="90" w:type="dxa"/>
-            </w:tcMar>
-            <w:tcBorders>
-              <w:top w:val="single" w:sz="6" w:space="0" w:color="D0D7DE"/>
-              <w:left w:val="single" w:sz="6" w:space="0" w:color="D0D7DE"/>
-              <w:bottom w:val="single" w:sz="6" w:space="0" w:color="D0D7DE"/>
-              <w:right w:val="single" w:sz="6" w:space="0" w:color="D0D7DE"/>
-            </w:tcBorders>
-            <w:shd w:fill="FFFFFF"/>
-          </w:tcPr>
-          <w:p>
-            <w:pPr>
-              <w:spacing w:after="0"/>
-              <w:jc w:val="left"/>
-            </w:pPr>
-            <w:r/>
-            <w:r>
-              <w:rPr>
-                <w:rFonts w:ascii="Times New Roman" w:hAnsi="Times New Roman" w:eastAsia="Times New Roman"/>
-                <w:b w:val="0"/>
-                <w:i w:val="0"/>
-                <w:color w:val="1F1F1F"/>
-                <w:sz w:val="24"/>
-              </w:rPr>
-              <w:t>integration/app.py</w:t>
-            </w:r>
-          </w:p>
-        </w:tc>
-        <w:tc>
-          <w:tcPr>
-            <w:tcW w:type="dxa" w:w="5184"/>
-            <w:vAlign w:val="center"/>
-            <w:tcMar>
-              <w:top w:w="85" w:type="dxa"/>
-              <w:start w:w="90" w:type="dxa"/>
-              <w:bottom w:w="85" w:type="dxa"/>
-              <w:end w:w="90" w:type="dxa"/>
-            </w:tcMar>
-            <w:tcBorders>
-              <w:top w:val="single" w:sz="6" w:space="0" w:color="D0D7DE"/>
-              <w:left w:val="single" w:sz="6" w:space="0" w:color="D0D7DE"/>
-              <w:bottom w:val="single" w:sz="6" w:space="0" w:color="D0D7DE"/>
-              <w:right w:val="single" w:sz="6" w:space="0" w:color="D0D7DE"/>
-            </w:tcBorders>
-            <w:shd w:fill="FFFFFF"/>
-          </w:tcPr>
-          <w:p>
-            <w:pPr>
-              <w:spacing w:after="0"/>
-              <w:jc w:val="left"/>
-            </w:pPr>
-            <w:r/>
-            <w:r>
-              <w:rPr>
-                <w:rFonts w:ascii="Times New Roman" w:hAnsi="Times New Roman" w:eastAsia="Times New Roman"/>
-                <w:b w:val="0"/>
-                <w:i w:val="0"/>
-                <w:color w:val="1F1F1F"/>
-                <w:sz w:val="24"/>
-              </w:rPr>
-              <w:t>Streamlit dashboard</w:t>
+              <w:t>Use lightweight processing for demo safety</w:t>
             </w:r>
           </w:p>
         </w:tc>
@@ -1598,1044 +2533,374 @@
     <w:p/>
     <w:p>
       <w:pPr>
-        <w:pStyle w:val="Heading1"/>
-        <w:pBdr>
-          <w:bottom w:val="single" w:sz="6" w:space="4" w:color="D9EAF7"/>
-        </w:pBdr>
+        <w:pStyle w:val="Heading2"/>
+      </w:pPr>
+      <w:r>
+        <w:t>7. Supabase Table SQL</w:t>
+      </w:r>
+    </w:p>
+    <w:p>
+      <w:pPr>
+        <w:spacing w:after="120"/>
+        <w:ind w:left="360"/>
       </w:pPr>
       <w:r>
         <w:rPr>
-          <w:rFonts w:ascii="Times New Roman" w:hAnsi="Times New Roman" w:eastAsia="Times New Roman"/>
-          <w:b/>
-          <w:i w:val="0"/>
-          <w:color w:val="12385B"/>
-          <w:sz w:val="36"/>
+          <w:rFonts w:ascii="Courier New" w:hAnsi="Courier New" w:eastAsia="Courier New"/>
+          <w:sz w:val="17"/>
         </w:rPr>
-        <w:t>4. Suggested Dependencies</w:t>
+        <w:t>create table if not exists incidents (</w:t>
+        <w:br/>
+      </w:r>
+      <w:r>
+        <w:rPr>
+          <w:rFonts w:ascii="Courier New" w:hAnsi="Courier New" w:eastAsia="Courier New"/>
+          <w:sz w:val="17"/>
+        </w:rPr>
+        <w:t xml:space="preserve">  incident_id text primary key,</w:t>
+        <w:br/>
+      </w:r>
+      <w:r>
+        <w:rPr>
+          <w:rFonts w:ascii="Courier New" w:hAnsi="Courier New" w:eastAsia="Courier New"/>
+          <w:sz w:val="17"/>
+        </w:rPr>
+        <w:t xml:space="preserve">  source text not null,</w:t>
+        <w:br/>
+      </w:r>
+      <w:r>
+        <w:rPr>
+          <w:rFonts w:ascii="Courier New" w:hAnsi="Courier New" w:eastAsia="Courier New"/>
+          <w:sz w:val="17"/>
+        </w:rPr>
+        <w:t xml:space="preserve">  event text not null default 'Unknown',</w:t>
+        <w:br/>
+      </w:r>
+      <w:r>
+        <w:rPr>
+          <w:rFonts w:ascii="Courier New" w:hAnsi="Courier New" w:eastAsia="Courier New"/>
+          <w:sz w:val="17"/>
+        </w:rPr>
+        <w:t xml:space="preserve">  location text not null default 'Unknown',</w:t>
+        <w:br/>
+      </w:r>
+      <w:r>
+        <w:rPr>
+          <w:rFonts w:ascii="Courier New" w:hAnsi="Courier New" w:eastAsia="Courier New"/>
+          <w:sz w:val="17"/>
+        </w:rPr>
+        <w:t xml:space="preserve">  time text not null default 'Unknown',</w:t>
+        <w:br/>
+      </w:r>
+      <w:r>
+        <w:rPr>
+          <w:rFonts w:ascii="Courier New" w:hAnsi="Courier New" w:eastAsia="Courier New"/>
+          <w:sz w:val="17"/>
+        </w:rPr>
+        <w:t xml:space="preserve">  severity text not null check (severity in ('Low', 'Medium', 'High')),</w:t>
+        <w:br/>
+      </w:r>
+      <w:r>
+        <w:rPr>
+          <w:rFonts w:ascii="Courier New" w:hAnsi="Courier New" w:eastAsia="Courier New"/>
+          <w:sz w:val="17"/>
+        </w:rPr>
+        <w:t xml:space="preserve">  source_filename text not null,</w:t>
+        <w:br/>
+      </w:r>
+      <w:r>
+        <w:rPr>
+          <w:rFonts w:ascii="Courier New" w:hAnsi="Courier New" w:eastAsia="Courier New"/>
+          <w:sz w:val="17"/>
+        </w:rPr>
+        <w:t xml:space="preserve">  source_type text not null check (source_type in ('AUD', 'PDF', 'IMG', 'VID', 'TXT', 'CSV', 'JSON')),</w:t>
+        <w:br/>
+      </w:r>
+      <w:r>
+        <w:rPr>
+          <w:rFonts w:ascii="Courier New" w:hAnsi="Courier New" w:eastAsia="Courier New"/>
+          <w:sz w:val="17"/>
+        </w:rPr>
+        <w:t xml:space="preserve">  confidence double precision default 0.0,</w:t>
+        <w:br/>
+      </w:r>
+      <w:r>
+        <w:rPr>
+          <w:rFonts w:ascii="Courier New" w:hAnsi="Courier New" w:eastAsia="Courier New"/>
+          <w:sz w:val="17"/>
+        </w:rPr>
+        <w:t xml:space="preserve">  raw_text text default 'Unknown',</w:t>
+        <w:br/>
+      </w:r>
+      <w:r>
+        <w:rPr>
+          <w:rFonts w:ascii="Courier New" w:hAnsi="Courier New" w:eastAsia="Courier New"/>
+          <w:sz w:val="17"/>
+        </w:rPr>
+        <w:t xml:space="preserve">  incident_summary text not null default 'Unknown',</w:t>
+        <w:br/>
+      </w:r>
+      <w:r>
+        <w:rPr>
+          <w:rFonts w:ascii="Courier New" w:hAnsi="Courier New" w:eastAsia="Courier New"/>
+          <w:sz w:val="17"/>
+        </w:rPr>
+        <w:t xml:space="preserve">  summary_method text not null default 'rule_based'</w:t>
+        <w:br/>
+      </w:r>
+      <w:r>
+        <w:rPr>
+          <w:rFonts w:ascii="Courier New" w:hAnsi="Courier New" w:eastAsia="Courier New"/>
+          <w:sz w:val="17"/>
+        </w:rPr>
+        <w:t xml:space="preserve">    check (summary_method in ('llm', 'rule_based', 'disabled', 'error')),</w:t>
+        <w:br/>
+      </w:r>
+      <w:r>
+        <w:rPr>
+          <w:rFonts w:ascii="Courier New" w:hAnsi="Courier New" w:eastAsia="Courier New"/>
+          <w:sz w:val="17"/>
+        </w:rPr>
+        <w:t xml:space="preserve">  summary_model text not null default 'Unknown',</w:t>
+        <w:br/>
+      </w:r>
+      <w:r>
+        <w:rPr>
+          <w:rFonts w:ascii="Courier New" w:hAnsi="Courier New" w:eastAsia="Courier New"/>
+          <w:sz w:val="17"/>
+        </w:rPr>
+        <w:t xml:space="preserve">  created_at timestamptz not null default now()</w:t>
+        <w:br/>
+      </w:r>
+      <w:r>
+        <w:rPr>
+          <w:rFonts w:ascii="Courier New" w:hAnsi="Courier New" w:eastAsia="Courier New"/>
+          <w:sz w:val="17"/>
+        </w:rPr>
+        <w:t>);</w:t>
+        <w:br/>
       </w:r>
     </w:p>
-    <w:tbl>
-      <w:tblPr>
-        <w:tblW w:type="pct" w:w="5000"/>
-        <w:jc w:val="center"/>
-        <w:tblLayout w:type="autofit"/>
-        <w:tblLook w:firstColumn="1" w:firstRow="1" w:lastColumn="0" w:lastRow="0" w:noHBand="0" w:noVBand="1" w:val="04A0"/>
-      </w:tblPr>
-      <w:tblGrid>
-        <w:gridCol w:w="10368"/>
-      </w:tblGrid>
-      <w:tr>
-        <w:tc>
-          <w:tcPr>
-            <w:tcW w:type="dxa" w:w="10368"/>
-            <w:shd w:fill="F3F6F8"/>
-            <w:tcBorders>
-              <w:top w:val="single" w:sz="6" w:space="0" w:color="C9D1D9"/>
-              <w:left w:val="single" w:sz="6" w:space="0" w:color="C9D1D9"/>
-              <w:bottom w:val="single" w:sz="6" w:space="0" w:color="C9D1D9"/>
-              <w:right w:val="single" w:sz="6" w:space="0" w:color="C9D1D9"/>
-            </w:tcBorders>
-            <w:tcMar>
-              <w:top w:w="120" w:type="dxa"/>
-              <w:start w:w="140" w:type="dxa"/>
-              <w:bottom w:w="120" w:type="dxa"/>
-              <w:end w:w="140" w:type="dxa"/>
-            </w:tcMar>
-          </w:tcPr>
-          <w:p>
-            <w:pPr>
-              <w:spacing w:after="0" w:line="240" w:lineRule="auto"/>
-            </w:pPr>
-            <w:r>
-              <w:rPr>
-                <w:rFonts w:ascii="Courier New" w:hAnsi="Courier New" w:eastAsia="Courier New"/>
-                <w:b w:val="0"/>
-                <w:i w:val="0"/>
-                <w:color w:val="2F3437"/>
-                <w:sz w:val="21"/>
-              </w:rPr>
-              <w:t>pandas</w:t>
-              <w:br/>
-              <w:t>numpy</w:t>
-              <w:br/>
-              <w:t>streamlit</w:t>
-              <w:br/>
-              <w:t>opencv-python</w:t>
-              <w:br/>
-              <w:t>moviepy</w:t>
-              <w:br/>
-              <w:t>imageio</w:t>
-              <w:br/>
-              <w:t>pymupdf</w:t>
-              <w:br/>
-              <w:t>pdfplumber</w:t>
-              <w:br/>
-              <w:t>pytesseract</w:t>
-              <w:br/>
-              <w:t>spacy</w:t>
-              <w:br/>
-              <w:t>nltk</w:t>
-              <w:br/>
-              <w:t>transformers</w:t>
-              <w:br/>
-              <w:t>torch</w:t>
-              <w:br/>
-              <w:t>torchvision</w:t>
-              <w:br/>
-              <w:t>ultralytics</w:t>
-              <w:br/>
-              <w:t>watchdog</w:t>
-              <w:br/>
-              <w:t>pytest</w:t>
-              <w:br/>
-              <w:t>python-dotenv</w:t>
-            </w:r>
-          </w:p>
-        </w:tc>
-      </w:tr>
-    </w:tbl>
-    <w:p/>
     <w:p>
       <w:pPr>
-        <w:pStyle w:val="Heading1"/>
-        <w:pBdr>
-          <w:bottom w:val="single" w:sz="6" w:space="4" w:color="D9EAF7"/>
-        </w:pBdr>
+        <w:pStyle w:val="Heading2"/>
+      </w:pPr>
+      <w:r>
+        <w:t>8. Local Run Flow</w:t>
+      </w:r>
+    </w:p>
+    <w:p>
+      <w:pPr>
+        <w:spacing w:after="120"/>
+        <w:ind w:left="360"/>
       </w:pPr>
       <w:r>
         <w:rPr>
-          <w:rFonts w:ascii="Times New Roman" w:hAnsi="Times New Roman" w:eastAsia="Times New Roman"/>
-          <w:b/>
-          <w:i w:val="0"/>
-          <w:color w:val="12385B"/>
-          <w:sz w:val="36"/>
+          <w:rFonts w:ascii="Courier New" w:hAnsi="Courier New" w:eastAsia="Courier New"/>
+          <w:sz w:val="17"/>
         </w:rPr>
-        <w:t>5. Feature Flags</w:t>
+        <w:t># 1. Install dependencies</w:t>
+        <w:br/>
+      </w:r>
+      <w:r>
+        <w:rPr>
+          <w:rFonts w:ascii="Courier New" w:hAnsi="Courier New" w:eastAsia="Courier New"/>
+          <w:sz w:val="17"/>
+        </w:rPr>
+        <w:t>pip install -r requirements.txt</w:t>
+        <w:br/>
+      </w:r>
+      <w:r>
+        <w:rPr>
+          <w:rFonts w:ascii="Courier New" w:hAnsi="Courier New" w:eastAsia="Courier New"/>
+          <w:sz w:val="17"/>
+        </w:rPr>
+        <w:br/>
+      </w:r>
+      <w:r>
+        <w:rPr>
+          <w:rFonts w:ascii="Courier New" w:hAnsi="Courier New" w:eastAsia="Courier New"/>
+          <w:sz w:val="17"/>
+        </w:rPr>
+        <w:t># 2. Create .env from .env.example and add Supabase values</w:t>
+        <w:br/>
+      </w:r>
+      <w:r>
+        <w:rPr>
+          <w:rFonts w:ascii="Courier New" w:hAnsi="Courier New" w:eastAsia="Courier New"/>
+          <w:sz w:val="17"/>
+        </w:rPr>
+        <w:t>SUPABASE_URL=...</w:t>
+        <w:br/>
+      </w:r>
+      <w:r>
+        <w:rPr>
+          <w:rFonts w:ascii="Courier New" w:hAnsi="Courier New" w:eastAsia="Courier New"/>
+          <w:sz w:val="17"/>
+        </w:rPr>
+        <w:t>SUPABASE_KEY=...</w:t>
+        <w:br/>
+      </w:r>
+      <w:r>
+        <w:rPr>
+          <w:rFonts w:ascii="Courier New" w:hAnsi="Courier New" w:eastAsia="Courier New"/>
+          <w:sz w:val="17"/>
+        </w:rPr>
+        <w:t>SUPABASE_TABLE=incidents</w:t>
+        <w:br/>
+      </w:r>
+      <w:r>
+        <w:rPr>
+          <w:rFonts w:ascii="Courier New" w:hAnsi="Courier New" w:eastAsia="Courier New"/>
+          <w:sz w:val="17"/>
+        </w:rPr>
+        <w:t>ENABLE_LLM_SUMMARY=True</w:t>
+        <w:br/>
+      </w:r>
+      <w:r>
+        <w:rPr>
+          <w:rFonts w:ascii="Courier New" w:hAnsi="Courier New" w:eastAsia="Courier New"/>
+          <w:sz w:val="17"/>
+        </w:rPr>
+        <w:t>ENABLE_RULE_SUMMARY_FALLBACK=True</w:t>
+        <w:br/>
+      </w:r>
+      <w:r>
+        <w:rPr>
+          <w:rFonts w:ascii="Courier New" w:hAnsi="Courier New" w:eastAsia="Courier New"/>
+          <w:sz w:val="17"/>
+        </w:rPr>
+        <w:t>FAST_DEMO_MODE=True</w:t>
+        <w:br/>
+      </w:r>
+      <w:r>
+        <w:rPr>
+          <w:rFonts w:ascii="Courier New" w:hAnsi="Courier New" w:eastAsia="Courier New"/>
+          <w:sz w:val="17"/>
+        </w:rPr>
+        <w:br/>
+      </w:r>
+      <w:r>
+        <w:rPr>
+          <w:rFonts w:ascii="Courier New" w:hAnsi="Courier New" w:eastAsia="Courier New"/>
+          <w:sz w:val="17"/>
+        </w:rPr>
+        <w:t># 3. Create Supabase table using sql/create_incidents_table.sql</w:t>
+        <w:br/>
+      </w:r>
+      <w:r>
+        <w:rPr>
+          <w:rFonts w:ascii="Courier New" w:hAnsi="Courier New" w:eastAsia="Courier New"/>
+          <w:sz w:val="17"/>
+        </w:rPr>
+        <w:br/>
+      </w:r>
+      <w:r>
+        <w:rPr>
+          <w:rFonts w:ascii="Courier New" w:hAnsi="Courier New" w:eastAsia="Courier New"/>
+          <w:sz w:val="17"/>
+        </w:rPr>
+        <w:t># 4. Launch Streamlit</w:t>
+        <w:br/>
+      </w:r>
+      <w:r>
+        <w:rPr>
+          <w:rFonts w:ascii="Courier New" w:hAnsi="Courier New" w:eastAsia="Courier New"/>
+          <w:sz w:val="17"/>
+        </w:rPr>
+        <w:t>streamlit run app.py</w:t>
+        <w:br/>
+      </w:r>
+      <w:r>
+        <w:rPr>
+          <w:rFonts w:ascii="Courier New" w:hAnsi="Courier New" w:eastAsia="Courier New"/>
+          <w:sz w:val="17"/>
+        </w:rPr>
+        <w:br/>
+      </w:r>
+      <w:r>
+        <w:rPr>
+          <w:rFonts w:ascii="Courier New" w:hAnsi="Courier New" w:eastAsia="Courier New"/>
+          <w:sz w:val="17"/>
+        </w:rPr>
+        <w:t># 5. Upload one supported file</w:t>
+        <w:br/>
+      </w:r>
+      <w:r>
+        <w:rPr>
+          <w:rFonts w:ascii="Courier New" w:hAnsi="Courier New" w:eastAsia="Courier New"/>
+          <w:sz w:val="17"/>
+        </w:rPr>
+        <w:br/>
+      </w:r>
+      <w:r>
+        <w:rPr>
+          <w:rFonts w:ascii="Courier New" w:hAnsi="Courier New" w:eastAsia="Courier New"/>
+          <w:sz w:val="17"/>
+        </w:rPr>
+        <w:t># 6. App processes synchronously:</w:t>
+        <w:br/>
+      </w:r>
+      <w:r>
+        <w:rPr>
+          <w:rFonts w:ascii="Courier New" w:hAnsi="Courier New" w:eastAsia="Courier New"/>
+          <w:sz w:val="17"/>
+        </w:rPr>
+        <w:t>#    extractor -&gt; Student 6 integration -&gt; LLM summarizer -&gt; ID generation -&gt; Supabase insert</w:t>
+        <w:br/>
+      </w:r>
+      <w:r>
+        <w:rPr>
+          <w:rFonts w:ascii="Courier New" w:hAnsi="Courier New" w:eastAsia="Courier New"/>
+          <w:sz w:val="17"/>
+        </w:rPr>
+        <w:br/>
+      </w:r>
+      <w:r>
+        <w:rPr>
+          <w:rFonts w:ascii="Courier New" w:hAnsi="Courier New" w:eastAsia="Courier New"/>
+          <w:sz w:val="17"/>
+        </w:rPr>
+        <w:t># 7. Use dashboard filters, selected incident summaries, and final CSV export from Supabase</w:t>
+        <w:br/>
+      </w:r>
+      <w:r>
+        <w:rPr>
+          <w:rFonts w:ascii="Courier New" w:hAnsi="Courier New" w:eastAsia="Courier New"/>
+          <w:sz w:val="17"/>
+        </w:rPr>
+        <w:br/>
+      </w:r>
+      <w:r>
+        <w:rPr>
+          <w:rFonts w:ascii="Courier New" w:hAnsi="Courier New" w:eastAsia="Courier New"/>
+          <w:sz w:val="17"/>
+        </w:rPr>
+        <w:t># 8. Run tests</w:t>
+        <w:br/>
+      </w:r>
+      <w:r>
+        <w:rPr>
+          <w:rFonts w:ascii="Courier New" w:hAnsi="Courier New" w:eastAsia="Courier New"/>
+          <w:sz w:val="17"/>
+        </w:rPr>
+        <w:t>pytest</w:t>
+        <w:br/>
+      </w:r>
+    </w:p>
+    <w:p>
+      <w:pPr>
+        <w:pStyle w:val="Heading2"/>
+      </w:pPr>
+      <w:r>
+        <w:t>9. Technical Risks</w:t>
       </w:r>
     </w:p>
     <w:tbl>
       <w:tblPr>
         <w:tblStyle w:val="TableGrid"/>
-        <w:tblW w:type="pct" w:w="5000"/>
+        <w:tblW w:type="auto" w:w="0"/>
         <w:jc w:val="center"/>
-        <w:tblLayout w:type="autofit"/>
-        <w:tblLook w:firstColumn="1" w:firstRow="1" w:lastColumn="0" w:lastRow="0" w:noHBand="0" w:noVBand="1" w:val="04A0"/>
-      </w:tblPr>
-      <w:tblGrid>
-        <w:gridCol w:w="3456"/>
-        <w:gridCol w:w="3456"/>
-        <w:gridCol w:w="3456"/>
-      </w:tblGrid>
-      <w:tr>
-        <w:trPr>
-          <w:tblHeader w:val="true"/>
-        </w:trPr>
-        <w:tc>
-          <w:tcPr>
-            <w:tcW w:type="dxa" w:w="3456"/>
-            <w:vAlign w:val="center"/>
-            <w:tcMar>
-              <w:top w:w="85" w:type="dxa"/>
-              <w:start w:w="90" w:type="dxa"/>
-              <w:bottom w:w="85" w:type="dxa"/>
-              <w:end w:w="90" w:type="dxa"/>
-            </w:tcMar>
-            <w:tcBorders>
-              <w:top w:val="single" w:sz="6" w:space="0" w:color="AAB8C5"/>
-              <w:left w:val="single" w:sz="6" w:space="0" w:color="AAB8C5"/>
-              <w:bottom w:val="single" w:sz="6" w:space="0" w:color="AAB8C5"/>
-              <w:right w:val="single" w:sz="6" w:space="0" w:color="AAB8C5"/>
-            </w:tcBorders>
-            <w:shd w:fill="1F4E79"/>
-          </w:tcPr>
-          <w:p>
-            <w:pPr>
-              <w:spacing w:after="0"/>
-              <w:jc w:val="center"/>
-            </w:pPr>
-            <w:r/>
-            <w:r>
-              <w:rPr>
-                <w:rFonts w:ascii="Times New Roman" w:hAnsi="Times New Roman" w:eastAsia="Times New Roman"/>
-                <w:b/>
-                <w:i w:val="0"/>
-                <w:color w:val="FFFFFF"/>
-                <w:sz w:val="24"/>
-              </w:rPr>
-              <w:t>Flag</w:t>
-            </w:r>
-          </w:p>
-        </w:tc>
-        <w:tc>
-          <w:tcPr>
-            <w:tcW w:type="dxa" w:w="3456"/>
-            <w:vAlign w:val="center"/>
-            <w:tcMar>
-              <w:top w:w="85" w:type="dxa"/>
-              <w:start w:w="90" w:type="dxa"/>
-              <w:bottom w:w="85" w:type="dxa"/>
-              <w:end w:w="90" w:type="dxa"/>
-            </w:tcMar>
-            <w:tcBorders>
-              <w:top w:val="single" w:sz="6" w:space="0" w:color="AAB8C5"/>
-              <w:left w:val="single" w:sz="6" w:space="0" w:color="AAB8C5"/>
-              <w:bottom w:val="single" w:sz="6" w:space="0" w:color="AAB8C5"/>
-              <w:right w:val="single" w:sz="6" w:space="0" w:color="AAB8C5"/>
-            </w:tcBorders>
-            <w:shd w:fill="1F4E79"/>
-          </w:tcPr>
-          <w:p>
-            <w:pPr>
-              <w:spacing w:after="0"/>
-              <w:jc w:val="center"/>
-            </w:pPr>
-            <w:r/>
-            <w:r>
-              <w:rPr>
-                <w:rFonts w:ascii="Times New Roman" w:hAnsi="Times New Roman" w:eastAsia="Times New Roman"/>
-                <w:b/>
-                <w:i w:val="0"/>
-                <w:color w:val="FFFFFF"/>
-                <w:sz w:val="24"/>
-              </w:rPr>
-              <w:t>Default</w:t>
-            </w:r>
-          </w:p>
-        </w:tc>
-        <w:tc>
-          <w:tcPr>
-            <w:tcW w:type="dxa" w:w="3456"/>
-            <w:vAlign w:val="center"/>
-            <w:tcMar>
-              <w:top w:w="85" w:type="dxa"/>
-              <w:start w:w="90" w:type="dxa"/>
-              <w:bottom w:w="85" w:type="dxa"/>
-              <w:end w:w="90" w:type="dxa"/>
-            </w:tcMar>
-            <w:tcBorders>
-              <w:top w:val="single" w:sz="6" w:space="0" w:color="AAB8C5"/>
-              <w:left w:val="single" w:sz="6" w:space="0" w:color="AAB8C5"/>
-              <w:bottom w:val="single" w:sz="6" w:space="0" w:color="AAB8C5"/>
-              <w:right w:val="single" w:sz="6" w:space="0" w:color="AAB8C5"/>
-            </w:tcBorders>
-            <w:shd w:fill="1F4E79"/>
-          </w:tcPr>
-          <w:p>
-            <w:pPr>
-              <w:spacing w:after="0"/>
-              <w:jc w:val="center"/>
-            </w:pPr>
-            <w:r/>
-            <w:r>
-              <w:rPr>
-                <w:rFonts w:ascii="Times New Roman" w:hAnsi="Times New Roman" w:eastAsia="Times New Roman"/>
-                <w:b/>
-                <w:i w:val="0"/>
-                <w:color w:val="FFFFFF"/>
-                <w:sz w:val="24"/>
-              </w:rPr>
-              <w:t>Purpose</w:t>
-            </w:r>
-          </w:p>
-        </w:tc>
-      </w:tr>
-      <w:tr>
-        <w:trPr>
-          <w:cantSplit/>
-        </w:trPr>
-        <w:tc>
-          <w:tcPr>
-            <w:tcW w:type="dxa" w:w="3456"/>
-            <w:vAlign w:val="center"/>
-            <w:tcMar>
-              <w:top w:w="85" w:type="dxa"/>
-              <w:start w:w="90" w:type="dxa"/>
-              <w:bottom w:w="85" w:type="dxa"/>
-              <w:end w:w="90" w:type="dxa"/>
-            </w:tcMar>
-            <w:tcBorders>
-              <w:top w:val="single" w:sz="6" w:space="0" w:color="D0D7DE"/>
-              <w:left w:val="single" w:sz="6" w:space="0" w:color="D0D7DE"/>
-              <w:bottom w:val="single" w:sz="6" w:space="0" w:color="D0D7DE"/>
-              <w:right w:val="single" w:sz="6" w:space="0" w:color="D0D7DE"/>
-            </w:tcBorders>
-            <w:shd w:fill="FFFFFF"/>
-          </w:tcPr>
-          <w:p>
-            <w:pPr>
-              <w:spacing w:after="0"/>
-              <w:jc w:val="left"/>
-            </w:pPr>
-            <w:r/>
-            <w:r>
-              <w:rPr>
-                <w:rFonts w:ascii="Times New Roman" w:hAnsi="Times New Roman" w:eastAsia="Times New Roman"/>
-                <w:b w:val="0"/>
-                <w:i w:val="0"/>
-                <w:color w:val="1F1F1F"/>
-                <w:sz w:val="24"/>
-              </w:rPr>
-              <w:t>ENABLE_LLM_SUMMARY</w:t>
-            </w:r>
-          </w:p>
-        </w:tc>
-        <w:tc>
-          <w:tcPr>
-            <w:tcW w:type="dxa" w:w="3456"/>
-            <w:vAlign w:val="center"/>
-            <w:tcMar>
-              <w:top w:w="85" w:type="dxa"/>
-              <w:start w:w="90" w:type="dxa"/>
-              <w:bottom w:w="85" w:type="dxa"/>
-              <w:end w:w="90" w:type="dxa"/>
-            </w:tcMar>
-            <w:tcBorders>
-              <w:top w:val="single" w:sz="6" w:space="0" w:color="D0D7DE"/>
-              <w:left w:val="single" w:sz="6" w:space="0" w:color="D0D7DE"/>
-              <w:bottom w:val="single" w:sz="6" w:space="0" w:color="D0D7DE"/>
-              <w:right w:val="single" w:sz="6" w:space="0" w:color="D0D7DE"/>
-            </w:tcBorders>
-            <w:shd w:fill="FFFFFF"/>
-          </w:tcPr>
-          <w:p>
-            <w:pPr>
-              <w:spacing w:after="0"/>
-              <w:jc w:val="left"/>
-            </w:pPr>
-            <w:r/>
-            <w:r>
-              <w:rPr>
-                <w:rFonts w:ascii="Times New Roman" w:hAnsi="Times New Roman" w:eastAsia="Times New Roman"/>
-                <w:b w:val="0"/>
-                <w:i w:val="0"/>
-                <w:color w:val="1F1F1F"/>
-                <w:sz w:val="24"/>
-              </w:rPr>
-              <w:t>True</w:t>
-            </w:r>
-          </w:p>
-        </w:tc>
-        <w:tc>
-          <w:tcPr>
-            <w:tcW w:type="dxa" w:w="3456"/>
-            <w:vAlign w:val="center"/>
-            <w:tcMar>
-              <w:top w:w="85" w:type="dxa"/>
-              <w:start w:w="90" w:type="dxa"/>
-              <w:bottom w:w="85" w:type="dxa"/>
-              <w:end w:w="90" w:type="dxa"/>
-            </w:tcMar>
-            <w:tcBorders>
-              <w:top w:val="single" w:sz="6" w:space="0" w:color="D0D7DE"/>
-              <w:left w:val="single" w:sz="6" w:space="0" w:color="D0D7DE"/>
-              <w:bottom w:val="single" w:sz="6" w:space="0" w:color="D0D7DE"/>
-              <w:right w:val="single" w:sz="6" w:space="0" w:color="D0D7DE"/>
-            </w:tcBorders>
-            <w:shd w:fill="FFFFFF"/>
-          </w:tcPr>
-          <w:p>
-            <w:pPr>
-              <w:spacing w:after="0"/>
-              <w:jc w:val="left"/>
-            </w:pPr>
-            <w:r/>
-            <w:r>
-              <w:rPr>
-                <w:rFonts w:ascii="Times New Roman" w:hAnsi="Times New Roman" w:eastAsia="Times New Roman"/>
-                <w:b w:val="0"/>
-                <w:i w:val="0"/>
-                <w:color w:val="1F1F1F"/>
-                <w:sz w:val="24"/>
-              </w:rPr>
-              <w:t>Turn local HuggingFace summary on/off</w:t>
-            </w:r>
-          </w:p>
-        </w:tc>
-      </w:tr>
-      <w:tr>
-        <w:trPr>
-          <w:cantSplit/>
-        </w:trPr>
-        <w:tc>
-          <w:tcPr>
-            <w:tcW w:type="dxa" w:w="3456"/>
-            <w:vAlign w:val="center"/>
-            <w:tcMar>
-              <w:top w:w="85" w:type="dxa"/>
-              <w:start w:w="90" w:type="dxa"/>
-              <w:bottom w:w="85" w:type="dxa"/>
-              <w:end w:w="90" w:type="dxa"/>
-            </w:tcMar>
-            <w:tcBorders>
-              <w:top w:val="single" w:sz="6" w:space="0" w:color="D0D7DE"/>
-              <w:left w:val="single" w:sz="6" w:space="0" w:color="D0D7DE"/>
-              <w:bottom w:val="single" w:sz="6" w:space="0" w:color="D0D7DE"/>
-              <w:right w:val="single" w:sz="6" w:space="0" w:color="D0D7DE"/>
-            </w:tcBorders>
-            <w:shd w:fill="F8FAFC"/>
-          </w:tcPr>
-          <w:p>
-            <w:pPr>
-              <w:spacing w:after="0"/>
-              <w:jc w:val="left"/>
-            </w:pPr>
-            <w:r/>
-            <w:r>
-              <w:rPr>
-                <w:rFonts w:ascii="Times New Roman" w:hAnsi="Times New Roman" w:eastAsia="Times New Roman"/>
-                <w:b w:val="0"/>
-                <w:i w:val="0"/>
-                <w:color w:val="1F1F1F"/>
-                <w:sz w:val="24"/>
-              </w:rPr>
-              <w:t>ENABLE_RULE_SUMMARY_FALLBACK</w:t>
-            </w:r>
-          </w:p>
-        </w:tc>
-        <w:tc>
-          <w:tcPr>
-            <w:tcW w:type="dxa" w:w="3456"/>
-            <w:vAlign w:val="center"/>
-            <w:tcMar>
-              <w:top w:w="85" w:type="dxa"/>
-              <w:start w:w="90" w:type="dxa"/>
-              <w:bottom w:w="85" w:type="dxa"/>
-              <w:end w:w="90" w:type="dxa"/>
-            </w:tcMar>
-            <w:tcBorders>
-              <w:top w:val="single" w:sz="6" w:space="0" w:color="D0D7DE"/>
-              <w:left w:val="single" w:sz="6" w:space="0" w:color="D0D7DE"/>
-              <w:bottom w:val="single" w:sz="6" w:space="0" w:color="D0D7DE"/>
-              <w:right w:val="single" w:sz="6" w:space="0" w:color="D0D7DE"/>
-            </w:tcBorders>
-            <w:shd w:fill="F8FAFC"/>
-          </w:tcPr>
-          <w:p>
-            <w:pPr>
-              <w:spacing w:after="0"/>
-              <w:jc w:val="left"/>
-            </w:pPr>
-            <w:r/>
-            <w:r>
-              <w:rPr>
-                <w:rFonts w:ascii="Times New Roman" w:hAnsi="Times New Roman" w:eastAsia="Times New Roman"/>
-                <w:b w:val="0"/>
-                <w:i w:val="0"/>
-                <w:color w:val="1F1F1F"/>
-                <w:sz w:val="24"/>
-              </w:rPr>
-              <w:t>True</w:t>
-            </w:r>
-          </w:p>
-        </w:tc>
-        <w:tc>
-          <w:tcPr>
-            <w:tcW w:type="dxa" w:w="3456"/>
-            <w:vAlign w:val="center"/>
-            <w:tcMar>
-              <w:top w:w="85" w:type="dxa"/>
-              <w:start w:w="90" w:type="dxa"/>
-              <w:bottom w:w="85" w:type="dxa"/>
-              <w:end w:w="90" w:type="dxa"/>
-            </w:tcMar>
-            <w:tcBorders>
-              <w:top w:val="single" w:sz="6" w:space="0" w:color="D0D7DE"/>
-              <w:left w:val="single" w:sz="6" w:space="0" w:color="D0D7DE"/>
-              <w:bottom w:val="single" w:sz="6" w:space="0" w:color="D0D7DE"/>
-              <w:right w:val="single" w:sz="6" w:space="0" w:color="D0D7DE"/>
-            </w:tcBorders>
-            <w:shd w:fill="F8FAFC"/>
-          </w:tcPr>
-          <w:p>
-            <w:pPr>
-              <w:spacing w:after="0"/>
-              <w:jc w:val="left"/>
-            </w:pPr>
-            <w:r/>
-            <w:r>
-              <w:rPr>
-                <w:rFonts w:ascii="Times New Roman" w:hAnsi="Times New Roman" w:eastAsia="Times New Roman"/>
-                <w:b w:val="0"/>
-                <w:i w:val="0"/>
-                <w:color w:val="1F1F1F"/>
-                <w:sz w:val="24"/>
-              </w:rPr>
-              <w:t>Always provide summary fallback</w:t>
-            </w:r>
-          </w:p>
-        </w:tc>
-      </w:tr>
-      <w:tr>
-        <w:trPr>
-          <w:cantSplit/>
-        </w:trPr>
-        <w:tc>
-          <w:tcPr>
-            <w:tcW w:type="dxa" w:w="3456"/>
-            <w:vAlign w:val="center"/>
-            <w:tcMar>
-              <w:top w:w="85" w:type="dxa"/>
-              <w:start w:w="90" w:type="dxa"/>
-              <w:bottom w:w="85" w:type="dxa"/>
-              <w:end w:w="90" w:type="dxa"/>
-            </w:tcMar>
-            <w:tcBorders>
-              <w:top w:val="single" w:sz="6" w:space="0" w:color="D0D7DE"/>
-              <w:left w:val="single" w:sz="6" w:space="0" w:color="D0D7DE"/>
-              <w:bottom w:val="single" w:sz="6" w:space="0" w:color="D0D7DE"/>
-              <w:right w:val="single" w:sz="6" w:space="0" w:color="D0D7DE"/>
-            </w:tcBorders>
-            <w:shd w:fill="FFFFFF"/>
-          </w:tcPr>
-          <w:p>
-            <w:pPr>
-              <w:spacing w:after="0"/>
-              <w:jc w:val="left"/>
-            </w:pPr>
-            <w:r/>
-            <w:r>
-              <w:rPr>
-                <w:rFonts w:ascii="Times New Roman" w:hAnsi="Times New Roman" w:eastAsia="Times New Roman"/>
-                <w:b w:val="0"/>
-                <w:i w:val="0"/>
-                <w:color w:val="1F1F1F"/>
-                <w:sz w:val="24"/>
-              </w:rPr>
-              <w:t>ENABLE_WATCH_FOLDER</w:t>
-            </w:r>
-          </w:p>
-        </w:tc>
-        <w:tc>
-          <w:tcPr>
-            <w:tcW w:type="dxa" w:w="3456"/>
-            <w:vAlign w:val="center"/>
-            <w:tcMar>
-              <w:top w:w="85" w:type="dxa"/>
-              <w:start w:w="90" w:type="dxa"/>
-              <w:bottom w:w="85" w:type="dxa"/>
-              <w:end w:w="90" w:type="dxa"/>
-            </w:tcMar>
-            <w:tcBorders>
-              <w:top w:val="single" w:sz="6" w:space="0" w:color="D0D7DE"/>
-              <w:left w:val="single" w:sz="6" w:space="0" w:color="D0D7DE"/>
-              <w:bottom w:val="single" w:sz="6" w:space="0" w:color="D0D7DE"/>
-              <w:right w:val="single" w:sz="6" w:space="0" w:color="D0D7DE"/>
-            </w:tcBorders>
-            <w:shd w:fill="FFFFFF"/>
-          </w:tcPr>
-          <w:p>
-            <w:pPr>
-              <w:spacing w:after="0"/>
-              <w:jc w:val="left"/>
-            </w:pPr>
-            <w:r/>
-            <w:r>
-              <w:rPr>
-                <w:rFonts w:ascii="Times New Roman" w:hAnsi="Times New Roman" w:eastAsia="Times New Roman"/>
-                <w:b w:val="0"/>
-                <w:i w:val="0"/>
-                <w:color w:val="1F1F1F"/>
-                <w:sz w:val="24"/>
-              </w:rPr>
-              <w:t>False</w:t>
-            </w:r>
-          </w:p>
-        </w:tc>
-        <w:tc>
-          <w:tcPr>
-            <w:tcW w:type="dxa" w:w="3456"/>
-            <w:vAlign w:val="center"/>
-            <w:tcMar>
-              <w:top w:w="85" w:type="dxa"/>
-              <w:start w:w="90" w:type="dxa"/>
-              <w:bottom w:w="85" w:type="dxa"/>
-              <w:end w:w="90" w:type="dxa"/>
-            </w:tcMar>
-            <w:tcBorders>
-              <w:top w:val="single" w:sz="6" w:space="0" w:color="D0D7DE"/>
-              <w:left w:val="single" w:sz="6" w:space="0" w:color="D0D7DE"/>
-              <w:bottom w:val="single" w:sz="6" w:space="0" w:color="D0D7DE"/>
-              <w:right w:val="single" w:sz="6" w:space="0" w:color="D0D7DE"/>
-            </w:tcBorders>
-            <w:shd w:fill="FFFFFF"/>
-          </w:tcPr>
-          <w:p>
-            <w:pPr>
-              <w:spacing w:after="0"/>
-              <w:jc w:val="left"/>
-            </w:pPr>
-            <w:r/>
-            <w:r>
-              <w:rPr>
-                <w:rFonts w:ascii="Times New Roman" w:hAnsi="Times New Roman" w:eastAsia="Times New Roman"/>
-                <w:b w:val="0"/>
-                <w:i w:val="0"/>
-                <w:color w:val="1F1F1F"/>
-                <w:sz w:val="24"/>
-              </w:rPr>
-              <w:t>Enable watch-folder demo only when stable</w:t>
-            </w:r>
-          </w:p>
-        </w:tc>
-      </w:tr>
-      <w:tr>
-        <w:trPr>
-          <w:cantSplit/>
-        </w:trPr>
-        <w:tc>
-          <w:tcPr>
-            <w:tcW w:type="dxa" w:w="3456"/>
-            <w:vAlign w:val="center"/>
-            <w:tcMar>
-              <w:top w:w="85" w:type="dxa"/>
-              <w:start w:w="90" w:type="dxa"/>
-              <w:bottom w:w="85" w:type="dxa"/>
-              <w:end w:w="90" w:type="dxa"/>
-            </w:tcMar>
-            <w:tcBorders>
-              <w:top w:val="single" w:sz="6" w:space="0" w:color="D0D7DE"/>
-              <w:left w:val="single" w:sz="6" w:space="0" w:color="D0D7DE"/>
-              <w:bottom w:val="single" w:sz="6" w:space="0" w:color="D0D7DE"/>
-              <w:right w:val="single" w:sz="6" w:space="0" w:color="D0D7DE"/>
-            </w:tcBorders>
-            <w:shd w:fill="F8FAFC"/>
-          </w:tcPr>
-          <w:p>
-            <w:pPr>
-              <w:spacing w:after="0"/>
-              <w:jc w:val="left"/>
-            </w:pPr>
-            <w:r/>
-            <w:r>
-              <w:rPr>
-                <w:rFonts w:ascii="Times New Roman" w:hAnsi="Times New Roman" w:eastAsia="Times New Roman"/>
-                <w:b w:val="0"/>
-                <w:i w:val="0"/>
-                <w:color w:val="1F1F1F"/>
-                <w:sz w:val="24"/>
-              </w:rPr>
-              <w:t>ENABLE_OCR_FALLBACK</w:t>
-            </w:r>
-          </w:p>
-        </w:tc>
-        <w:tc>
-          <w:tcPr>
-            <w:tcW w:type="dxa" w:w="3456"/>
-            <w:vAlign w:val="center"/>
-            <w:tcMar>
-              <w:top w:w="85" w:type="dxa"/>
-              <w:start w:w="90" w:type="dxa"/>
-              <w:bottom w:w="85" w:type="dxa"/>
-              <w:end w:w="90" w:type="dxa"/>
-            </w:tcMar>
-            <w:tcBorders>
-              <w:top w:val="single" w:sz="6" w:space="0" w:color="D0D7DE"/>
-              <w:left w:val="single" w:sz="6" w:space="0" w:color="D0D7DE"/>
-              <w:bottom w:val="single" w:sz="6" w:space="0" w:color="D0D7DE"/>
-              <w:right w:val="single" w:sz="6" w:space="0" w:color="D0D7DE"/>
-            </w:tcBorders>
-            <w:shd w:fill="F8FAFC"/>
-          </w:tcPr>
-          <w:p>
-            <w:pPr>
-              <w:spacing w:after="0"/>
-              <w:jc w:val="left"/>
-            </w:pPr>
-            <w:r/>
-            <w:r>
-              <w:rPr>
-                <w:rFonts w:ascii="Times New Roman" w:hAnsi="Times New Roman" w:eastAsia="Times New Roman"/>
-                <w:b w:val="0"/>
-                <w:i w:val="0"/>
-                <w:color w:val="1F1F1F"/>
-                <w:sz w:val="24"/>
-              </w:rPr>
-              <w:t>True</w:t>
-            </w:r>
-          </w:p>
-        </w:tc>
-        <w:tc>
-          <w:tcPr>
-            <w:tcW w:type="dxa" w:w="3456"/>
-            <w:vAlign w:val="center"/>
-            <w:tcMar>
-              <w:top w:w="85" w:type="dxa"/>
-              <w:start w:w="90" w:type="dxa"/>
-              <w:bottom w:w="85" w:type="dxa"/>
-              <w:end w:w="90" w:type="dxa"/>
-            </w:tcMar>
-            <w:tcBorders>
-              <w:top w:val="single" w:sz="6" w:space="0" w:color="D0D7DE"/>
-              <w:left w:val="single" w:sz="6" w:space="0" w:color="D0D7DE"/>
-              <w:bottom w:val="single" w:sz="6" w:space="0" w:color="D0D7DE"/>
-              <w:right w:val="single" w:sz="6" w:space="0" w:color="D0D7DE"/>
-            </w:tcBorders>
-            <w:shd w:fill="F8FAFC"/>
-          </w:tcPr>
-          <w:p>
-            <w:pPr>
-              <w:spacing w:after="0"/>
-              <w:jc w:val="left"/>
-            </w:pPr>
-            <w:r/>
-            <w:r>
-              <w:rPr>
-                <w:rFonts w:ascii="Times New Roman" w:hAnsi="Times New Roman" w:eastAsia="Times New Roman"/>
-                <w:b w:val="0"/>
-                <w:i w:val="0"/>
-                <w:color w:val="1F1F1F"/>
-                <w:sz w:val="24"/>
-              </w:rPr>
-              <w:t>Allow OCR fallback for PDFs/images</w:t>
-            </w:r>
-          </w:p>
-        </w:tc>
-      </w:tr>
-      <w:tr>
-        <w:trPr>
-          <w:cantSplit/>
-        </w:trPr>
-        <w:tc>
-          <w:tcPr>
-            <w:tcW w:type="dxa" w:w="3456"/>
-            <w:vAlign w:val="center"/>
-            <w:tcMar>
-              <w:top w:w="85" w:type="dxa"/>
-              <w:start w:w="90" w:type="dxa"/>
-              <w:bottom w:w="85" w:type="dxa"/>
-              <w:end w:w="90" w:type="dxa"/>
-            </w:tcMar>
-            <w:tcBorders>
-              <w:top w:val="single" w:sz="6" w:space="0" w:color="D0D7DE"/>
-              <w:left w:val="single" w:sz="6" w:space="0" w:color="D0D7DE"/>
-              <w:bottom w:val="single" w:sz="6" w:space="0" w:color="D0D7DE"/>
-              <w:right w:val="single" w:sz="6" w:space="0" w:color="D0D7DE"/>
-            </w:tcBorders>
-            <w:shd w:fill="FFFFFF"/>
-          </w:tcPr>
-          <w:p>
-            <w:pPr>
-              <w:spacing w:after="0"/>
-              <w:jc w:val="left"/>
-            </w:pPr>
-            <w:r/>
-            <w:r>
-              <w:rPr>
-                <w:rFonts w:ascii="Times New Roman" w:hAnsi="Times New Roman" w:eastAsia="Times New Roman"/>
-                <w:b w:val="0"/>
-                <w:i w:val="0"/>
-                <w:color w:val="1F1F1F"/>
-                <w:sz w:val="24"/>
-              </w:rPr>
-              <w:t>FAST_DEMO_MODE</w:t>
-            </w:r>
-          </w:p>
-        </w:tc>
-        <w:tc>
-          <w:tcPr>
-            <w:tcW w:type="dxa" w:w="3456"/>
-            <w:vAlign w:val="center"/>
-            <w:tcMar>
-              <w:top w:w="85" w:type="dxa"/>
-              <w:start w:w="90" w:type="dxa"/>
-              <w:bottom w:w="85" w:type="dxa"/>
-              <w:end w:w="90" w:type="dxa"/>
-            </w:tcMar>
-            <w:tcBorders>
-              <w:top w:val="single" w:sz="6" w:space="0" w:color="D0D7DE"/>
-              <w:left w:val="single" w:sz="6" w:space="0" w:color="D0D7DE"/>
-              <w:bottom w:val="single" w:sz="6" w:space="0" w:color="D0D7DE"/>
-              <w:right w:val="single" w:sz="6" w:space="0" w:color="D0D7DE"/>
-            </w:tcBorders>
-            <w:shd w:fill="FFFFFF"/>
-          </w:tcPr>
-          <w:p>
-            <w:pPr>
-              <w:spacing w:after="0"/>
-              <w:jc w:val="left"/>
-            </w:pPr>
-            <w:r/>
-            <w:r>
-              <w:rPr>
-                <w:rFonts w:ascii="Times New Roman" w:hAnsi="Times New Roman" w:eastAsia="Times New Roman"/>
-                <w:b w:val="0"/>
-                <w:i w:val="0"/>
-                <w:color w:val="1F1F1F"/>
-                <w:sz w:val="24"/>
-              </w:rPr>
-              <w:t>True</w:t>
-            </w:r>
-          </w:p>
-        </w:tc>
-        <w:tc>
-          <w:tcPr>
-            <w:tcW w:type="dxa" w:w="3456"/>
-            <w:vAlign w:val="center"/>
-            <w:tcMar>
-              <w:top w:w="85" w:type="dxa"/>
-              <w:start w:w="90" w:type="dxa"/>
-              <w:bottom w:w="85" w:type="dxa"/>
-              <w:end w:w="90" w:type="dxa"/>
-            </w:tcMar>
-            <w:tcBorders>
-              <w:top w:val="single" w:sz="6" w:space="0" w:color="D0D7DE"/>
-              <w:left w:val="single" w:sz="6" w:space="0" w:color="D0D7DE"/>
-              <w:bottom w:val="single" w:sz="6" w:space="0" w:color="D0D7DE"/>
-              <w:right w:val="single" w:sz="6" w:space="0" w:color="D0D7DE"/>
-            </w:tcBorders>
-            <w:shd w:fill="FFFFFF"/>
-          </w:tcPr>
-          <w:p>
-            <w:pPr>
-              <w:spacing w:after="0"/>
-              <w:jc w:val="left"/>
-            </w:pPr>
-            <w:r/>
-            <w:r>
-              <w:rPr>
-                <w:rFonts w:ascii="Times New Roman" w:hAnsi="Times New Roman" w:eastAsia="Times New Roman"/>
-                <w:b w:val="0"/>
-                <w:i w:val="0"/>
-                <w:color w:val="1F1F1F"/>
-                <w:sz w:val="24"/>
-              </w:rPr>
-              <w:t>Use cached outputs or reduced frames</w:t>
-            </w:r>
-          </w:p>
-        </w:tc>
-      </w:tr>
-    </w:tbl>
-    <w:p/>
-    <w:p>
-      <w:pPr>
-        <w:pStyle w:val="Heading1"/>
-        <w:pBdr>
-          <w:bottom w:val="single" w:sz="6" w:space="4" w:color="D9EAF7"/>
-        </w:pBdr>
-      </w:pPr>
-      <w:r>
-        <w:rPr>
-          <w:rFonts w:ascii="Times New Roman" w:hAnsi="Times New Roman" w:eastAsia="Times New Roman"/>
-          <w:b/>
-          <w:i w:val="0"/>
-          <w:color w:val="12385B"/>
-          <w:sz w:val="36"/>
-        </w:rPr>
-        <w:t>6. Local Run Flow</w:t>
-      </w:r>
-    </w:p>
-    <w:tbl>
-      <w:tblPr>
-        <w:tblW w:type="pct" w:w="5000"/>
-        <w:jc w:val="center"/>
-        <w:tblLayout w:type="autofit"/>
-        <w:tblLook w:firstColumn="1" w:firstRow="1" w:lastColumn="0" w:lastRow="0" w:noHBand="0" w:noVBand="1" w:val="04A0"/>
-      </w:tblPr>
-      <w:tblGrid>
-        <w:gridCol w:w="10368"/>
-      </w:tblGrid>
-      <w:tr>
-        <w:tc>
-          <w:tcPr>
-            <w:tcW w:type="dxa" w:w="10368"/>
-            <w:shd w:fill="F3F6F8"/>
-            <w:tcBorders>
-              <w:top w:val="single" w:sz="6" w:space="0" w:color="C9D1D9"/>
-              <w:left w:val="single" w:sz="6" w:space="0" w:color="C9D1D9"/>
-              <w:bottom w:val="single" w:sz="6" w:space="0" w:color="C9D1D9"/>
-              <w:right w:val="single" w:sz="6" w:space="0" w:color="C9D1D9"/>
-            </w:tcBorders>
-            <w:tcMar>
-              <w:top w:w="120" w:type="dxa"/>
-              <w:start w:w="140" w:type="dxa"/>
-              <w:bottom w:w="120" w:type="dxa"/>
-              <w:end w:w="140" w:type="dxa"/>
-            </w:tcMar>
-          </w:tcPr>
-          <w:p>
-            <w:pPr>
-              <w:spacing w:after="0" w:line="240" w:lineRule="auto"/>
-            </w:pPr>
-            <w:r>
-              <w:rPr>
-                <w:rFonts w:ascii="Courier New" w:hAnsi="Courier New" w:eastAsia="Courier New"/>
-                <w:b w:val="0"/>
-                <w:i w:val="0"/>
-                <w:color w:val="2F3437"/>
-                <w:sz w:val="21"/>
-              </w:rPr>
-              <w:t># 1. Install dependencies</w:t>
-              <w:br/>
-              <w:t>pip install -r requirements.txt</w:t>
-              <w:br/>
-              <w:br/>
-              <w:t># 2. Add sample evidence under data/raw/INC_001/</w:t>
-              <w:br/>
-              <w:br/>
-              <w:t># 3. Run modality processors</w:t>
-              <w:br/>
-              <w:t>python audio/audio_processor.py</w:t>
-              <w:br/>
-              <w:t>python pdf/pdf_processor.py</w:t>
-              <w:br/>
-              <w:t>python images/image_processor.py</w:t>
-              <w:br/>
-              <w:t>python video/video_processor.py</w:t>
-              <w:br/>
-              <w:t>python text/text_processor.py</w:t>
-              <w:br/>
-              <w:br/>
-              <w:t># 4. Merge outputs</w:t>
-              <w:br/>
-              <w:t>python integration/merge_outputs.py</w:t>
-              <w:br/>
-              <w:br/>
-              <w:t># 5. Launch dashboard</w:t>
-              <w:br/>
-              <w:t>streamlit run integration/app.py</w:t>
-              <w:br/>
-              <w:br/>
-              <w:t># 6. Run tests</w:t>
-              <w:br/>
-              <w:t>pytest</w:t>
-            </w:r>
-          </w:p>
-        </w:tc>
-      </w:tr>
-    </w:tbl>
-    <w:p/>
-    <w:p>
-      <w:pPr>
-        <w:pStyle w:val="Heading1"/>
-        <w:pBdr>
-          <w:bottom w:val="single" w:sz="6" w:space="4" w:color="D9EAF7"/>
-        </w:pBdr>
-      </w:pPr>
-      <w:r>
-        <w:rPr>
-          <w:rFonts w:ascii="Times New Roman" w:hAnsi="Times New Roman" w:eastAsia="Times New Roman"/>
-          <w:b/>
-          <w:i w:val="0"/>
-          <w:color w:val="12385B"/>
-          <w:sz w:val="36"/>
-        </w:rPr>
-        <w:t>7. AWS No-Billing Plan</w:t>
-      </w:r>
-    </w:p>
-    <w:p>
-      <w:r>
-        <w:rPr>
-          <w:rFonts w:ascii="Times New Roman" w:hAnsi="Times New Roman" w:eastAsia="Times New Roman"/>
-          <w:b w:val="0"/>
-          <w:i w:val="0"/>
-          <w:sz w:val="26"/>
-        </w:rPr>
-        <w:t>The implementation runs locally. AWS is documented as an optional plan only.</w:t>
-      </w:r>
-    </w:p>
-    <w:p>
-      <w:r>
-        <w:rPr>
-          <w:rFonts w:ascii="Times New Roman" w:hAnsi="Times New Roman" w:eastAsia="Times New Roman"/>
-          <w:b w:val="0"/>
-          <w:i w:val="0"/>
-          <w:sz w:val="26"/>
-        </w:rPr>
-        <w:t>No-billing architecture:</w:t>
-      </w:r>
-    </w:p>
-    <w:tbl>
-      <w:tblPr>
-        <w:tblW w:type="pct" w:w="5000"/>
-        <w:jc w:val="center"/>
-        <w:tblLayout w:type="autofit"/>
-        <w:tblLook w:firstColumn="1" w:firstRow="1" w:lastColumn="0" w:lastRow="0" w:noHBand="0" w:noVBand="1" w:val="04A0"/>
-      </w:tblPr>
-      <w:tblGrid>
-        <w:gridCol w:w="10368"/>
-      </w:tblGrid>
-      <w:tr>
-        <w:tc>
-          <w:tcPr>
-            <w:tcW w:type="dxa" w:w="10368"/>
-            <w:shd w:fill="F3F6F8"/>
-            <w:tcBorders>
-              <w:top w:val="single" w:sz="6" w:space="0" w:color="C9D1D9"/>
-              <w:left w:val="single" w:sz="6" w:space="0" w:color="C9D1D9"/>
-              <w:bottom w:val="single" w:sz="6" w:space="0" w:color="C9D1D9"/>
-              <w:right w:val="single" w:sz="6" w:space="0" w:color="C9D1D9"/>
-            </w:tcBorders>
-            <w:tcMar>
-              <w:top w:w="120" w:type="dxa"/>
-              <w:start w:w="140" w:type="dxa"/>
-              <w:bottom w:w="120" w:type="dxa"/>
-              <w:end w:w="140" w:type="dxa"/>
-            </w:tcMar>
-          </w:tcPr>
-          <w:p>
-            <w:pPr>
-              <w:spacing w:after="0" w:line="240" w:lineRule="auto"/>
-            </w:pPr>
-            <w:r>
-              <w:rPr>
-                <w:rFonts w:ascii="Courier New" w:hAnsi="Courier New" w:eastAsia="Courier New"/>
-                <w:b w:val="0"/>
-                <w:i w:val="0"/>
-                <w:color w:val="2F3437"/>
-                <w:sz w:val="21"/>
-              </w:rPr>
-              <w:t>Local Laptop</w:t>
-              <w:br/>
-              <w:t>├── Streamlit app</w:t>
-              <w:br/>
-              <w:t>├── Local HuggingFace model</w:t>
-              <w:br/>
-              <w:t>└── Local final_incidents.csv</w:t>
-              <w:br/>
-              <w:br/>
-              <w:t>Optional AWS Plan</w:t>
-              <w:br/>
-              <w:t>├── S3 bucket for raw evidence/final CSV only if free-tier safe</w:t>
-              <w:br/>
-              <w:t>├── EC2 free-tier only if free-tier safe</w:t>
-              <w:br/>
-              <w:t>├── IAM least-privilege role</w:t>
-              <w:br/>
-              <w:t>├── No paid API Gateway</w:t>
-              <w:br/>
-              <w:t>├── No managed ML endpoint</w:t>
-              <w:br/>
-              <w:t>└── No paid LLM API</w:t>
-            </w:r>
-          </w:p>
-        </w:tc>
-      </w:tr>
-    </w:tbl>
-    <w:p/>
-    <w:p>
-      <w:pPr>
-        <w:pStyle w:val="Heading1"/>
-        <w:pBdr>
-          <w:bottom w:val="single" w:sz="6" w:space="4" w:color="D9EAF7"/>
-        </w:pBdr>
-      </w:pPr>
-      <w:r>
-        <w:rPr>
-          <w:rFonts w:ascii="Times New Roman" w:hAnsi="Times New Roman" w:eastAsia="Times New Roman"/>
-          <w:b/>
-          <w:i w:val="0"/>
-          <w:color w:val="12385B"/>
-          <w:sz w:val="36"/>
-        </w:rPr>
-        <w:t>8. Technical Risks</w:t>
-      </w:r>
-    </w:p>
-    <w:tbl>
-      <w:tblPr>
-        <w:tblStyle w:val="TableGrid"/>
-        <w:tblW w:type="pct" w:w="5000"/>
-        <w:jc w:val="center"/>
-        <w:tblLayout w:type="autofit"/>
         <w:tblLook w:firstColumn="1" w:firstRow="1" w:lastColumn="0" w:lastRow="0" w:noHBand="0" w:noVBand="1" w:val="04A0"/>
       </w:tblPr>
       <w:tblGrid>
@@ -2643,40 +2908,18 @@
         <w:gridCol w:w="5184"/>
       </w:tblGrid>
       <w:tr>
-        <w:trPr>
-          <w:tblHeader w:val="true"/>
-        </w:trPr>
         <w:tc>
           <w:tcPr>
             <w:tcW w:type="dxa" w:w="5184"/>
+            <w:shd w:fill="D9EAF7"/>
             <w:vAlign w:val="center"/>
-            <w:tcMar>
-              <w:top w:w="85" w:type="dxa"/>
-              <w:start w:w="90" w:type="dxa"/>
-              <w:bottom w:w="85" w:type="dxa"/>
-              <w:end w:w="90" w:type="dxa"/>
-            </w:tcMar>
-            <w:tcBorders>
-              <w:top w:val="single" w:sz="6" w:space="0" w:color="AAB8C5"/>
-              <w:left w:val="single" w:sz="6" w:space="0" w:color="AAB8C5"/>
-              <w:bottom w:val="single" w:sz="6" w:space="0" w:color="AAB8C5"/>
-              <w:right w:val="single" w:sz="6" w:space="0" w:color="AAB8C5"/>
-            </w:tcBorders>
-            <w:shd w:fill="1F4E79"/>
           </w:tcPr>
           <w:p>
-            <w:pPr>
-              <w:spacing w:after="0"/>
-              <w:jc w:val="center"/>
-            </w:pPr>
             <w:r/>
             <w:r>
               <w:rPr>
-                <w:rFonts w:ascii="Times New Roman" w:hAnsi="Times New Roman" w:eastAsia="Times New Roman"/>
                 <w:b/>
-                <w:i w:val="0"/>
-                <w:color w:val="FFFFFF"/>
-                <w:sz w:val="24"/>
+                <w:sz w:val="17"/>
               </w:rPr>
               <w:t>Risk</w:t>
             </w:r>
@@ -2685,34 +2928,15 @@
         <w:tc>
           <w:tcPr>
             <w:tcW w:type="dxa" w:w="5184"/>
+            <w:shd w:fill="D9EAF7"/>
             <w:vAlign w:val="center"/>
-            <w:tcMar>
-              <w:top w:w="85" w:type="dxa"/>
-              <w:start w:w="90" w:type="dxa"/>
-              <w:bottom w:w="85" w:type="dxa"/>
-              <w:end w:w="90" w:type="dxa"/>
-            </w:tcMar>
-            <w:tcBorders>
-              <w:top w:val="single" w:sz="6" w:space="0" w:color="AAB8C5"/>
-              <w:left w:val="single" w:sz="6" w:space="0" w:color="AAB8C5"/>
-              <w:bottom w:val="single" w:sz="6" w:space="0" w:color="AAB8C5"/>
-              <w:right w:val="single" w:sz="6" w:space="0" w:color="AAB8C5"/>
-            </w:tcBorders>
-            <w:shd w:fill="1F4E79"/>
           </w:tcPr>
           <w:p>
-            <w:pPr>
-              <w:spacing w:after="0"/>
-              <w:jc w:val="center"/>
-            </w:pPr>
             <w:r/>
             <w:r>
               <w:rPr>
-                <w:rFonts w:ascii="Times New Roman" w:hAnsi="Times New Roman" w:eastAsia="Times New Roman"/>
                 <w:b/>
-                <w:i w:val="0"/>
-                <w:color w:val="FFFFFF"/>
-                <w:sz w:val="24"/>
+                <w:sz w:val="17"/>
               </w:rPr>
               <w:t>Mitigation</w:t>
             </w:r>
@@ -2720,194 +2944,221 @@
         </w:tc>
       </w:tr>
       <w:tr>
-        <w:trPr>
-          <w:cantSplit/>
-        </w:trPr>
         <w:tc>
           <w:tcPr>
             <w:tcW w:type="dxa" w:w="5184"/>
-            <w:vAlign w:val="center"/>
-            <w:tcMar>
-              <w:top w:w="85" w:type="dxa"/>
-              <w:start w:w="90" w:type="dxa"/>
-              <w:bottom w:w="85" w:type="dxa"/>
-              <w:end w:w="90" w:type="dxa"/>
-            </w:tcMar>
-            <w:tcBorders>
-              <w:top w:val="single" w:sz="6" w:space="0" w:color="D0D7DE"/>
-              <w:left w:val="single" w:sz="6" w:space="0" w:color="D0D7DE"/>
-              <w:bottom w:val="single" w:sz="6" w:space="0" w:color="D0D7DE"/>
-              <w:right w:val="single" w:sz="6" w:space="0" w:color="D0D7DE"/>
-            </w:tcBorders>
-            <w:shd w:fill="FFFFFF"/>
+            <w:vAlign w:val="top"/>
           </w:tcPr>
           <w:p>
-            <w:pPr>
-              <w:spacing w:after="0"/>
-              <w:jc w:val="left"/>
-            </w:pPr>
             <w:r/>
             <w:r>
               <w:rPr>
-                <w:rFonts w:ascii="Times New Roman" w:hAnsi="Times New Roman" w:eastAsia="Times New Roman"/>
                 <w:b w:val="0"/>
-                <w:i w:val="0"/>
-                <w:color w:val="1F1F1F"/>
-                <w:sz w:val="24"/>
+                <w:sz w:val="17"/>
               </w:rPr>
-              <w:t>Heavy models run slowly</w:t>
+              <w:t>Heavy models run slowly inside Streamlit</w:t>
             </w:r>
           </w:p>
         </w:tc>
         <w:tc>
           <w:tcPr>
             <w:tcW w:type="dxa" w:w="5184"/>
-            <w:vAlign w:val="center"/>
-            <w:tcMar>
-              <w:top w:w="85" w:type="dxa"/>
-              <w:start w:w="90" w:type="dxa"/>
-              <w:bottom w:w="85" w:type="dxa"/>
-              <w:end w:w="90" w:type="dxa"/>
-            </w:tcMar>
-            <w:tcBorders>
-              <w:top w:val="single" w:sz="6" w:space="0" w:color="D0D7DE"/>
-              <w:left w:val="single" w:sz="6" w:space="0" w:color="D0D7DE"/>
-              <w:bottom w:val="single" w:sz="6" w:space="0" w:color="D0D7DE"/>
-              <w:right w:val="single" w:sz="6" w:space="0" w:color="D0D7DE"/>
-            </w:tcBorders>
-            <w:shd w:fill="FFFFFF"/>
+            <w:vAlign w:val="top"/>
           </w:tcPr>
           <w:p>
-            <w:pPr>
-              <w:spacing w:after="0"/>
-              <w:jc w:val="left"/>
-            </w:pPr>
             <w:r/>
             <w:r>
               <w:rPr>
-                <w:rFonts w:ascii="Times New Roman" w:hAnsi="Times New Roman" w:eastAsia="Times New Roman"/>
                 <w:b w:val="0"/>
-                <w:i w:val="0"/>
-                <w:color w:val="1F1F1F"/>
-                <w:sz w:val="24"/>
+                <w:sz w:val="17"/>
               </w:rPr>
-              <w:t>Use small models, cached outputs, and fast demo mode</w:t>
+              <w:t>Use FAST_DEMO_MODE, small models, cached model downloads, and short demo files</w:t>
             </w:r>
           </w:p>
         </w:tc>
       </w:tr>
       <w:tr>
-        <w:trPr>
-          <w:cantSplit/>
-        </w:trPr>
         <w:tc>
           <w:tcPr>
             <w:tcW w:type="dxa" w:w="5184"/>
-            <w:vAlign w:val="center"/>
-            <w:tcMar>
-              <w:top w:w="85" w:type="dxa"/>
-              <w:start w:w="90" w:type="dxa"/>
-              <w:bottom w:w="85" w:type="dxa"/>
-              <w:end w:w="90" w:type="dxa"/>
-            </w:tcMar>
-            <w:tcBorders>
-              <w:top w:val="single" w:sz="6" w:space="0" w:color="D0D7DE"/>
-              <w:left w:val="single" w:sz="6" w:space="0" w:color="D0D7DE"/>
-              <w:bottom w:val="single" w:sz="6" w:space="0" w:color="D0D7DE"/>
-              <w:right w:val="single" w:sz="6" w:space="0" w:color="D0D7DE"/>
-            </w:tcBorders>
-            <w:shd w:fill="F8FAFC"/>
+            <w:vAlign w:val="top"/>
           </w:tcPr>
           <w:p>
-            <w:pPr>
-              <w:spacing w:after="0"/>
-              <w:jc w:val="left"/>
-            </w:pPr>
             <w:r/>
             <w:r>
               <w:rPr>
-                <w:rFonts w:ascii="Times New Roman" w:hAnsi="Times New Roman" w:eastAsia="Times New Roman"/>
                 <w:b w:val="0"/>
-                <w:i w:val="0"/>
-                <w:color w:val="1F1F1F"/>
-                <w:sz w:val="24"/>
+                <w:sz w:val="17"/>
               </w:rPr>
-              <w:t>HuggingFace model fails</w:t>
+              <w:t>LLM model unavailable</w:t>
             </w:r>
           </w:p>
         </w:tc>
         <w:tc>
           <w:tcPr>
             <w:tcW w:type="dxa" w:w="5184"/>
-            <w:vAlign w:val="center"/>
-            <w:tcMar>
-              <w:top w:w="85" w:type="dxa"/>
-              <w:start w:w="90" w:type="dxa"/>
-              <w:bottom w:w="85" w:type="dxa"/>
-              <w:end w:w="90" w:type="dxa"/>
-            </w:tcMar>
-            <w:tcBorders>
-              <w:top w:val="single" w:sz="6" w:space="0" w:color="D0D7DE"/>
-              <w:left w:val="single" w:sz="6" w:space="0" w:color="D0D7DE"/>
-              <w:bottom w:val="single" w:sz="6" w:space="0" w:color="D0D7DE"/>
-              <w:right w:val="single" w:sz="6" w:space="0" w:color="D0D7DE"/>
-            </w:tcBorders>
-            <w:shd w:fill="F8FAFC"/>
+            <w:vAlign w:val="top"/>
           </w:tcPr>
           <w:p>
-            <w:pPr>
-              <w:spacing w:after="0"/>
-              <w:jc w:val="left"/>
-            </w:pPr>
             <w:r/>
             <w:r>
               <w:rPr>
-                <w:rFonts w:ascii="Times New Roman" w:hAnsi="Times New Roman" w:eastAsia="Times New Roman"/>
                 <w:b w:val="0"/>
-                <w:i w:val="0"/>
-                <w:color w:val="1F1F1F"/>
-                <w:sz w:val="24"/>
+                <w:sz w:val="17"/>
               </w:rPr>
-              <w:t>Use rule-based summary fallback</w:t>
+              <w:t>Use deterministic rule-based summary fallback from `src/llm_summarizer/fallback.py`</w:t>
             </w:r>
           </w:p>
         </w:tc>
       </w:tr>
       <w:tr>
-        <w:trPr>
-          <w:cantSplit/>
-        </w:trPr>
         <w:tc>
           <w:tcPr>
             <w:tcW w:type="dxa" w:w="5184"/>
-            <w:vAlign w:val="center"/>
-            <w:tcMar>
-              <w:top w:w="85" w:type="dxa"/>
-              <w:start w:w="90" w:type="dxa"/>
-              <w:bottom w:w="85" w:type="dxa"/>
-              <w:end w:w="90" w:type="dxa"/>
-            </w:tcMar>
-            <w:tcBorders>
-              <w:top w:val="single" w:sz="6" w:space="0" w:color="D0D7DE"/>
-              <w:left w:val="single" w:sz="6" w:space="0" w:color="D0D7DE"/>
-              <w:bottom w:val="single" w:sz="6" w:space="0" w:color="D0D7DE"/>
-              <w:right w:val="single" w:sz="6" w:space="0" w:color="D0D7DE"/>
-            </w:tcBorders>
-            <w:shd w:fill="FFFFFF"/>
+            <w:vAlign w:val="top"/>
           </w:tcPr>
           <w:p>
-            <w:pPr>
-              <w:spacing w:after="0"/>
-              <w:jc w:val="left"/>
-            </w:pPr>
             <w:r/>
             <w:r>
               <w:rPr>
-                <w:rFonts w:ascii="Times New Roman" w:hAnsi="Times New Roman" w:eastAsia="Times New Roman"/>
                 <w:b w:val="0"/>
-                <w:i w:val="0"/>
-                <w:color w:val="1F1F1F"/>
-                <w:sz w:val="24"/>
+                <w:sz w:val="17"/>
+              </w:rPr>
+              <w:t>LLM hallucinates details</w:t>
+            </w:r>
+          </w:p>
+        </w:tc>
+        <w:tc>
+          <w:tcPr>
+            <w:tcW w:type="dxa" w:w="5184"/>
+            <w:vAlign w:val="top"/>
+          </w:tcPr>
+          <w:p>
+            <w:r/>
+            <w:r>
+              <w:rPr>
+                <w:b w:val="0"/>
+                <w:sz w:val="17"/>
+              </w:rPr>
+              <w:t>Constrain prompt, validate output, and never allow LLM to override normalized fields</w:t>
+            </w:r>
+          </w:p>
+        </w:tc>
+      </w:tr>
+      <w:tr>
+        <w:tc>
+          <w:tcPr>
+            <w:tcW w:type="dxa" w:w="5184"/>
+            <w:vAlign w:val="top"/>
+          </w:tcPr>
+          <w:p>
+            <w:r/>
+            <w:r>
+              <w:rPr>
+                <w:b w:val="0"/>
+                <w:sz w:val="17"/>
+              </w:rPr>
+              <w:t>Supabase credentials missing or wrong</w:t>
+            </w:r>
+          </w:p>
+        </w:tc>
+        <w:tc>
+          <w:tcPr>
+            <w:tcW w:type="dxa" w:w="5184"/>
+            <w:vAlign w:val="top"/>
+          </w:tcPr>
+          <w:p>
+            <w:r/>
+            <w:r>
+              <w:rPr>
+                <w:b w:val="0"/>
+                <w:sz w:val="17"/>
+              </w:rPr>
+              <w:t>Show setup guidance and do not crash</w:t>
+            </w:r>
+          </w:p>
+        </w:tc>
+      </w:tr>
+      <w:tr>
+        <w:tc>
+          <w:tcPr>
+            <w:tcW w:type="dxa" w:w="5184"/>
+            <w:vAlign w:val="top"/>
+          </w:tcPr>
+          <w:p>
+            <w:r/>
+            <w:r>
+              <w:rPr>
+                <w:b w:val="0"/>
+                <w:sz w:val="17"/>
+              </w:rPr>
+              <w:t>Student 6 integration schema mismatch</w:t>
+            </w:r>
+          </w:p>
+        </w:tc>
+        <w:tc>
+          <w:tcPr>
+            <w:tcW w:type="dxa" w:w="5184"/>
+            <w:vAlign w:val="top"/>
+          </w:tcPr>
+          <w:p>
+            <w:r/>
+            <w:r>
+              <w:rPr>
+                <w:b w:val="0"/>
+                <w:sz w:val="17"/>
+              </w:rPr>
+              <w:t>Add strict validator tests before summary and Supabase insert</w:t>
+            </w:r>
+          </w:p>
+        </w:tc>
+      </w:tr>
+      <w:tr>
+        <w:tc>
+          <w:tcPr>
+            <w:tcW w:type="dxa" w:w="5184"/>
+            <w:vAlign w:val="top"/>
+          </w:tcPr>
+          <w:p>
+            <w:r/>
+            <w:r>
+              <w:rPr>
+                <w:b w:val="0"/>
+                <w:sz w:val="17"/>
+              </w:rPr>
+              <w:t>ID collision if multiple users insert at the same time</w:t>
+            </w:r>
+          </w:p>
+        </w:tc>
+        <w:tc>
+          <w:tcPr>
+            <w:tcW w:type="dxa" w:w="5184"/>
+            <w:vAlign w:val="top"/>
+          </w:tcPr>
+          <w:p>
+            <w:r/>
+            <w:r>
+              <w:rPr>
+                <w:b w:val="0"/>
+                <w:sz w:val="17"/>
+              </w:rPr>
+              <w:t>For class demo, query current max per type before insert; document single-user assumption</w:t>
+            </w:r>
+          </w:p>
+        </w:tc>
+      </w:tr>
+      <w:tr>
+        <w:tc>
+          <w:tcPr>
+            <w:tcW w:type="dxa" w:w="5184"/>
+            <w:vAlign w:val="top"/>
+          </w:tcPr>
+          <w:p>
+            <w:r/>
+            <w:r>
+              <w:rPr>
+                <w:b w:val="0"/>
+                <w:sz w:val="17"/>
               </w:rPr>
               <w:t>OCR setup is difficult</w:t>
             </w:r>
@@ -2916,75 +3167,32 @@
         <w:tc>
           <w:tcPr>
             <w:tcW w:type="dxa" w:w="5184"/>
-            <w:vAlign w:val="center"/>
-            <w:tcMar>
-              <w:top w:w="85" w:type="dxa"/>
-              <w:start w:w="90" w:type="dxa"/>
-              <w:bottom w:w="85" w:type="dxa"/>
-              <w:end w:w="90" w:type="dxa"/>
-            </w:tcMar>
-            <w:tcBorders>
-              <w:top w:val="single" w:sz="6" w:space="0" w:color="D0D7DE"/>
-              <w:left w:val="single" w:sz="6" w:space="0" w:color="D0D7DE"/>
-              <w:bottom w:val="single" w:sz="6" w:space="0" w:color="D0D7DE"/>
-              <w:right w:val="single" w:sz="6" w:space="0" w:color="D0D7DE"/>
-            </w:tcBorders>
-            <w:shd w:fill="FFFFFF"/>
+            <w:vAlign w:val="top"/>
           </w:tcPr>
           <w:p>
-            <w:pPr>
-              <w:spacing w:after="0"/>
-              <w:jc w:val="left"/>
-            </w:pPr>
             <w:r/>
             <w:r>
               <w:rPr>
-                <w:rFonts w:ascii="Times New Roman" w:hAnsi="Times New Roman" w:eastAsia="Times New Roman"/>
                 <w:b w:val="0"/>
-                <w:i w:val="0"/>
-                <w:color w:val="1F1F1F"/>
-                <w:sz w:val="24"/>
+                <w:sz w:val="17"/>
               </w:rPr>
-              <w:t>Use text-based PDF for main demo</w:t>
+              <w:t>Use text-based PDF for main demo and keep OCR fallback optional</w:t>
             </w:r>
           </w:p>
         </w:tc>
       </w:tr>
       <w:tr>
-        <w:trPr>
-          <w:cantSplit/>
-        </w:trPr>
         <w:tc>
           <w:tcPr>
             <w:tcW w:type="dxa" w:w="5184"/>
-            <w:vAlign w:val="center"/>
-            <w:tcMar>
-              <w:top w:w="85" w:type="dxa"/>
-              <w:start w:w="90" w:type="dxa"/>
-              <w:bottom w:w="85" w:type="dxa"/>
-              <w:end w:w="90" w:type="dxa"/>
-            </w:tcMar>
-            <w:tcBorders>
-              <w:top w:val="single" w:sz="6" w:space="0" w:color="D0D7DE"/>
-              <w:left w:val="single" w:sz="6" w:space="0" w:color="D0D7DE"/>
-              <w:bottom w:val="single" w:sz="6" w:space="0" w:color="D0D7DE"/>
-              <w:right w:val="single" w:sz="6" w:space="0" w:color="D0D7DE"/>
-            </w:tcBorders>
-            <w:shd w:fill="F8FAFC"/>
+            <w:vAlign w:val="top"/>
           </w:tcPr>
           <w:p>
-            <w:pPr>
-              <w:spacing w:after="0"/>
-              <w:jc w:val="left"/>
-            </w:pPr>
             <w:r/>
             <w:r>
               <w:rPr>
-                <w:rFonts w:ascii="Times New Roman" w:hAnsi="Times New Roman" w:eastAsia="Times New Roman"/>
                 <w:b w:val="0"/>
-                <w:i w:val="0"/>
-                <w:color w:val="1F1F1F"/>
-                <w:sz w:val="24"/>
+                <w:sz w:val="17"/>
               </w:rPr>
               <w:t>Video processing is slow</w:t>
             </w:r>
@@ -2993,190 +3201,84 @@
         <w:tc>
           <w:tcPr>
             <w:tcW w:type="dxa" w:w="5184"/>
-            <w:vAlign w:val="center"/>
-            <w:tcMar>
-              <w:top w:w="85" w:type="dxa"/>
-              <w:start w:w="90" w:type="dxa"/>
-              <w:bottom w:w="85" w:type="dxa"/>
-              <w:end w:w="90" w:type="dxa"/>
-            </w:tcMar>
-            <w:tcBorders>
-              <w:top w:val="single" w:sz="6" w:space="0" w:color="D0D7DE"/>
-              <w:left w:val="single" w:sz="6" w:space="0" w:color="D0D7DE"/>
-              <w:bottom w:val="single" w:sz="6" w:space="0" w:color="D0D7DE"/>
-              <w:right w:val="single" w:sz="6" w:space="0" w:color="D0D7DE"/>
-            </w:tcBorders>
-            <w:shd w:fill="F8FAFC"/>
+            <w:vAlign w:val="top"/>
           </w:tcPr>
           <w:p>
-            <w:pPr>
-              <w:spacing w:after="0"/>
-              <w:jc w:val="left"/>
-            </w:pPr>
             <w:r/>
             <w:r>
               <w:rPr>
-                <w:rFonts w:ascii="Times New Roman" w:hAnsi="Times New Roman" w:eastAsia="Times New Roman"/>
                 <w:b w:val="0"/>
-                <w:i w:val="0"/>
-                <w:color w:val="1F1F1F"/>
-                <w:sz w:val="24"/>
+                <w:sz w:val="17"/>
               </w:rPr>
-              <w:t>Reduce frame sampling and keep clips short</w:t>
+              <w:t>Reject long videos and reduce frame sampling</w:t>
             </w:r>
           </w:p>
         </w:tc>
       </w:tr>
       <w:tr>
-        <w:trPr>
-          <w:cantSplit/>
-        </w:trPr>
         <w:tc>
           <w:tcPr>
             <w:tcW w:type="dxa" w:w="5184"/>
-            <w:vAlign w:val="center"/>
-            <w:tcMar>
-              <w:top w:w="85" w:type="dxa"/>
-              <w:start w:w="90" w:type="dxa"/>
-              <w:bottom w:w="85" w:type="dxa"/>
-              <w:end w:w="90" w:type="dxa"/>
-            </w:tcMar>
-            <w:tcBorders>
-              <w:top w:val="single" w:sz="6" w:space="0" w:color="D0D7DE"/>
-              <w:left w:val="single" w:sz="6" w:space="0" w:color="D0D7DE"/>
-              <w:bottom w:val="single" w:sz="6" w:space="0" w:color="D0D7DE"/>
-              <w:right w:val="single" w:sz="6" w:space="0" w:color="D0D7DE"/>
-            </w:tcBorders>
-            <w:shd w:fill="FFFFFF"/>
+            <w:vAlign w:val="top"/>
           </w:tcPr>
           <w:p>
-            <w:pPr>
-              <w:spacing w:after="0"/>
-              <w:jc w:val="left"/>
-            </w:pPr>
             <w:r/>
             <w:r>
               <w:rPr>
-                <w:rFonts w:ascii="Times New Roman" w:hAnsi="Times New Roman" w:eastAsia="Times New Roman"/>
                 <w:b w:val="0"/>
-                <w:i w:val="0"/>
-                <w:color w:val="1F1F1F"/>
-                <w:sz w:val="24"/>
+                <w:sz w:val="17"/>
               </w:rPr>
-              <w:t>CSV contracts mismatch</w:t>
+              <w:t>Extractor returns nulls</w:t>
             </w:r>
           </w:p>
         </w:tc>
         <w:tc>
           <w:tcPr>
             <w:tcW w:type="dxa" w:w="5184"/>
-            <w:vAlign w:val="center"/>
-            <w:tcMar>
-              <w:top w:w="85" w:type="dxa"/>
-              <w:start w:w="90" w:type="dxa"/>
-              <w:bottom w:w="85" w:type="dxa"/>
-              <w:end w:w="90" w:type="dxa"/>
-            </w:tcMar>
-            <w:tcBorders>
-              <w:top w:val="single" w:sz="6" w:space="0" w:color="D0D7DE"/>
-              <w:left w:val="single" w:sz="6" w:space="0" w:color="D0D7DE"/>
-              <w:bottom w:val="single" w:sz="6" w:space="0" w:color="D0D7DE"/>
-              <w:right w:val="single" w:sz="6" w:space="0" w:color="D0D7DE"/>
-            </w:tcBorders>
-            <w:shd w:fill="FFFFFF"/>
+            <w:vAlign w:val="top"/>
           </w:tcPr>
           <w:p>
-            <w:pPr>
-              <w:spacing w:after="0"/>
-              <w:jc w:val="left"/>
-            </w:pPr>
             <w:r/>
             <w:r>
               <w:rPr>
-                <w:rFonts w:ascii="Times New Roman" w:hAnsi="Times New Roman" w:eastAsia="Times New Roman"/>
                 <w:b w:val="0"/>
-                <w:i w:val="0"/>
-                <w:color w:val="1F1F1F"/>
-                <w:sz w:val="24"/>
+                <w:sz w:val="17"/>
               </w:rPr>
-              <w:t>Add schema tests for intermediate and final outputs</w:t>
+              <w:t>Validators convert missing values to Unknown and severity to Low/Medium/High</w:t>
             </w:r>
           </w:p>
         </w:tc>
       </w:tr>
       <w:tr>
-        <w:trPr>
-          <w:cantSplit/>
-        </w:trPr>
         <w:tc>
           <w:tcPr>
             <w:tcW w:type="dxa" w:w="5184"/>
-            <w:vAlign w:val="center"/>
-            <w:tcMar>
-              <w:top w:w="85" w:type="dxa"/>
-              <w:start w:w="90" w:type="dxa"/>
-              <w:bottom w:w="85" w:type="dxa"/>
-              <w:end w:w="90" w:type="dxa"/>
-            </w:tcMar>
-            <w:tcBorders>
-              <w:top w:val="single" w:sz="6" w:space="0" w:color="D0D7DE"/>
-              <w:left w:val="single" w:sz="6" w:space="0" w:color="D0D7DE"/>
-              <w:bottom w:val="single" w:sz="6" w:space="0" w:color="D0D7DE"/>
-              <w:right w:val="single" w:sz="6" w:space="0" w:color="D0D7DE"/>
-            </w:tcBorders>
-            <w:shd w:fill="F8FAFC"/>
+            <w:vAlign w:val="top"/>
           </w:tcPr>
           <w:p>
-            <w:pPr>
-              <w:spacing w:after="0"/>
-              <w:jc w:val="left"/>
-            </w:pPr>
             <w:r/>
             <w:r>
               <w:rPr>
-                <w:rFonts w:ascii="Times New Roman" w:hAnsi="Times New Roman" w:eastAsia="Times New Roman"/>
                 <w:b w:val="0"/>
-                <w:i w:val="0"/>
-                <w:color w:val="1F1F1F"/>
-                <w:sz w:val="24"/>
+                <w:sz w:val="17"/>
               </w:rPr>
-              <w:t>Dependency conflicts</w:t>
+              <w:t>Dashboard reads local stale data</w:t>
             </w:r>
           </w:p>
         </w:tc>
         <w:tc>
           <w:tcPr>
             <w:tcW w:type="dxa" w:w="5184"/>
-            <w:vAlign w:val="center"/>
-            <w:tcMar>
-              <w:top w:w="85" w:type="dxa"/>
-              <w:start w:w="90" w:type="dxa"/>
-              <w:bottom w:w="85" w:type="dxa"/>
-              <w:end w:w="90" w:type="dxa"/>
-            </w:tcMar>
-            <w:tcBorders>
-              <w:top w:val="single" w:sz="6" w:space="0" w:color="D0D7DE"/>
-              <w:left w:val="single" w:sz="6" w:space="0" w:color="D0D7DE"/>
-              <w:bottom w:val="single" w:sz="6" w:space="0" w:color="D0D7DE"/>
-              <w:right w:val="single" w:sz="6" w:space="0" w:color="D0D7DE"/>
-            </w:tcBorders>
-            <w:shd w:fill="F8FAFC"/>
+            <w:vAlign w:val="top"/>
           </w:tcPr>
           <w:p>
-            <w:pPr>
-              <w:spacing w:after="0"/>
-              <w:jc w:val="left"/>
-            </w:pPr>
             <w:r/>
             <w:r>
               <w:rPr>
-                <w:rFonts w:ascii="Times New Roman" w:hAnsi="Times New Roman" w:eastAsia="Times New Roman"/>
                 <w:b w:val="0"/>
-                <w:i w:val="0"/>
-                <w:color w:val="1F1F1F"/>
-                <w:sz w:val="24"/>
+                <w:sz w:val="17"/>
               </w:rPr>
-              <w:t>Pin versions after first successful integration test</w:t>
+              <w:t>Dashboard must query Supabase directly</w:t>
             </w:r>
           </w:p>
         </w:tc>
@@ -3184,8 +3286,6 @@
     </w:tbl>
     <w:p/>
     <w:sectPr>
-      <w:headerReference w:type="default" r:id="rId9"/>
-      <w:footerReference w:type="default" r:id="rId10"/>
       <w:pgSz w:w="12240" w:h="15840"/>
       <w:pgMar w:top="936" w:right="936" w:bottom="936" w:left="936" w:header="720" w:footer="720" w:gutter="0"/>
       <w:cols w:space="720"/>
@@ -3193,66 +3293,6 @@
     </w:sectPr>
   </w:body>
 </w:document>
-</file>
-
-<file path=word/footer1.xml><?xml version="1.0" encoding="utf-8"?>
-<w:ftr xmlns:m="http://schemas.openxmlformats.org/officeDocument/2006/math" xmlns:mc="http://schemas.openxmlformats.org/markup-compatibility/2006" xmlns:mo="http://schemas.microsoft.com/office/mac/office/2008/main" xmlns:mv="urn:schemas-microsoft-com:mac:vml" xmlns:o="urn:schemas-microsoft-com:office:office" xmlns:r="http://schemas.openxmlformats.org/officeDocument/2006/relationships" xmlns:v="urn:schemas-microsoft-com:vml" xmlns:w10="urn:schemas-microsoft-com:office:word" xmlns:w14="http://schemas.microsoft.com/office/word/2010/wordml" xmlns:w="http://schemas.openxmlformats.org/wordprocessingml/2006/main" xmlns:wne="http://schemas.microsoft.com/office/word/2006/wordml" xmlns:wp14="http://schemas.microsoft.com/office/word/2010/wordprocessingDrawing" xmlns:wp="http://schemas.openxmlformats.org/drawingml/2006/wordprocessingDrawing" xmlns:wpc="http://schemas.microsoft.com/office/word/2010/wordprocessingCanvas" xmlns:wpg="http://schemas.microsoft.com/office/word/2010/wordprocessingGroup" xmlns:wpi="http://schemas.microsoft.com/office/word/2010/wordprocessingInk" xmlns:wps="http://schemas.microsoft.com/office/word/2010/wordprocessingShape" mc:Ignorable="w14 wp14">
-  <w:p>
-    <w:pPr>
-      <w:pStyle w:val="Footer"/>
-      <w:jc w:val="right"/>
-    </w:pPr>
-    <w:r/>
-    <w:r>
-      <w:rPr>
-        <w:rFonts w:ascii="Times New Roman" w:hAnsi="Times New Roman" w:eastAsia="Times New Roman"/>
-        <w:b w:val="0"/>
-        <w:i w:val="0"/>
-        <w:color w:val="666666"/>
-        <w:sz w:val="18"/>
-      </w:rPr>
-      <w:t xml:space="preserve">Group 2 · Class Prototype · Final Submission: June 26, 2026  |  </w:t>
-    </w:r>
-    <w:r>
-      <w:rPr>
-        <w:rFonts w:ascii="Times New Roman" w:hAnsi="Times New Roman" w:eastAsia="Times New Roman"/>
-        <w:b w:val="0"/>
-        <w:i w:val="0"/>
-        <w:color w:val="666666"/>
-        <w:sz w:val="18"/>
-      </w:rPr>
-      <w:t xml:space="preserve">Page </w:t>
-      <w:fldChar w:fldCharType="begin"/>
-      <w:instrText xml:space="preserve">PAGE</w:instrText>
-      <w:fldChar w:fldCharType="end"/>
-    </w:r>
-  </w:p>
-</w:ftr>
-</file>
-
-<file path=word/header1.xml><?xml version="1.0" encoding="utf-8"?>
-<w:hdr xmlns:m="http://schemas.openxmlformats.org/officeDocument/2006/math" xmlns:mc="http://schemas.openxmlformats.org/markup-compatibility/2006" xmlns:mo="http://schemas.microsoft.com/office/mac/office/2008/main" xmlns:mv="urn:schemas-microsoft-com:mac:vml" xmlns:o="urn:schemas-microsoft-com:office:office" xmlns:r="http://schemas.openxmlformats.org/officeDocument/2006/relationships" xmlns:v="urn:schemas-microsoft-com:vml" xmlns:w10="urn:schemas-microsoft-com:office:word" xmlns:w14="http://schemas.microsoft.com/office/word/2010/wordml" xmlns:w="http://schemas.openxmlformats.org/wordprocessingml/2006/main" xmlns:wne="http://schemas.microsoft.com/office/word/2006/wordml" xmlns:wp14="http://schemas.microsoft.com/office/word/2010/wordprocessingDrawing" xmlns:wp="http://schemas.openxmlformats.org/drawingml/2006/wordprocessingDrawing" xmlns:wpc="http://schemas.microsoft.com/office/word/2010/wordprocessingCanvas" xmlns:wpg="http://schemas.microsoft.com/office/word/2010/wordprocessingGroup" xmlns:wpi="http://schemas.microsoft.com/office/word/2010/wordprocessingInk" xmlns:wps="http://schemas.microsoft.com/office/word/2010/wordprocessingShape" mc:Ignorable="w14 wp14">
-  <w:p>
-    <w:pPr>
-      <w:pStyle w:val="Header"/>
-      <w:jc w:val="left"/>
-      <w:pBdr>
-        <w:bottom w:val="single" w:sz="4" w:space="1" w:color="D9DEE3"/>
-      </w:pBdr>
-    </w:pPr>
-    <w:r/>
-    <w:r>
-      <w:rPr>
-        <w:rFonts w:ascii="Times New Roman" w:hAnsi="Times New Roman" w:eastAsia="Times New Roman"/>
-        <w:b w:val="0"/>
-        <w:i w:val="0"/>
-        <w:color w:val="666666"/>
-        <w:sz w:val="19"/>
-      </w:rPr>
-      <w:t>Multimodal Crime / Incident Report Analyzer  |  Technical Design</w:t>
-    </w:r>
-  </w:p>
-</w:hdr>
 </file>
 
 <file path=word/numbering.xml><?xml version="1.0" encoding="utf-8"?>
@@ -3618,13 +3658,9 @@
     <w:name w:val="Normal"/>
     <w:qFormat/>
     <w:rsid w:val="00FC693F"/>
-    <w:pPr>
-      <w:spacing w:after="120" w:line="259" w:lineRule="auto"/>
-    </w:pPr>
     <w:rPr>
-      <w:rFonts w:ascii="Times New Roman" w:hAnsi="Times New Roman" w:eastAsia="Times New Roman"/>
-      <w:color w:val="1F1F1F"/>
-      <w:sz w:val="26"/>
+      <w:rFonts w:ascii="Arial" w:hAnsi="Arial" w:eastAsia="Arial"/>
+      <w:sz w:val="19"/>
     </w:rPr>
   </w:style>
   <w:style w:type="paragraph" w:styleId="Header">
@@ -3682,15 +3718,15 @@
     <w:pPr>
       <w:keepNext/>
       <w:keepLines/>
-      <w:spacing w:before="240" w:after="120"/>
+      <w:spacing w:before="480" w:after="0"/>
       <w:outlineLvl w:val="0"/>
     </w:pPr>
     <w:rPr>
-      <w:rFonts w:asciiTheme="majorHAnsi" w:eastAsiaTheme="majorEastAsia" w:hAnsiTheme="majorHAnsi" w:cstheme="majorBidi" w:ascii="Times New Roman" w:hAnsi="Times New Roman" w:eastAsia="Times New Roman"/>
+      <w:rFonts w:asciiTheme="majorHAnsi" w:eastAsiaTheme="majorEastAsia" w:hAnsiTheme="majorHAnsi" w:cstheme="majorBidi" w:ascii="Arial" w:hAnsi="Arial" w:eastAsia="Arial"/>
       <w:b/>
       <w:bCs/>
-      <w:color w:val="12385B"/>
-      <w:sz w:val="36"/>
+      <w:color w:val="365F91" w:themeColor="accent1" w:themeShade="BF"/>
+      <w:sz w:val="28"/>
       <w:szCs w:val="28"/>
     </w:rPr>
   </w:style>
@@ -3706,15 +3742,15 @@
     <w:pPr>
       <w:keepNext/>
       <w:keepLines/>
-      <w:spacing w:before="240" w:after="120"/>
+      <w:spacing w:before="200" w:after="0"/>
       <w:outlineLvl w:val="1"/>
     </w:pPr>
     <w:rPr>
-      <w:rFonts w:asciiTheme="majorHAnsi" w:eastAsiaTheme="majorEastAsia" w:hAnsiTheme="majorHAnsi" w:cstheme="majorBidi" w:ascii="Times New Roman" w:hAnsi="Times New Roman" w:eastAsia="Times New Roman"/>
+      <w:rFonts w:asciiTheme="majorHAnsi" w:eastAsiaTheme="majorEastAsia" w:hAnsiTheme="majorHAnsi" w:cstheme="majorBidi" w:ascii="Arial" w:hAnsi="Arial" w:eastAsia="Arial"/>
       <w:b/>
       <w:bCs/>
-      <w:color w:val="1F4E79"/>
-      <w:sz w:val="30"/>
+      <w:color w:val="4F81BD" w:themeColor="accent1"/>
+      <w:sz w:val="26"/>
       <w:szCs w:val="26"/>
     </w:rPr>
   </w:style>
@@ -3730,15 +3766,14 @@
     <w:pPr>
       <w:keepNext/>
       <w:keepLines/>
-      <w:spacing w:before="240" w:after="120"/>
+      <w:spacing w:before="200" w:after="0"/>
       <w:outlineLvl w:val="2"/>
     </w:pPr>
     <w:rPr>
-      <w:rFonts w:asciiTheme="majorHAnsi" w:eastAsiaTheme="majorEastAsia" w:hAnsiTheme="majorHAnsi" w:cstheme="majorBidi" w:ascii="Times New Roman" w:hAnsi="Times New Roman" w:eastAsia="Times New Roman"/>
+      <w:rFonts w:asciiTheme="majorHAnsi" w:eastAsiaTheme="majorEastAsia" w:hAnsiTheme="majorHAnsi" w:cstheme="majorBidi" w:ascii="Arial" w:hAnsi="Arial" w:eastAsia="Arial"/>
       <w:b/>
       <w:bCs/>
-      <w:color w:val="12385B"/>
-      <w:sz w:val="27"/>
+      <w:color w:val="4F81BD" w:themeColor="accent1"/>
     </w:rPr>
   </w:style>
   <w:style w:type="paragraph" w:styleId="Heading4">
@@ -4154,13 +4189,8 @@
       <w:numPr>
         <w:numId w:val="1"/>
       </w:numPr>
-      <w:spacing w:after="80"/>
       <w:contextualSpacing/>
     </w:pPr>
-    <w:rPr>
-      <w:rFonts w:ascii="Times New Roman" w:hAnsi="Times New Roman" w:eastAsia="Times New Roman"/>
-      <w:sz w:val="26"/>
-    </w:rPr>
   </w:style>
   <w:style w:type="paragraph" w:styleId="ListBullet2">
     <w:name w:val="List Bullet 2"/>
@@ -4198,13 +4228,8 @@
       <w:numPr>
         <w:numId w:val="5"/>
       </w:numPr>
-      <w:spacing w:after="80"/>
       <w:contextualSpacing/>
     </w:pPr>
-    <w:rPr>
-      <w:rFonts w:ascii="Times New Roman" w:hAnsi="Times New Roman" w:eastAsia="Times New Roman"/>
-      <w:sz w:val="26"/>
-    </w:rPr>
   </w:style>
   <w:style w:type="paragraph" w:styleId="ListNumber2">
     <w:name w:val="List Number 2"/>

--- a/docs_docx/tech.docx
+++ b/docs_docx/tech.docx
@@ -1698,7 +1698,7 @@
         <w:spacing w:after="80"/>
       </w:pPr>
       <w:r>
-        <w:t xml:space="preserve">The LLM summarizer can use a local/free Hugging Face or Ollama-style model if available, but the fallback in </w:t>
+        <w:t xml:space="preserve">The LLM summarizer can use a local/free text-generation model such as Ollama if available, but the fallback in </w:t>
       </w:r>
       <w:r>
         <w:rPr>
@@ -1931,7 +1931,7 @@
                 <w:b w:val="0"/>
                 <w:sz w:val="17"/>
               </w:rPr>
-              <w:t>spacy, nltk, transformers, torch</w:t>
+              <w:t>spacy, nltk, and an optional local LLM client</w:t>
             </w:r>
           </w:p>
         </w:tc>
